--- a/资料/论文资料/基于STM32F407的多模块嵌入式音视频系统设计与实现.docx
+++ b/资料/论文资料/基于STM32F407的多模块嵌入式音视频系统设计与实现.docx
@@ -23,7 +23,7 @@
           <w:b/>
           <w:sz w:val="52"/>
         </w:rPr>
-        <w:t>STM32F407</w:t>
+        <w:t>STM32</w:t>
       </w:r>
       <w:r>
         <w:rPr>
@@ -239,7 +239,7 @@
         <w:spacing w:after="0" w:line="360" w:lineRule="atLeast"/>
         <w:outlineLvl w:val="2"/>
         <w:rPr>
-          <w:rFonts w:ascii="黑体" w:eastAsia="黑体" w:hAnsi="黑体" w:cs="Arial"/>
+          <w:rFonts w:ascii="黑体" w:eastAsia="黑体" w:hAnsi="黑体" w:cs="Arial" w:hint="eastAsia"/>
           <w:color w:val="1F2329"/>
           <w:kern w:val="0"/>
           <w:sz w:val="24"/>
@@ -263,7 +263,7 @@
         <w:spacing w:after="0" w:line="360" w:lineRule="atLeast"/>
         <w:ind w:firstLineChars="200" w:firstLine="480"/>
         <w:rPr>
-          <w:rFonts w:ascii="黑体" w:eastAsia="黑体" w:hAnsi="黑体" w:cs="Arial"/>
+          <w:rFonts w:ascii="黑体" w:eastAsia="黑体" w:hAnsi="黑体" w:cs="Arial" w:hint="eastAsia"/>
           <w:color w:val="1F2329"/>
           <w:kern w:val="0"/>
           <w:sz w:val="24"/>
@@ -360,6 +360,11 @@
     <w:sdt>
       <w:sdtPr>
         <w:rPr>
+          <w:rFonts w:asciiTheme="minorHAnsi" w:eastAsiaTheme="minorEastAsia" w:hAnsiTheme="minorHAnsi" w:cstheme="minorBidi"/>
+          <w:color w:val="auto"/>
+          <w:kern w:val="2"/>
+          <w:sz w:val="22"/>
+          <w:szCs w:val="24"/>
           <w:lang w:val="zh-CN"/>
         </w:rPr>
         <w:id w:val="1447824123"/>
@@ -370,13 +375,8 @@
       </w:sdtPr>
       <w:sdtEndPr>
         <w:rPr>
-          <w:rFonts w:asciiTheme="minorHAnsi" w:eastAsiaTheme="minorEastAsia" w:hAnsiTheme="minorHAnsi" w:cstheme="minorBidi"/>
           <w:b/>
           <w:bCs/>
-          <w:color w:val="auto"/>
-          <w:kern w:val="2"/>
-          <w:sz w:val="22"/>
-          <w:szCs w:val="24"/>
         </w:rPr>
       </w:sdtEndPr>
       <w:sdtContent>
@@ -412,9 +412,6 @@
             <w:instrText xml:space="preserve"> TOC \o "1-3" \h \z \u </w:instrText>
           </w:r>
           <w:r>
-            <w:rPr>
-              <w:rFonts w:hint="eastAsia"/>
-            </w:rPr>
             <w:fldChar w:fldCharType="separate"/>
           </w:r>
           <w:hyperlink w:anchor="_Toc223770325" w:history="1">
@@ -564,25 +561,7 @@
                 <w:b/>
                 <w:noProof/>
               </w:rPr>
-              <w:t>研究</w:t>
-            </w:r>
-            <w:r>
-              <w:rPr>
-                <w:rStyle w:val="a8"/>
-                <w:rFonts w:ascii="Arial" w:eastAsia="等线" w:hAnsi="Arial" w:cs="Arial" w:hint="eastAsia"/>
-                <w:b/>
-                <w:noProof/>
-              </w:rPr>
-              <w:t>背</w:t>
-            </w:r>
-            <w:r>
-              <w:rPr>
-                <w:rStyle w:val="a8"/>
-                <w:rFonts w:ascii="Arial" w:eastAsia="等线" w:hAnsi="Arial" w:cs="Arial" w:hint="eastAsia"/>
-                <w:b/>
-                <w:noProof/>
-              </w:rPr>
-              <w:t>景与意义</w:t>
+              <w:t>研究背景与意义</w:t>
             </w:r>
             <w:r>
               <w:rPr>
@@ -11475,6 +11454,7 @@
         <w:rPr>
           <w:rFonts w:ascii="Arial" w:eastAsia="等线" w:hAnsi="Arial" w:cs="Arial"/>
         </w:rPr>
+        <w:lastRenderedPageBreak/>
         <w:t>DMA</w:t>
       </w:r>
       <w:r>
@@ -11487,7 +11467,6 @@
         <w:rPr>
           <w:rFonts w:ascii="Arial" w:eastAsia="等线" w:hAnsi="Arial" w:cs="Arial"/>
         </w:rPr>
-        <w:lastRenderedPageBreak/>
         <w:t>USB</w:t>
       </w:r>
       <w:r>
@@ -14155,7 +14134,7 @@
           <w:noProof/>
         </w:rPr>
         <w:drawing>
-          <wp:inline distT="0" distB="0" distL="0" distR="0" wp14:anchorId="58C58305" wp14:editId="07BB0781">
+          <wp:inline distT="0" distB="0" distL="0" distR="0" wp14:anchorId="58C58305" wp14:editId="330215A5">
             <wp:extent cx="5273675" cy="2424430"/>
             <wp:effectExtent l="0" t="0" r="0" b="0"/>
             <wp:docPr id="1026516055" name="图片 14"/>
@@ -14258,7 +14237,14 @@
         <w:rPr>
           <w:rFonts w:ascii="Arial" w:eastAsia="等线" w:hAnsi="Arial" w:cs="Arial"/>
         </w:rPr>
-        <w:t>模块，分别实现网络通信和文件传输功能，满足系统的联网需求和数据交互需求，具体设计如下：</w:t>
+        <w:t>模块，分别实现网络通信和文件传输功能，满足</w:t>
+      </w:r>
+      <w:r>
+        <w:rPr>
+          <w:rFonts w:ascii="Arial" w:eastAsia="等线" w:hAnsi="Arial" w:cs="Arial"/>
+        </w:rPr>
+        <w:lastRenderedPageBreak/>
+        <w:t>系统的联网需求和数据交互需求，具体设计如下：</w:t>
       </w:r>
     </w:p>
     <w:p>
@@ -14277,7 +14263,6 @@
         <w:rPr>
           <w:rFonts w:ascii="Arial" w:eastAsia="等线" w:hAnsi="Arial" w:cs="Arial"/>
         </w:rPr>
-        <w:lastRenderedPageBreak/>
         <w:t>WiFi</w:t>
       </w:r>
       <w:proofErr w:type="spellEnd"/>
@@ -14560,7 +14545,7 @@
           <w:noProof/>
         </w:rPr>
         <w:drawing>
-          <wp:inline distT="0" distB="0" distL="0" distR="0" wp14:anchorId="033346C3" wp14:editId="2ED04A31">
+          <wp:inline distT="0" distB="0" distL="0" distR="0" wp14:anchorId="033346C3" wp14:editId="16F43E2E">
             <wp:extent cx="5273675" cy="2363470"/>
             <wp:effectExtent l="0" t="0" r="0" b="0"/>
             <wp:docPr id="212739003" name="图片 15"/>
@@ -14988,7 +14973,14 @@
         <w:rPr>
           <w:rFonts w:ascii="Arial" w:eastAsia="等线" w:hAnsi="Arial" w:cs="Arial"/>
         </w:rPr>
-        <w:t>连接，分别测试各模块的工作状态，如屏幕是否正常点亮、音频模块是否有正常输出、</w:t>
+        <w:t>连接，分别测试各模块的工作</w:t>
+      </w:r>
+      <w:r>
+        <w:rPr>
+          <w:rFonts w:ascii="Arial" w:eastAsia="等线" w:hAnsi="Arial" w:cs="Arial"/>
+        </w:rPr>
+        <w:lastRenderedPageBreak/>
+        <w:t>状态，如屏幕是否正常点亮、音频模块是否有正常输出、</w:t>
       </w:r>
       <w:r>
         <w:rPr>
@@ -15032,7 +15024,6 @@
         <w:rPr>
           <w:rFonts w:ascii="Arial" w:eastAsia="等线" w:hAnsi="Arial" w:cs="Arial"/>
         </w:rPr>
-        <w:lastRenderedPageBreak/>
         <w:t>多模块联调：将所有外设模块连接完成，模拟系统正常工作场景，测试多模块协同工作状态，确保各模块之间无干扰、功能协同正常，无异常现象。</w:t>
       </w:r>
     </w:p>
@@ -21549,14 +21540,14 @@
         <w:rPr>
           <w:rFonts w:ascii="Arial" w:eastAsia="等线" w:hAnsi="Arial" w:cs="Arial" w:hint="eastAsia"/>
         </w:rPr>
-        <w:t>字节），解析出音频采样率、声道数、量化</w:t>
+        <w:t>字节），解析出音频采样率、声道数、</w:t>
       </w:r>
       <w:r>
         <w:rPr>
           <w:rFonts w:ascii="Arial" w:eastAsia="等线" w:hAnsi="Arial" w:cs="Arial" w:hint="eastAsia"/>
         </w:rPr>
         <w:lastRenderedPageBreak/>
-        <w:t>位数等关键参数，这些参数直接决定</w:t>
+        <w:t>量化位数等关键参数，这些参数直接决定</w:t>
       </w:r>
       <w:r>
         <w:rPr>
@@ -23185,7 +23176,14 @@
         <w:rPr>
           <w:rFonts w:ascii="Arial" w:eastAsia="等线" w:hAnsi="Arial" w:cs="Arial" w:hint="eastAsia"/>
         </w:rPr>
-        <w:t>的步骤，逐步推进调试工作，具体调试与优化过程如下：</w:t>
+        <w:t>的步骤，逐步推进调试工作，具</w:t>
+      </w:r>
+      <w:r>
+        <w:rPr>
+          <w:rFonts w:ascii="Arial" w:eastAsia="等线" w:hAnsi="Arial" w:cs="Arial" w:hint="eastAsia"/>
+        </w:rPr>
+        <w:lastRenderedPageBreak/>
+        <w:t>体调试与优化过程如下：</w:t>
       </w:r>
     </w:p>
     <w:p>
@@ -23203,7 +23201,6 @@
           <w:b/>
           <w:sz w:val="30"/>
         </w:rPr>
-        <w:lastRenderedPageBreak/>
         <w:t xml:space="preserve">4.5.1 </w:t>
       </w:r>
       <w:r>
@@ -23782,7 +23779,14 @@
         <w:rPr>
           <w:rFonts w:ascii="Arial" w:eastAsia="等线" w:hAnsi="Arial" w:cs="Arial" w:hint="eastAsia"/>
         </w:rPr>
-        <w:t>任务与音频播放任务的交互，通过触摸界面控制按钮，验证音频播放、暂停、</w:t>
+        <w:t>任务与音频播放任务的交互，通过触摸界面控制按</w:t>
+      </w:r>
+      <w:r>
+        <w:rPr>
+          <w:rFonts w:ascii="Arial" w:eastAsia="等线" w:hAnsi="Arial" w:cs="Arial" w:hint="eastAsia"/>
+        </w:rPr>
+        <w:lastRenderedPageBreak/>
+        <w:t>钮，验证音频播放、暂停、</w:t>
       </w:r>
       <w:proofErr w:type="gramStart"/>
       <w:r>
@@ -23796,14 +23800,7 @@
         <w:rPr>
           <w:rFonts w:ascii="Arial" w:eastAsia="等线" w:hAnsi="Arial" w:cs="Arial" w:hint="eastAsia"/>
         </w:rPr>
-        <w:t>指令是否准确传递与执行，播放进度是否同步刷新；测</w:t>
-      </w:r>
-      <w:r>
-        <w:rPr>
-          <w:rFonts w:ascii="Arial" w:eastAsia="等线" w:hAnsi="Arial" w:cs="Arial" w:hint="eastAsia"/>
-        </w:rPr>
-        <w:lastRenderedPageBreak/>
-        <w:t>试</w:t>
+        <w:t>指令是否准确传递与执行，播放进度是否同步刷新；测试</w:t>
       </w:r>
       <w:proofErr w:type="spellStart"/>
       <w:r>
@@ -24474,7 +24471,14 @@
         <w:rPr>
           <w:rFonts w:ascii="Arial" w:eastAsia="等线" w:hAnsi="Arial" w:cs="Arial" w:hint="eastAsia"/>
         </w:rPr>
-        <w:t>的方案，搭建完整的调试环境，明确调试内容、调试步骤与判断标准，逐步排查问题、优化性能，具体调试环境与总体流程如下：</w:t>
+        <w:t>的方案，搭建完整的调试环境，明确调试内容、调试步骤与判断标准，逐步排查问题、优化性能，具体调试环境与总体流程如</w:t>
+      </w:r>
+      <w:r>
+        <w:rPr>
+          <w:rFonts w:ascii="Arial" w:eastAsia="等线" w:hAnsi="Arial" w:cs="Arial" w:hint="eastAsia"/>
+        </w:rPr>
+        <w:lastRenderedPageBreak/>
+        <w:t>下：</w:t>
       </w:r>
     </w:p>
     <w:p>
@@ -24492,7 +24496,6 @@
           <w:b/>
           <w:sz w:val="30"/>
         </w:rPr>
-        <w:lastRenderedPageBreak/>
         <w:t xml:space="preserve">5.1.1 </w:t>
       </w:r>
       <w:r>
@@ -25273,7 +25276,14 @@
         <w:rPr>
           <w:rFonts w:ascii="Arial" w:eastAsia="等线" w:hAnsi="Arial" w:cs="Arial" w:hint="eastAsia"/>
         </w:rPr>
-        <w:t>模块的供电电压，验证供电是否稳定。调试结果显示，各模块供电电压均稳定在</w:t>
+        <w:t>模块的供电电压，验证供电是否稳定。调试结果显示，</w:t>
+      </w:r>
+      <w:r>
+        <w:rPr>
+          <w:rFonts w:ascii="Arial" w:eastAsia="等线" w:hAnsi="Arial" w:cs="Arial" w:hint="eastAsia"/>
+        </w:rPr>
+        <w:lastRenderedPageBreak/>
+        <w:t>各模块供电电压均稳定在</w:t>
       </w:r>
       <w:r>
         <w:rPr>
@@ -25315,7 +25325,6 @@
           <w:b/>
           <w:sz w:val="30"/>
         </w:rPr>
-        <w:lastRenderedPageBreak/>
         <w:t xml:space="preserve">5.2.2 </w:t>
       </w:r>
       <w:r>
@@ -25964,6 +25973,7 @@
         <w:rPr>
           <w:rFonts w:ascii="Arial" w:eastAsia="等线" w:hAnsi="Arial" w:cs="Arial"/>
         </w:rPr>
+        <w:lastRenderedPageBreak/>
         <w:t xml:space="preserve">1.  </w:t>
       </w:r>
       <w:r>
@@ -26010,7 +26020,6 @@
         <w:rPr>
           <w:rFonts w:ascii="Arial" w:eastAsia="等线" w:hAnsi="Arial" w:cs="Arial"/>
         </w:rPr>
-        <w:lastRenderedPageBreak/>
         <w:t xml:space="preserve">2.  </w:t>
       </w:r>
       <w:r>
@@ -26845,6 +26854,7 @@
               <w:rPr>
                 <w:rFonts w:ascii="Arial" w:eastAsia="等线" w:hAnsi="Arial" w:cs="Arial"/>
               </w:rPr>
+              <w:lastRenderedPageBreak/>
               <w:t>WiFi</w:t>
             </w:r>
             <w:proofErr w:type="spellEnd"/>
@@ -27112,7 +27122,6 @@
               <w:rPr>
                 <w:rFonts w:ascii="Arial" w:eastAsia="等线" w:hAnsi="Arial" w:cs="Arial"/>
               </w:rPr>
-              <w:lastRenderedPageBreak/>
               <w:t>CPU</w:t>
             </w:r>
             <w:r>
@@ -27685,6 +27694,7 @@
         <w:rPr>
           <w:rFonts w:ascii="Arial" w:eastAsia="等线" w:hAnsi="Arial" w:cs="Arial" w:hint="eastAsia"/>
         </w:rPr>
+        <w:lastRenderedPageBreak/>
         <w:t>模块能够快速连接目标热点，连接成功率</w:t>
       </w:r>
       <w:r>
@@ -27750,7 +27760,6 @@
         <w:rPr>
           <w:rFonts w:ascii="Arial" w:eastAsia="等线" w:hAnsi="Arial" w:cs="Arial" w:hint="eastAsia"/>
         </w:rPr>
-        <w:lastRenderedPageBreak/>
         <w:t>系统性能测试结果表明，系统的实时性、稳定性、音频播放效果、显示效果、联网功能等核心指标均满足预设的设计需求；硬件系统与软件系统适配良好，各模块协同工作顺畅，无功能异常与性能缺陷；系统整体运行稳定、可靠，能够实现预设的所有功能，达到了本次毕业设计的目标。</w:t>
       </w:r>
     </w:p>
@@ -28315,7 +28324,14 @@
         <w:rPr>
           <w:rFonts w:ascii="Arial" w:eastAsia="等线" w:hAnsi="Arial" w:cs="Arial" w:hint="eastAsia"/>
         </w:rPr>
-        <w:t>实时操作系统的应用、</w:t>
+        <w:t>实</w:t>
+      </w:r>
+      <w:r>
+        <w:rPr>
+          <w:rFonts w:ascii="Arial" w:eastAsia="等线" w:hAnsi="Arial" w:cs="Arial" w:hint="eastAsia"/>
+        </w:rPr>
+        <w:lastRenderedPageBreak/>
+        <w:t>时操作系统的应用、</w:t>
       </w:r>
       <w:r>
         <w:rPr>
@@ -28345,7 +28361,6 @@
           <w:b/>
           <w:sz w:val="32"/>
         </w:rPr>
-        <w:lastRenderedPageBreak/>
         <w:t xml:space="preserve">6.2 </w:t>
       </w:r>
       <w:r>
@@ -28753,6 +28768,7 @@
         <w:rPr>
           <w:rFonts w:ascii="Arial" w:eastAsia="等线" w:hAnsi="Arial" w:cs="Arial" w:hint="eastAsia"/>
         </w:rPr>
+        <w:lastRenderedPageBreak/>
         <w:t>增加蓝牙通信</w:t>
       </w:r>
       <w:proofErr w:type="gramEnd"/>
@@ -28807,7 +28823,6 @@
           <w:b/>
           <w:sz w:val="36"/>
         </w:rPr>
-        <w:lastRenderedPageBreak/>
         <w:t>参考文献</w:t>
       </w:r>
       <w:bookmarkEnd w:id="92"/>
@@ -28885,21 +28900,7 @@
           <w:rStyle w:val="a8"/>
           <w:rFonts w:ascii="Arial" w:eastAsia="等线" w:hAnsi="Arial" w:cs="Arial"/>
         </w:rPr>
-        <w:t>标</w:t>
-      </w:r>
-      <w:r>
-        <w:rPr>
-          <w:rStyle w:val="a8"/>
-          <w:rFonts w:ascii="Arial" w:eastAsia="等线" w:hAnsi="Arial" w:cs="Arial"/>
-        </w:rPr>
-        <w:t>准</w:t>
-      </w:r>
-      <w:r>
-        <w:rPr>
-          <w:rStyle w:val="a8"/>
-          <w:rFonts w:ascii="Arial" w:eastAsia="等线" w:hAnsi="Arial" w:cs="Arial"/>
-        </w:rPr>
-        <w:t>外设软件库</w:t>
+        <w:t>标准外设软件库</w:t>
       </w:r>
       <w:r>
         <w:rPr>
@@ -28984,21 +28985,7 @@
             <w:rStyle w:val="a8"/>
             <w:rFonts w:ascii="Arial" w:eastAsia="等线" w:hAnsi="Arial" w:cs="Arial"/>
           </w:rPr>
-          <w:t>https://elm-chan.org</w:t>
-        </w:r>
-        <w:r>
-          <w:rPr>
-            <w:rStyle w:val="a8"/>
-            <w:rFonts w:ascii="Arial" w:eastAsia="等线" w:hAnsi="Arial" w:cs="Arial"/>
-          </w:rPr>
-          <w:t>/</w:t>
-        </w:r>
-        <w:r>
-          <w:rPr>
-            <w:rStyle w:val="a8"/>
-            <w:rFonts w:ascii="Arial" w:eastAsia="等线" w:hAnsi="Arial" w:cs="Arial"/>
-          </w:rPr>
-          <w:t>fsw/ff/</w:t>
+          <w:t>https://elm-chan.org/fsw/ff/</w:t>
         </w:r>
       </w:hyperlink>
     </w:p>
@@ -29041,21 +29028,7 @@
             <w:rStyle w:val="a8"/>
             <w:rFonts w:ascii="Arial" w:eastAsia="等线" w:hAnsi="Arial" w:cs="Arial"/>
           </w:rPr>
-          <w:t>https://www.free</w:t>
-        </w:r>
-        <w:r>
-          <w:rPr>
-            <w:rStyle w:val="a8"/>
-            <w:rFonts w:ascii="Arial" w:eastAsia="等线" w:hAnsi="Arial" w:cs="Arial"/>
-          </w:rPr>
-          <w:t>r</w:t>
-        </w:r>
-        <w:r>
-          <w:rPr>
-            <w:rStyle w:val="a8"/>
-            <w:rFonts w:ascii="Arial" w:eastAsia="等线" w:hAnsi="Arial" w:cs="Arial"/>
-          </w:rPr>
-          <w:t>tos.org/</w:t>
+          <w:t>https://www.freertos.org/</w:t>
         </w:r>
       </w:hyperlink>
     </w:p>
@@ -29090,21 +29063,7 @@
             <w:rStyle w:val="a8"/>
             <w:rFonts w:ascii="Arial" w:eastAsia="等线" w:hAnsi="Arial" w:cs="Arial"/>
           </w:rPr>
-          <w:t>https://lvg</w:t>
-        </w:r>
-        <w:r>
-          <w:rPr>
-            <w:rStyle w:val="a8"/>
-            <w:rFonts w:ascii="Arial" w:eastAsia="等线" w:hAnsi="Arial" w:cs="Arial"/>
-          </w:rPr>
-          <w:t>l</w:t>
-        </w:r>
-        <w:r>
-          <w:rPr>
-            <w:rStyle w:val="a8"/>
-            <w:rFonts w:ascii="Arial" w:eastAsia="等线" w:hAnsi="Arial" w:cs="Arial"/>
-          </w:rPr>
-          <w:t>.io/</w:t>
+          <w:t>https://lvgl.io/</w:t>
         </w:r>
       </w:hyperlink>
     </w:p>
@@ -29143,13 +29102,7 @@
         <w:rPr>
           <w:rFonts w:ascii="Arial" w:eastAsia="等线" w:hAnsi="Arial" w:cs="Arial" w:hint="eastAsia"/>
         </w:rPr>
-        <w:t>:</w:t>
-      </w:r>
-      <w:r>
-        <w:rPr>
-          <w:rFonts w:ascii="Arial" w:eastAsia="等线" w:hAnsi="Arial" w:cs="Arial" w:hint="eastAsia"/>
-        </w:rPr>
-        <w:t>STM32F4</w:t>
+        <w:t>:STM32F4</w:t>
       </w:r>
       <w:r>
         <w:rPr>
@@ -29174,7 +29127,7 @@
       <w:pPr>
         <w:spacing w:before="120" w:after="120" w:line="288" w:lineRule="auto"/>
         <w:rPr>
-          <w:rFonts w:ascii="Arial" w:eastAsia="等线" w:hAnsi="Arial" w:cs="Arial" w:hint="eastAsia"/>
+          <w:rFonts w:ascii="Arial" w:eastAsia="等线" w:hAnsi="Arial" w:cs="Arial"/>
         </w:rPr>
       </w:pPr>
       <w:hyperlink r:id="rId36" w:history="1">
@@ -29183,21 +29136,7 @@
             <w:rStyle w:val="a8"/>
             <w:rFonts w:ascii="Arial" w:eastAsia="等线" w:hAnsi="Arial" w:cs="Arial"/>
           </w:rPr>
-          <w:t>https://www.st.com/en/embedded-software/st</w:t>
-        </w:r>
-        <w:r>
-          <w:rPr>
-            <w:rStyle w:val="a8"/>
-            <w:rFonts w:ascii="Arial" w:eastAsia="等线" w:hAnsi="Arial" w:cs="Arial"/>
-          </w:rPr>
-          <w:t>s</w:t>
-        </w:r>
-        <w:r>
-          <w:rPr>
-            <w:rStyle w:val="a8"/>
-            <w:rFonts w:ascii="Arial" w:eastAsia="等线" w:hAnsi="Arial" w:cs="Arial"/>
-          </w:rPr>
-          <w:t>w-stm32046.html</w:t>
+          <w:t>https://www.st.com/en/embedded-software/stsw-stm32046.html</w:t>
         </w:r>
       </w:hyperlink>
     </w:p>
@@ -29258,21 +29197,7 @@
             <w:rStyle w:val="a8"/>
             <w:rFonts w:ascii="Arial" w:eastAsia="等线" w:hAnsi="Arial" w:cs="Arial"/>
           </w:rPr>
-          <w:t>https://www.bilibili.com/vi</w:t>
-        </w:r>
-        <w:r>
-          <w:rPr>
-            <w:rStyle w:val="a8"/>
-            <w:rFonts w:ascii="Arial" w:eastAsia="等线" w:hAnsi="Arial" w:cs="Arial"/>
-          </w:rPr>
-          <w:t>d</w:t>
-        </w:r>
-        <w:r>
-          <w:rPr>
-            <w:rStyle w:val="a8"/>
-            <w:rFonts w:ascii="Arial" w:eastAsia="等线" w:hAnsi="Arial" w:cs="Arial"/>
-          </w:rPr>
-          <w:t>eo/BV19g411p7UT/?spm_id_from=333.1007.top_right_bar_window_custom_collection.content.click&amp;vd_source=b0729ec1872a7fe134a00d7858d7b0f8</w:t>
+          <w:t>https://www.bilibili.com/video/BV19g411p7UT/?spm_id_from=333.1007.top_right_bar_window_custom_collection.content.click&amp;vd_source=b0729ec1872a7fe134a00d7858d7b0f8</w:t>
         </w:r>
       </w:hyperlink>
     </w:p>
@@ -29289,21 +29214,7 @@
             <w:rStyle w:val="a8"/>
             <w:rFonts w:ascii="Arial" w:eastAsia="等线" w:hAnsi="Arial" w:cs="Arial"/>
           </w:rPr>
-          <w:t>https://www.bilibili.com/video/BV1CG4y157Px/?spm_id_from=333.1007.top_right_bar_window_custom_collection.content.click&amp;vd_source=b0729ec</w:t>
-        </w:r>
-        <w:r>
-          <w:rPr>
-            <w:rStyle w:val="a8"/>
-            <w:rFonts w:ascii="Arial" w:eastAsia="等线" w:hAnsi="Arial" w:cs="Arial"/>
-          </w:rPr>
-          <w:t>1</w:t>
-        </w:r>
-        <w:r>
-          <w:rPr>
-            <w:rStyle w:val="a8"/>
-            <w:rFonts w:ascii="Arial" w:eastAsia="等线" w:hAnsi="Arial" w:cs="Arial"/>
-          </w:rPr>
-          <w:t>872a7fe134a00d7858d7b0f8</w:t>
+          <w:t>https://www.bilibili.com/video/BV1CG4y157Px/?spm_id_from=333.1007.top_right_bar_window_custom_collection.content.click&amp;vd_source=b0729ec1872a7fe134a00d7858d7b0f8</w:t>
         </w:r>
       </w:hyperlink>
     </w:p>
@@ -29346,21 +29257,7 @@
             <w:rStyle w:val="a8"/>
             <w:rFonts w:ascii="Arial" w:eastAsia="等线" w:hAnsi="Arial" w:cs="Arial"/>
           </w:rPr>
-          <w:t>https://www.bilibili.com/video/BV1th411z7sn/?spm_id_from=333.337.search-card.all.click&amp;vd_source=b0729ec1872a7fe134a0</w:t>
-        </w:r>
-        <w:r>
-          <w:rPr>
-            <w:rStyle w:val="a8"/>
-            <w:rFonts w:ascii="Arial" w:eastAsia="等线" w:hAnsi="Arial" w:cs="Arial"/>
-          </w:rPr>
-          <w:t>0</w:t>
-        </w:r>
-        <w:r>
-          <w:rPr>
-            <w:rStyle w:val="a8"/>
-            <w:rFonts w:ascii="Arial" w:eastAsia="等线" w:hAnsi="Arial" w:cs="Arial"/>
-          </w:rPr>
-          <w:t>d7858d7b0f8</w:t>
+          <w:t>https://www.bilibili.com/video/BV1th411z7sn/?spm_id_from=333.337.search-card.all.click&amp;vd_source=b0729ec1872a7fe134a00d7858d7b0f8</w:t>
         </w:r>
       </w:hyperlink>
     </w:p>
@@ -29368,7 +29265,7 @@
       <w:pPr>
         <w:spacing w:before="120" w:after="120" w:line="288" w:lineRule="auto"/>
         <w:rPr>
-          <w:rFonts w:ascii="Arial" w:eastAsia="等线" w:hAnsi="Arial" w:cs="Arial" w:hint="eastAsia"/>
+          <w:rFonts w:ascii="Arial" w:eastAsia="等线" w:hAnsi="Arial" w:cs="Arial"/>
         </w:rPr>
       </w:pPr>
       <w:r>
@@ -33064,6 +32961,7 @@
   <w:style w:type="character" w:default="1" w:styleId="a0">
     <w:name w:val="Default Paragraph Font"/>
     <w:uiPriority w:val="1"/>
+    <w:semiHidden/>
     <w:unhideWhenUsed/>
   </w:style>
   <w:style w:type="table" w:default="1" w:styleId="a1">

--- a/资料/论文资料/基于STM32F407的多模块嵌入式音视频系统设计与实现.docx
+++ b/资料/论文资料/基于STM32F407的多模块嵌入式音视频系统设计与实现.docx
@@ -14134,7 +14134,7 @@
           <w:noProof/>
         </w:rPr>
         <w:drawing>
-          <wp:inline distT="0" distB="0" distL="0" distR="0" wp14:anchorId="58C58305" wp14:editId="330215A5">
+          <wp:inline distT="0" distB="0" distL="0" distR="0" wp14:anchorId="58C58305" wp14:editId="32B60993">
             <wp:extent cx="5273675" cy="2424430"/>
             <wp:effectExtent l="0" t="0" r="0" b="0"/>
             <wp:docPr id="1026516055" name="图片 14"/>
@@ -14545,7 +14545,7 @@
           <w:noProof/>
         </w:rPr>
         <w:drawing>
-          <wp:inline distT="0" distB="0" distL="0" distR="0" wp14:anchorId="033346C3" wp14:editId="16F43E2E">
+          <wp:inline distT="0" distB="0" distL="0" distR="0" wp14:anchorId="033346C3" wp14:editId="64C34835">
             <wp:extent cx="5273675" cy="2363470"/>
             <wp:effectExtent l="0" t="0" r="0" b="0"/>
             <wp:docPr id="212739003" name="图片 15"/>
@@ -28830,22 +28830,22 @@
     </w:p>
     <w:p>
       <w:pPr>
+        <w:pStyle w:val="a7"/>
+        <w:numPr>
+          <w:ilvl w:val="0"/>
+          <w:numId w:val="57"/>
+        </w:numPr>
         <w:spacing w:before="120" w:after="120" w:line="288" w:lineRule="auto"/>
+        <w:ind w:firstLineChars="0"/>
         <w:rPr>
           <w:rFonts w:ascii="Arial" w:eastAsia="等线" w:hAnsi="Arial" w:cs="Arial"/>
         </w:rPr>
       </w:pPr>
       <w:r>
         <w:rPr>
-          <w:rFonts w:ascii="Arial" w:eastAsia="等线" w:hAnsi="Arial" w:cs="Arial"/>
-        </w:rPr>
-        <w:t>[1]</w:t>
-      </w:r>
-      <w:r>
-        <w:rPr>
-          <w:rFonts w:ascii="Arial" w:eastAsia="等线" w:hAnsi="Arial" w:cs="Arial" w:hint="eastAsia"/>
-        </w:rPr>
-        <w:t xml:space="preserve"> ST-</w:t>
+          <w:rFonts w:ascii="Arial" w:eastAsia="等线" w:hAnsi="Arial" w:cs="Arial" w:hint="eastAsia"/>
+        </w:rPr>
+        <w:t>ST-</w:t>
       </w:r>
       <w:r>
         <w:rPr>
@@ -28879,7 +28879,7 @@
       </w:r>
       <w:r>
         <w:rPr>
-          <w:rFonts w:ascii="Arial" w:eastAsia="等线" w:hAnsi="Arial" w:cs="Arial" w:hint="eastAsia"/>
+          <w:rFonts w:hint="eastAsia"/>
         </w:rPr>
       </w:r>
       <w:r>
@@ -28932,35 +28932,17 @@
     </w:p>
     <w:p>
       <w:pPr>
+        <w:pStyle w:val="a7"/>
+        <w:numPr>
+          <w:ilvl w:val="0"/>
+          <w:numId w:val="57"/>
+        </w:numPr>
         <w:spacing w:before="120" w:after="120" w:line="288" w:lineRule="auto"/>
+        <w:ind w:firstLineChars="0"/>
         <w:rPr>
           <w:rFonts w:ascii="Arial" w:eastAsia="等线" w:hAnsi="Arial" w:cs="Arial"/>
         </w:rPr>
       </w:pPr>
-      <w:r>
-        <w:rPr>
-          <w:rFonts w:ascii="Arial" w:eastAsia="等线" w:hAnsi="Arial" w:cs="Arial"/>
-        </w:rPr>
-        <w:t>[</w:t>
-      </w:r>
-      <w:r>
-        <w:rPr>
-          <w:rFonts w:ascii="Arial" w:eastAsia="等线" w:hAnsi="Arial" w:cs="Arial" w:hint="eastAsia"/>
-        </w:rPr>
-        <w:t>2</w:t>
-      </w:r>
-      <w:r>
-        <w:rPr>
-          <w:rFonts w:ascii="Arial" w:eastAsia="等线" w:hAnsi="Arial" w:cs="Arial"/>
-        </w:rPr>
-        <w:t>]</w:t>
-      </w:r>
-      <w:r>
-        <w:rPr>
-          <w:rFonts w:ascii="Arial" w:eastAsia="等线" w:hAnsi="Arial" w:cs="Arial" w:hint="eastAsia"/>
-        </w:rPr>
-        <w:t xml:space="preserve"> </w:t>
-      </w:r>
       <w:r>
         <w:rPr>
           <w:rFonts w:ascii="Arial" w:eastAsia="等线" w:hAnsi="Arial" w:cs="Arial" w:hint="eastAsia"/>
@@ -28991,17 +28973,17 @@
     </w:p>
     <w:p>
       <w:pPr>
+        <w:pStyle w:val="a7"/>
+        <w:numPr>
+          <w:ilvl w:val="0"/>
+          <w:numId w:val="57"/>
+        </w:numPr>
         <w:spacing w:before="120" w:after="120" w:line="288" w:lineRule="auto"/>
+        <w:ind w:firstLineChars="0"/>
         <w:rPr>
           <w:rFonts w:ascii="Arial" w:eastAsia="等线" w:hAnsi="Arial" w:cs="Arial"/>
         </w:rPr>
       </w:pPr>
-      <w:r>
-        <w:rPr>
-          <w:rFonts w:ascii="Arial" w:eastAsia="等线" w:hAnsi="Arial" w:cs="Arial" w:hint="eastAsia"/>
-        </w:rPr>
-        <w:t xml:space="preserve">[3] </w:t>
-      </w:r>
       <w:proofErr w:type="spellStart"/>
       <w:r>
         <w:rPr>
@@ -29034,7 +29016,13 @@
     </w:p>
     <w:p>
       <w:pPr>
+        <w:pStyle w:val="a7"/>
+        <w:numPr>
+          <w:ilvl w:val="0"/>
+          <w:numId w:val="57"/>
+        </w:numPr>
         <w:spacing w:before="120" w:after="120" w:line="288" w:lineRule="auto"/>
+        <w:ind w:firstLineChars="0"/>
         <w:rPr>
           <w:rFonts w:ascii="Arial" w:eastAsia="等线" w:hAnsi="Arial" w:cs="Arial"/>
         </w:rPr>
@@ -29043,7 +29031,7 @@
         <w:rPr>
           <w:rFonts w:ascii="Arial" w:eastAsia="等线" w:hAnsi="Arial" w:cs="Arial" w:hint="eastAsia"/>
         </w:rPr>
-        <w:t>[4]LVGL</w:t>
+        <w:t>LVGL</w:t>
       </w:r>
       <w:r>
         <w:rPr>
@@ -29069,23 +29057,17 @@
     </w:p>
     <w:p>
       <w:pPr>
+        <w:pStyle w:val="a7"/>
+        <w:numPr>
+          <w:ilvl w:val="0"/>
+          <w:numId w:val="57"/>
+        </w:numPr>
         <w:spacing w:before="120" w:after="120" w:line="288" w:lineRule="auto"/>
+        <w:ind w:firstLineChars="0"/>
         <w:rPr>
           <w:rFonts w:ascii="Arial" w:eastAsia="等线" w:hAnsi="Arial" w:cs="Arial"/>
         </w:rPr>
       </w:pPr>
-      <w:r>
-        <w:rPr>
-          <w:rFonts w:ascii="Arial" w:eastAsia="等线" w:hAnsi="Arial" w:cs="Arial" w:hint="eastAsia"/>
-        </w:rPr>
-        <w:t>[5]</w:t>
-      </w:r>
-      <w:r>
-        <w:rPr>
-          <w:rFonts w:ascii="Arial" w:eastAsia="等线" w:hAnsi="Arial" w:cs="Arial" w:hint="eastAsia"/>
-        </w:rPr>
-        <w:t xml:space="preserve"> </w:t>
-      </w:r>
       <w:r>
         <w:rPr>
           <w:rFonts w:ascii="Arial" w:eastAsia="等线" w:hAnsi="Arial" w:cs="Arial" w:hint="eastAsia"/>
@@ -29125,7 +29107,13 @@
     </w:p>
     <w:p>
       <w:pPr>
+        <w:pStyle w:val="a7"/>
+        <w:numPr>
+          <w:ilvl w:val="0"/>
+          <w:numId w:val="57"/>
+        </w:numPr>
         <w:spacing w:before="120" w:after="120" w:line="288" w:lineRule="auto"/>
+        <w:ind w:firstLineChars="0"/>
         <w:rPr>
           <w:rFonts w:ascii="Arial" w:eastAsia="等线" w:hAnsi="Arial" w:cs="Arial"/>
         </w:rPr>
@@ -29142,17 +29130,17 @@
     </w:p>
     <w:p>
       <w:pPr>
+        <w:pStyle w:val="a7"/>
+        <w:numPr>
+          <w:ilvl w:val="0"/>
+          <w:numId w:val="57"/>
+        </w:numPr>
         <w:spacing w:before="120" w:after="120" w:line="288" w:lineRule="auto"/>
-        <w:rPr>
-          <w:rFonts w:ascii="Arial" w:eastAsia="等线" w:hAnsi="Arial" w:cs="Arial"/>
+        <w:ind w:firstLineChars="0"/>
+        <w:rPr>
+          <w:rFonts w:ascii="Arial" w:eastAsia="等线" w:hAnsi="Arial" w:cs="Arial" w:hint="eastAsia"/>
         </w:rPr>
       </w:pPr>
-      <w:r>
-        <w:rPr>
-          <w:rFonts w:ascii="Arial" w:eastAsia="等线" w:hAnsi="Arial" w:cs="Arial" w:hint="eastAsia"/>
-        </w:rPr>
-        <w:t>[6]</w:t>
-      </w:r>
       <w:r>
         <w:rPr>
           <w:rFonts w:ascii="Arial" w:eastAsia="等线" w:hAnsi="Arial" w:cs="Arial" w:hint="eastAsia"/>
@@ -29200,14 +29188,12 @@
           <w:t>https://www.bilibili.com/video/BV19g411p7UT/?spm_id_from=333.1007.top_right_bar_window_custom_collection.content.click&amp;vd_source=b0729ec1872a7fe134a00d7858d7b0f8</w:t>
         </w:r>
       </w:hyperlink>
-    </w:p>
-    <w:p>
-      <w:pPr>
-        <w:spacing w:before="120" w:after="120" w:line="288" w:lineRule="auto"/>
-        <w:rPr>
-          <w:rFonts w:ascii="Arial" w:eastAsia="等线" w:hAnsi="Arial" w:cs="Arial"/>
-        </w:rPr>
-      </w:pPr>
+      <w:r>
+        <w:rPr>
+          <w:rFonts w:hint="eastAsia"/>
+        </w:rPr>
+        <w:t xml:space="preserve"> </w:t>
+      </w:r>
       <w:hyperlink r:id="rId38" w:history="1">
         <w:r>
           <w:rPr>
@@ -29220,17 +29206,17 @@
     </w:p>
     <w:p>
       <w:pPr>
+        <w:pStyle w:val="a7"/>
+        <w:numPr>
+          <w:ilvl w:val="0"/>
+          <w:numId w:val="57"/>
+        </w:numPr>
         <w:spacing w:before="120" w:after="120" w:line="288" w:lineRule="auto"/>
+        <w:ind w:firstLineChars="0"/>
         <w:rPr>
           <w:rFonts w:ascii="Arial" w:eastAsia="等线" w:hAnsi="Arial" w:cs="Arial"/>
         </w:rPr>
       </w:pPr>
-      <w:r>
-        <w:rPr>
-          <w:rFonts w:ascii="Arial" w:eastAsia="等线" w:hAnsi="Arial" w:cs="Arial" w:hint="eastAsia"/>
-        </w:rPr>
-        <w:t>[7]</w:t>
-      </w:r>
       <w:proofErr w:type="gramStart"/>
       <w:r>
         <w:rPr>
@@ -29263,17 +29249,17 @@
     </w:p>
     <w:p>
       <w:pPr>
+        <w:pStyle w:val="a7"/>
+        <w:numPr>
+          <w:ilvl w:val="0"/>
+          <w:numId w:val="57"/>
+        </w:numPr>
         <w:spacing w:before="120" w:after="120" w:line="288" w:lineRule="auto"/>
+        <w:ind w:firstLineChars="0"/>
         <w:rPr>
           <w:rFonts w:ascii="Arial" w:eastAsia="等线" w:hAnsi="Arial" w:cs="Arial"/>
         </w:rPr>
       </w:pPr>
-      <w:r>
-        <w:rPr>
-          <w:rFonts w:ascii="Arial" w:eastAsia="等线" w:hAnsi="Arial" w:cs="Arial" w:hint="eastAsia"/>
-        </w:rPr>
-        <w:t>[8]</w:t>
-      </w:r>
       <w:proofErr w:type="gramStart"/>
       <w:r>
         <w:rPr>
@@ -29567,6 +29553,95 @@
     </w:lvl>
   </w:abstractNum>
   <w:abstractNum w:abstractNumId="3" w15:restartNumberingAfterBreak="0">
+    <w:nsid w:val="06290DA3"/>
+    <w:multiLevelType w:val="hybridMultilevel"/>
+    <w:tmpl w:val="CB9E1CC2"/>
+    <w:lvl w:ilvl="0" w:tplc="A4C46AD8">
+      <w:start w:val="1"/>
+      <w:numFmt w:val="decimal"/>
+      <w:lvlText w:val="[%1]."/>
+      <w:lvlJc w:val="left"/>
+      <w:pPr>
+        <w:ind w:left="880" w:hanging="440"/>
+      </w:pPr>
+      <w:rPr>
+        <w:rFonts w:hint="eastAsia"/>
+      </w:rPr>
+    </w:lvl>
+    <w:lvl w:ilvl="1" w:tplc="04090019" w:tentative="1">
+      <w:start w:val="1"/>
+      <w:numFmt w:val="lowerLetter"/>
+      <w:lvlText w:val="%2)"/>
+      <w:lvlJc w:val="left"/>
+      <w:pPr>
+        <w:ind w:left="1320" w:hanging="440"/>
+      </w:pPr>
+    </w:lvl>
+    <w:lvl w:ilvl="2" w:tplc="0409001B" w:tentative="1">
+      <w:start w:val="1"/>
+      <w:numFmt w:val="lowerRoman"/>
+      <w:lvlText w:val="%3."/>
+      <w:lvlJc w:val="right"/>
+      <w:pPr>
+        <w:ind w:left="1760" w:hanging="440"/>
+      </w:pPr>
+    </w:lvl>
+    <w:lvl w:ilvl="3" w:tplc="0409000F" w:tentative="1">
+      <w:start w:val="1"/>
+      <w:numFmt w:val="decimal"/>
+      <w:lvlText w:val="%4."/>
+      <w:lvlJc w:val="left"/>
+      <w:pPr>
+        <w:ind w:left="2200" w:hanging="440"/>
+      </w:pPr>
+    </w:lvl>
+    <w:lvl w:ilvl="4" w:tplc="04090019" w:tentative="1">
+      <w:start w:val="1"/>
+      <w:numFmt w:val="lowerLetter"/>
+      <w:lvlText w:val="%5)"/>
+      <w:lvlJc w:val="left"/>
+      <w:pPr>
+        <w:ind w:left="2640" w:hanging="440"/>
+      </w:pPr>
+    </w:lvl>
+    <w:lvl w:ilvl="5" w:tplc="0409001B" w:tentative="1">
+      <w:start w:val="1"/>
+      <w:numFmt w:val="lowerRoman"/>
+      <w:lvlText w:val="%6."/>
+      <w:lvlJc w:val="right"/>
+      <w:pPr>
+        <w:ind w:left="3080" w:hanging="440"/>
+      </w:pPr>
+    </w:lvl>
+    <w:lvl w:ilvl="6" w:tplc="0409000F" w:tentative="1">
+      <w:start w:val="1"/>
+      <w:numFmt w:val="decimal"/>
+      <w:lvlText w:val="%7."/>
+      <w:lvlJc w:val="left"/>
+      <w:pPr>
+        <w:ind w:left="3520" w:hanging="440"/>
+      </w:pPr>
+    </w:lvl>
+    <w:lvl w:ilvl="7" w:tplc="04090019" w:tentative="1">
+      <w:start w:val="1"/>
+      <w:numFmt w:val="lowerLetter"/>
+      <w:lvlText w:val="%8)"/>
+      <w:lvlJc w:val="left"/>
+      <w:pPr>
+        <w:ind w:left="3960" w:hanging="440"/>
+      </w:pPr>
+    </w:lvl>
+    <w:lvl w:ilvl="8" w:tplc="0409001B" w:tentative="1">
+      <w:start w:val="1"/>
+      <w:numFmt w:val="lowerRoman"/>
+      <w:lvlText w:val="%9."/>
+      <w:lvlJc w:val="right"/>
+      <w:pPr>
+        <w:ind w:left="4400" w:hanging="440"/>
+      </w:pPr>
+    </w:lvl>
+  </w:abstractNum>
+  <w:abstractNum w:abstractNumId="4" w15:restartNumberingAfterBreak="0">
     <w:nsid w:val="085C5867"/>
     <w:multiLevelType w:val="multilevel"/>
     <w:tmpl w:val="74DCA110"/>
@@ -29619,7 +29694,7 @@
       <w:lvlJc w:val="left"/>
     </w:lvl>
   </w:abstractNum>
-  <w:abstractNum w:abstractNumId="4" w15:restartNumberingAfterBreak="0">
+  <w:abstractNum w:abstractNumId="5" w15:restartNumberingAfterBreak="0">
     <w:nsid w:val="0C0424ED"/>
     <w:multiLevelType w:val="multilevel"/>
     <w:tmpl w:val="84A677D6"/>
@@ -29672,7 +29747,7 @@
       <w:lvlJc w:val="left"/>
     </w:lvl>
   </w:abstractNum>
-  <w:abstractNum w:abstractNumId="5" w15:restartNumberingAfterBreak="0">
+  <w:abstractNum w:abstractNumId="6" w15:restartNumberingAfterBreak="0">
     <w:nsid w:val="0E67328A"/>
     <w:multiLevelType w:val="multilevel"/>
     <w:tmpl w:val="4CE417F2"/>
@@ -29726,7 +29801,7 @@
       <w:lvlJc w:val="left"/>
     </w:lvl>
   </w:abstractNum>
-  <w:abstractNum w:abstractNumId="6" w15:restartNumberingAfterBreak="0">
+  <w:abstractNum w:abstractNumId="7" w15:restartNumberingAfterBreak="0">
     <w:nsid w:val="0FF56AD0"/>
     <w:multiLevelType w:val="multilevel"/>
     <w:tmpl w:val="E49E0574"/>
@@ -29780,7 +29855,7 @@
       <w:lvlJc w:val="left"/>
     </w:lvl>
   </w:abstractNum>
-  <w:abstractNum w:abstractNumId="7" w15:restartNumberingAfterBreak="0">
+  <w:abstractNum w:abstractNumId="8" w15:restartNumberingAfterBreak="0">
     <w:nsid w:val="14D44147"/>
     <w:multiLevelType w:val="multilevel"/>
     <w:tmpl w:val="1DBC0DDE"/>
@@ -29833,7 +29908,7 @@
       <w:lvlJc w:val="left"/>
     </w:lvl>
   </w:abstractNum>
-  <w:abstractNum w:abstractNumId="8" w15:restartNumberingAfterBreak="0">
+  <w:abstractNum w:abstractNumId="9" w15:restartNumberingAfterBreak="0">
     <w:nsid w:val="176C307D"/>
     <w:multiLevelType w:val="multilevel"/>
     <w:tmpl w:val="EE921448"/>
@@ -29886,7 +29961,7 @@
       <w:lvlJc w:val="left"/>
     </w:lvl>
   </w:abstractNum>
-  <w:abstractNum w:abstractNumId="9" w15:restartNumberingAfterBreak="0">
+  <w:abstractNum w:abstractNumId="10" w15:restartNumberingAfterBreak="0">
     <w:nsid w:val="18580B8C"/>
     <w:multiLevelType w:val="multilevel"/>
     <w:tmpl w:val="391C5A58"/>
@@ -29939,7 +30014,7 @@
       <w:lvlJc w:val="left"/>
     </w:lvl>
   </w:abstractNum>
-  <w:abstractNum w:abstractNumId="10" w15:restartNumberingAfterBreak="0">
+  <w:abstractNum w:abstractNumId="11" w15:restartNumberingAfterBreak="0">
     <w:nsid w:val="1BA40C45"/>
     <w:multiLevelType w:val="multilevel"/>
     <w:tmpl w:val="D0C473FC"/>
@@ -29993,7 +30068,7 @@
       <w:lvlJc w:val="left"/>
     </w:lvl>
   </w:abstractNum>
-  <w:abstractNum w:abstractNumId="11" w15:restartNumberingAfterBreak="0">
+  <w:abstractNum w:abstractNumId="12" w15:restartNumberingAfterBreak="0">
     <w:nsid w:val="1C4C51CA"/>
     <w:multiLevelType w:val="multilevel"/>
     <w:tmpl w:val="0B1A4DCA"/>
@@ -30047,7 +30122,7 @@
       <w:lvlJc w:val="left"/>
     </w:lvl>
   </w:abstractNum>
-  <w:abstractNum w:abstractNumId="12" w15:restartNumberingAfterBreak="0">
+  <w:abstractNum w:abstractNumId="13" w15:restartNumberingAfterBreak="0">
     <w:nsid w:val="1EF71DA6"/>
     <w:multiLevelType w:val="multilevel"/>
     <w:tmpl w:val="39F49434"/>
@@ -30100,7 +30175,96 @@
       <w:lvlJc w:val="left"/>
     </w:lvl>
   </w:abstractNum>
-  <w:abstractNum w:abstractNumId="13" w15:restartNumberingAfterBreak="0">
+  <w:abstractNum w:abstractNumId="14" w15:restartNumberingAfterBreak="0">
+    <w:nsid w:val="1F971DA5"/>
+    <w:multiLevelType w:val="hybridMultilevel"/>
+    <w:tmpl w:val="FF282992"/>
+    <w:lvl w:ilvl="0" w:tplc="A4C46AD8">
+      <w:start w:val="1"/>
+      <w:numFmt w:val="decimal"/>
+      <w:lvlText w:val="[%1]."/>
+      <w:lvlJc w:val="left"/>
+      <w:pPr>
+        <w:ind w:left="880" w:hanging="440"/>
+      </w:pPr>
+      <w:rPr>
+        <w:rFonts w:hint="eastAsia"/>
+      </w:rPr>
+    </w:lvl>
+    <w:lvl w:ilvl="1" w:tplc="FFFFFFFF" w:tentative="1">
+      <w:start w:val="1"/>
+      <w:numFmt w:val="lowerLetter"/>
+      <w:lvlText w:val="%2)"/>
+      <w:lvlJc w:val="left"/>
+      <w:pPr>
+        <w:ind w:left="1320" w:hanging="440"/>
+      </w:pPr>
+    </w:lvl>
+    <w:lvl w:ilvl="2" w:tplc="FFFFFFFF" w:tentative="1">
+      <w:start w:val="1"/>
+      <w:numFmt w:val="lowerRoman"/>
+      <w:lvlText w:val="%3."/>
+      <w:lvlJc w:val="right"/>
+      <w:pPr>
+        <w:ind w:left="1760" w:hanging="440"/>
+      </w:pPr>
+    </w:lvl>
+    <w:lvl w:ilvl="3" w:tplc="FFFFFFFF" w:tentative="1">
+      <w:start w:val="1"/>
+      <w:numFmt w:val="decimal"/>
+      <w:lvlText w:val="%4."/>
+      <w:lvlJc w:val="left"/>
+      <w:pPr>
+        <w:ind w:left="2200" w:hanging="440"/>
+      </w:pPr>
+    </w:lvl>
+    <w:lvl w:ilvl="4" w:tplc="FFFFFFFF" w:tentative="1">
+      <w:start w:val="1"/>
+      <w:numFmt w:val="lowerLetter"/>
+      <w:lvlText w:val="%5)"/>
+      <w:lvlJc w:val="left"/>
+      <w:pPr>
+        <w:ind w:left="2640" w:hanging="440"/>
+      </w:pPr>
+    </w:lvl>
+    <w:lvl w:ilvl="5" w:tplc="FFFFFFFF" w:tentative="1">
+      <w:start w:val="1"/>
+      <w:numFmt w:val="lowerRoman"/>
+      <w:lvlText w:val="%6."/>
+      <w:lvlJc w:val="right"/>
+      <w:pPr>
+        <w:ind w:left="3080" w:hanging="440"/>
+      </w:pPr>
+    </w:lvl>
+    <w:lvl w:ilvl="6" w:tplc="FFFFFFFF" w:tentative="1">
+      <w:start w:val="1"/>
+      <w:numFmt w:val="decimal"/>
+      <w:lvlText w:val="%7."/>
+      <w:lvlJc w:val="left"/>
+      <w:pPr>
+        <w:ind w:left="3520" w:hanging="440"/>
+      </w:pPr>
+    </w:lvl>
+    <w:lvl w:ilvl="7" w:tplc="FFFFFFFF" w:tentative="1">
+      <w:start w:val="1"/>
+      <w:numFmt w:val="lowerLetter"/>
+      <w:lvlText w:val="%8)"/>
+      <w:lvlJc w:val="left"/>
+      <w:pPr>
+        <w:ind w:left="3960" w:hanging="440"/>
+      </w:pPr>
+    </w:lvl>
+    <w:lvl w:ilvl="8" w:tplc="FFFFFFFF" w:tentative="1">
+      <w:start w:val="1"/>
+      <w:numFmt w:val="lowerRoman"/>
+      <w:lvlText w:val="%9."/>
+      <w:lvlJc w:val="right"/>
+      <w:pPr>
+        <w:ind w:left="4400" w:hanging="440"/>
+      </w:pPr>
+    </w:lvl>
+  </w:abstractNum>
+  <w:abstractNum w:abstractNumId="15" w15:restartNumberingAfterBreak="0">
     <w:nsid w:val="241868D4"/>
     <w:multiLevelType w:val="multilevel"/>
     <w:tmpl w:val="9BB0537E"/>
@@ -30153,7 +30317,7 @@
       <w:lvlJc w:val="left"/>
     </w:lvl>
   </w:abstractNum>
-  <w:abstractNum w:abstractNumId="14" w15:restartNumberingAfterBreak="0">
+  <w:abstractNum w:abstractNumId="16" w15:restartNumberingAfterBreak="0">
     <w:nsid w:val="25B12D4B"/>
     <w:multiLevelType w:val="multilevel"/>
     <w:tmpl w:val="95403DA4"/>
@@ -30206,7 +30370,7 @@
       <w:lvlJc w:val="left"/>
     </w:lvl>
   </w:abstractNum>
-  <w:abstractNum w:abstractNumId="15" w15:restartNumberingAfterBreak="0">
+  <w:abstractNum w:abstractNumId="17" w15:restartNumberingAfterBreak="0">
     <w:nsid w:val="25FF60E1"/>
     <w:multiLevelType w:val="multilevel"/>
     <w:tmpl w:val="C2E434C2"/>
@@ -30259,7 +30423,7 @@
       <w:lvlJc w:val="left"/>
     </w:lvl>
   </w:abstractNum>
-  <w:abstractNum w:abstractNumId="16" w15:restartNumberingAfterBreak="0">
+  <w:abstractNum w:abstractNumId="18" w15:restartNumberingAfterBreak="0">
     <w:nsid w:val="27912712"/>
     <w:multiLevelType w:val="multilevel"/>
     <w:tmpl w:val="4202D6EC"/>
@@ -30313,7 +30477,7 @@
       <w:lvlJc w:val="left"/>
     </w:lvl>
   </w:abstractNum>
-  <w:abstractNum w:abstractNumId="17" w15:restartNumberingAfterBreak="0">
+  <w:abstractNum w:abstractNumId="19" w15:restartNumberingAfterBreak="0">
     <w:nsid w:val="2C8365BC"/>
     <w:multiLevelType w:val="multilevel"/>
     <w:tmpl w:val="74D47F0C"/>
@@ -30366,7 +30530,7 @@
       <w:lvlJc w:val="left"/>
     </w:lvl>
   </w:abstractNum>
-  <w:abstractNum w:abstractNumId="18" w15:restartNumberingAfterBreak="0">
+  <w:abstractNum w:abstractNumId="20" w15:restartNumberingAfterBreak="0">
     <w:nsid w:val="2F865859"/>
     <w:multiLevelType w:val="multilevel"/>
     <w:tmpl w:val="422E2DA0"/>
@@ -30420,7 +30584,7 @@
       <w:lvlJc w:val="left"/>
     </w:lvl>
   </w:abstractNum>
-  <w:abstractNum w:abstractNumId="19" w15:restartNumberingAfterBreak="0">
+  <w:abstractNum w:abstractNumId="21" w15:restartNumberingAfterBreak="0">
     <w:nsid w:val="300D1D0A"/>
     <w:multiLevelType w:val="multilevel"/>
     <w:tmpl w:val="8EE67488"/>
@@ -30473,7 +30637,7 @@
       <w:lvlJc w:val="left"/>
     </w:lvl>
   </w:abstractNum>
-  <w:abstractNum w:abstractNumId="20" w15:restartNumberingAfterBreak="0">
+  <w:abstractNum w:abstractNumId="22" w15:restartNumberingAfterBreak="0">
     <w:nsid w:val="31315465"/>
     <w:multiLevelType w:val="multilevel"/>
     <w:tmpl w:val="DBEC6EB4"/>
@@ -30526,7 +30690,7 @@
       <w:lvlJc w:val="left"/>
     </w:lvl>
   </w:abstractNum>
-  <w:abstractNum w:abstractNumId="21" w15:restartNumberingAfterBreak="0">
+  <w:abstractNum w:abstractNumId="23" w15:restartNumberingAfterBreak="0">
     <w:nsid w:val="33B15761"/>
     <w:multiLevelType w:val="multilevel"/>
     <w:tmpl w:val="DF0C56C8"/>
@@ -30580,7 +30744,7 @@
       <w:lvlJc w:val="left"/>
     </w:lvl>
   </w:abstractNum>
-  <w:abstractNum w:abstractNumId="22" w15:restartNumberingAfterBreak="0">
+  <w:abstractNum w:abstractNumId="24" w15:restartNumberingAfterBreak="0">
     <w:nsid w:val="380F5F76"/>
     <w:multiLevelType w:val="multilevel"/>
     <w:tmpl w:val="E66C3AFA"/>
@@ -30634,7 +30798,7 @@
       <w:lvlJc w:val="left"/>
     </w:lvl>
   </w:abstractNum>
-  <w:abstractNum w:abstractNumId="23" w15:restartNumberingAfterBreak="0">
+  <w:abstractNum w:abstractNumId="25" w15:restartNumberingAfterBreak="0">
     <w:nsid w:val="3932625A"/>
     <w:multiLevelType w:val="multilevel"/>
     <w:tmpl w:val="E09C59EA"/>
@@ -30687,7 +30851,7 @@
       <w:lvlJc w:val="left"/>
     </w:lvl>
   </w:abstractNum>
-  <w:abstractNum w:abstractNumId="24" w15:restartNumberingAfterBreak="0">
+  <w:abstractNum w:abstractNumId="26" w15:restartNumberingAfterBreak="0">
     <w:nsid w:val="3C524DAE"/>
     <w:multiLevelType w:val="multilevel"/>
     <w:tmpl w:val="B3FC3E8E"/>
@@ -30741,7 +30905,7 @@
       <w:lvlJc w:val="left"/>
     </w:lvl>
   </w:abstractNum>
-  <w:abstractNum w:abstractNumId="25" w15:restartNumberingAfterBreak="0">
+  <w:abstractNum w:abstractNumId="27" w15:restartNumberingAfterBreak="0">
     <w:nsid w:val="45B167CB"/>
     <w:multiLevelType w:val="multilevel"/>
     <w:tmpl w:val="6A44480A"/>
@@ -30794,7 +30958,7 @@
       <w:lvlJc w:val="left"/>
     </w:lvl>
   </w:abstractNum>
-  <w:abstractNum w:abstractNumId="26" w15:restartNumberingAfterBreak="0">
+  <w:abstractNum w:abstractNumId="28" w15:restartNumberingAfterBreak="0">
     <w:nsid w:val="46334C34"/>
     <w:multiLevelType w:val="multilevel"/>
     <w:tmpl w:val="5074E874"/>
@@ -30848,7 +31012,7 @@
       <w:lvlJc w:val="left"/>
     </w:lvl>
   </w:abstractNum>
-  <w:abstractNum w:abstractNumId="27" w15:restartNumberingAfterBreak="0">
+  <w:abstractNum w:abstractNumId="29" w15:restartNumberingAfterBreak="0">
     <w:nsid w:val="465F6BFD"/>
     <w:multiLevelType w:val="multilevel"/>
     <w:tmpl w:val="249A6A7A"/>
@@ -30901,7 +31065,7 @@
       <w:lvlJc w:val="left"/>
     </w:lvl>
   </w:abstractNum>
-  <w:abstractNum w:abstractNumId="28" w15:restartNumberingAfterBreak="0">
+  <w:abstractNum w:abstractNumId="30" w15:restartNumberingAfterBreak="0">
     <w:nsid w:val="486C1916"/>
     <w:multiLevelType w:val="multilevel"/>
     <w:tmpl w:val="1DAA48AA"/>
@@ -30954,7 +31118,7 @@
       <w:lvlJc w:val="left"/>
     </w:lvl>
   </w:abstractNum>
-  <w:abstractNum w:abstractNumId="29" w15:restartNumberingAfterBreak="0">
+  <w:abstractNum w:abstractNumId="31" w15:restartNumberingAfterBreak="0">
     <w:nsid w:val="4D4E795C"/>
     <w:multiLevelType w:val="multilevel"/>
     <w:tmpl w:val="3C90DCF4"/>
@@ -31007,7 +31171,7 @@
       <w:lvlJc w:val="left"/>
     </w:lvl>
   </w:abstractNum>
-  <w:abstractNum w:abstractNumId="30" w15:restartNumberingAfterBreak="0">
+  <w:abstractNum w:abstractNumId="32" w15:restartNumberingAfterBreak="0">
     <w:nsid w:val="4E1135AC"/>
     <w:multiLevelType w:val="multilevel"/>
     <w:tmpl w:val="ADF4D8FA"/>
@@ -31061,7 +31225,7 @@
       <w:lvlJc w:val="left"/>
     </w:lvl>
   </w:abstractNum>
-  <w:abstractNum w:abstractNumId="31" w15:restartNumberingAfterBreak="0">
+  <w:abstractNum w:abstractNumId="33" w15:restartNumberingAfterBreak="0">
     <w:nsid w:val="53397936"/>
     <w:multiLevelType w:val="multilevel"/>
     <w:tmpl w:val="D4DE077A"/>
@@ -31114,7 +31278,7 @@
       <w:lvlJc w:val="left"/>
     </w:lvl>
   </w:abstractNum>
-  <w:abstractNum w:abstractNumId="32" w15:restartNumberingAfterBreak="0">
+  <w:abstractNum w:abstractNumId="34" w15:restartNumberingAfterBreak="0">
     <w:nsid w:val="59320EAC"/>
     <w:multiLevelType w:val="multilevel"/>
     <w:tmpl w:val="4492DFCC"/>
@@ -31168,7 +31332,7 @@
       <w:lvlJc w:val="left"/>
     </w:lvl>
   </w:abstractNum>
-  <w:abstractNum w:abstractNumId="33" w15:restartNumberingAfterBreak="0">
+  <w:abstractNum w:abstractNumId="35" w15:restartNumberingAfterBreak="0">
     <w:nsid w:val="5C5D237D"/>
     <w:multiLevelType w:val="multilevel"/>
     <w:tmpl w:val="6E367E26"/>
@@ -31222,7 +31386,7 @@
       <w:lvlJc w:val="left"/>
     </w:lvl>
   </w:abstractNum>
-  <w:abstractNum w:abstractNumId="34" w15:restartNumberingAfterBreak="0">
+  <w:abstractNum w:abstractNumId="36" w15:restartNumberingAfterBreak="0">
     <w:nsid w:val="5D9F60A4"/>
     <w:multiLevelType w:val="multilevel"/>
     <w:tmpl w:val="71AAF550"/>
@@ -31275,7 +31439,7 @@
       <w:lvlJc w:val="left"/>
     </w:lvl>
   </w:abstractNum>
-  <w:abstractNum w:abstractNumId="35" w15:restartNumberingAfterBreak="0">
+  <w:abstractNum w:abstractNumId="37" w15:restartNumberingAfterBreak="0">
     <w:nsid w:val="5EF65CFC"/>
     <w:multiLevelType w:val="multilevel"/>
     <w:tmpl w:val="D848FB90"/>
@@ -31329,7 +31493,7 @@
       <w:lvlJc w:val="left"/>
     </w:lvl>
   </w:abstractNum>
-  <w:abstractNum w:abstractNumId="36" w15:restartNumberingAfterBreak="0">
+  <w:abstractNum w:abstractNumId="38" w15:restartNumberingAfterBreak="0">
     <w:nsid w:val="5F9B1A91"/>
     <w:multiLevelType w:val="multilevel"/>
     <w:tmpl w:val="D67CDF16"/>
@@ -31383,7 +31547,7 @@
       <w:lvlJc w:val="left"/>
     </w:lvl>
   </w:abstractNum>
-  <w:abstractNum w:abstractNumId="37" w15:restartNumberingAfterBreak="0">
+  <w:abstractNum w:abstractNumId="39" w15:restartNumberingAfterBreak="0">
     <w:nsid w:val="60A84768"/>
     <w:multiLevelType w:val="multilevel"/>
     <w:tmpl w:val="4CE44E90"/>
@@ -31436,7 +31600,7 @@
       <w:lvlJc w:val="left"/>
     </w:lvl>
   </w:abstractNum>
-  <w:abstractNum w:abstractNumId="38" w15:restartNumberingAfterBreak="0">
+  <w:abstractNum w:abstractNumId="40" w15:restartNumberingAfterBreak="0">
     <w:nsid w:val="62580C0B"/>
     <w:multiLevelType w:val="multilevel"/>
     <w:tmpl w:val="664A8534"/>
@@ -31490,7 +31654,7 @@
       <w:lvlJc w:val="left"/>
     </w:lvl>
   </w:abstractNum>
-  <w:abstractNum w:abstractNumId="39" w15:restartNumberingAfterBreak="0">
+  <w:abstractNum w:abstractNumId="41" w15:restartNumberingAfterBreak="0">
     <w:nsid w:val="626037A2"/>
     <w:multiLevelType w:val="multilevel"/>
     <w:tmpl w:val="E2BA88E8"/>
@@ -31543,7 +31707,7 @@
       <w:lvlJc w:val="left"/>
     </w:lvl>
   </w:abstractNum>
-  <w:abstractNum w:abstractNumId="40" w15:restartNumberingAfterBreak="0">
+  <w:abstractNum w:abstractNumId="42" w15:restartNumberingAfterBreak="0">
     <w:nsid w:val="671025C8"/>
     <w:multiLevelType w:val="multilevel"/>
     <w:tmpl w:val="3558C710"/>
@@ -31596,7 +31760,7 @@
       <w:lvlJc w:val="left"/>
     </w:lvl>
   </w:abstractNum>
-  <w:abstractNum w:abstractNumId="41" w15:restartNumberingAfterBreak="0">
+  <w:abstractNum w:abstractNumId="43" w15:restartNumberingAfterBreak="0">
     <w:nsid w:val="67AC10E0"/>
     <w:multiLevelType w:val="multilevel"/>
     <w:tmpl w:val="41CCB66E"/>
@@ -31649,7 +31813,7 @@
       <w:lvlJc w:val="left"/>
     </w:lvl>
   </w:abstractNum>
-  <w:abstractNum w:abstractNumId="42" w15:restartNumberingAfterBreak="0">
+  <w:abstractNum w:abstractNumId="44" w15:restartNumberingAfterBreak="0">
     <w:nsid w:val="68E9777D"/>
     <w:multiLevelType w:val="multilevel"/>
     <w:tmpl w:val="7DF803F2"/>
@@ -31702,7 +31866,7 @@
       <w:lvlJc w:val="left"/>
     </w:lvl>
   </w:abstractNum>
-  <w:abstractNum w:abstractNumId="43" w15:restartNumberingAfterBreak="0">
+  <w:abstractNum w:abstractNumId="45" w15:restartNumberingAfterBreak="0">
     <w:nsid w:val="6B817777"/>
     <w:multiLevelType w:val="multilevel"/>
     <w:tmpl w:val="C94CF318"/>
@@ -31755,7 +31919,7 @@
       <w:lvlJc w:val="left"/>
     </w:lvl>
   </w:abstractNum>
-  <w:abstractNum w:abstractNumId="44" w15:restartNumberingAfterBreak="0">
+  <w:abstractNum w:abstractNumId="46" w15:restartNumberingAfterBreak="0">
     <w:nsid w:val="6C7E7390"/>
     <w:multiLevelType w:val="multilevel"/>
     <w:tmpl w:val="5AC47E9A"/>
@@ -31808,7 +31972,7 @@
       <w:lvlJc w:val="left"/>
     </w:lvl>
   </w:abstractNum>
-  <w:abstractNum w:abstractNumId="45" w15:restartNumberingAfterBreak="0">
+  <w:abstractNum w:abstractNumId="47" w15:restartNumberingAfterBreak="0">
     <w:nsid w:val="6D2F6860"/>
     <w:multiLevelType w:val="multilevel"/>
     <w:tmpl w:val="F028CBE6"/>
@@ -31862,7 +32026,7 @@
       <w:lvlJc w:val="left"/>
     </w:lvl>
   </w:abstractNum>
-  <w:abstractNum w:abstractNumId="46" w15:restartNumberingAfterBreak="0">
+  <w:abstractNum w:abstractNumId="48" w15:restartNumberingAfterBreak="0">
     <w:nsid w:val="70C16F1D"/>
     <w:multiLevelType w:val="multilevel"/>
     <w:tmpl w:val="E062BD66"/>
@@ -31916,7 +32080,7 @@
       <w:lvlJc w:val="left"/>
     </w:lvl>
   </w:abstractNum>
-  <w:abstractNum w:abstractNumId="47" w15:restartNumberingAfterBreak="0">
+  <w:abstractNum w:abstractNumId="49" w15:restartNumberingAfterBreak="0">
     <w:nsid w:val="70F065FB"/>
     <w:multiLevelType w:val="multilevel"/>
     <w:tmpl w:val="2E98DE24"/>
@@ -31969,7 +32133,7 @@
       <w:lvlJc w:val="left"/>
     </w:lvl>
   </w:abstractNum>
-  <w:abstractNum w:abstractNumId="48" w15:restartNumberingAfterBreak="0">
+  <w:abstractNum w:abstractNumId="50" w15:restartNumberingAfterBreak="0">
     <w:nsid w:val="72613DDE"/>
     <w:multiLevelType w:val="multilevel"/>
     <w:tmpl w:val="4CFA8F2C"/>
@@ -32022,7 +32186,7 @@
       <w:lvlJc w:val="left"/>
     </w:lvl>
   </w:abstractNum>
-  <w:abstractNum w:abstractNumId="49" w15:restartNumberingAfterBreak="0">
+  <w:abstractNum w:abstractNumId="51" w15:restartNumberingAfterBreak="0">
     <w:nsid w:val="74C330D0"/>
     <w:multiLevelType w:val="multilevel"/>
     <w:tmpl w:val="D05A9D48"/>
@@ -32075,7 +32239,7 @@
       <w:lvlJc w:val="left"/>
     </w:lvl>
   </w:abstractNum>
-  <w:abstractNum w:abstractNumId="50" w15:restartNumberingAfterBreak="0">
+  <w:abstractNum w:abstractNumId="52" w15:restartNumberingAfterBreak="0">
     <w:nsid w:val="79C2576E"/>
     <w:multiLevelType w:val="multilevel"/>
     <w:tmpl w:val="A6D49C0C"/>
@@ -32128,7 +32292,7 @@
       <w:lvlJc w:val="left"/>
     </w:lvl>
   </w:abstractNum>
-  <w:abstractNum w:abstractNumId="51" w15:restartNumberingAfterBreak="0">
+  <w:abstractNum w:abstractNumId="53" w15:restartNumberingAfterBreak="0">
     <w:nsid w:val="7A6C494A"/>
     <w:multiLevelType w:val="multilevel"/>
     <w:tmpl w:val="C1D45DB2"/>
@@ -32181,7 +32345,7 @@
       <w:lvlJc w:val="left"/>
     </w:lvl>
   </w:abstractNum>
-  <w:abstractNum w:abstractNumId="52" w15:restartNumberingAfterBreak="0">
+  <w:abstractNum w:abstractNumId="54" w15:restartNumberingAfterBreak="0">
     <w:nsid w:val="7AD8156E"/>
     <w:multiLevelType w:val="multilevel"/>
     <w:tmpl w:val="8404FBA6"/>
@@ -32234,7 +32398,7 @@
       <w:lvlJc w:val="left"/>
     </w:lvl>
   </w:abstractNum>
-  <w:abstractNum w:abstractNumId="53" w15:restartNumberingAfterBreak="0">
+  <w:abstractNum w:abstractNumId="55" w15:restartNumberingAfterBreak="0">
     <w:nsid w:val="7B4969DE"/>
     <w:multiLevelType w:val="multilevel"/>
     <w:tmpl w:val="5E3A4EA6"/>
@@ -32287,7 +32451,7 @@
       <w:lvlJc w:val="left"/>
     </w:lvl>
   </w:abstractNum>
-  <w:abstractNum w:abstractNumId="54" w15:restartNumberingAfterBreak="0">
+  <w:abstractNum w:abstractNumId="56" w15:restartNumberingAfterBreak="0">
     <w:nsid w:val="7F361789"/>
     <w:multiLevelType w:val="multilevel"/>
     <w:tmpl w:val="3B0C9444"/>
@@ -32342,169 +32506,175 @@
     </w:lvl>
   </w:abstractNum>
   <w:num w:numId="1" w16cid:durableId="1588344043">
+    <w:abstractNumId w:val="41"/>
+  </w:num>
+  <w:num w:numId="2" w16cid:durableId="797802316">
+    <w:abstractNumId w:val="22"/>
+  </w:num>
+  <w:num w:numId="3" w16cid:durableId="1956791372">
+    <w:abstractNumId w:val="43"/>
+  </w:num>
+  <w:num w:numId="4" w16cid:durableId="2134251368">
+    <w:abstractNumId w:val="44"/>
+  </w:num>
+  <w:num w:numId="5" w16cid:durableId="594896872">
+    <w:abstractNumId w:val="17"/>
+  </w:num>
+  <w:num w:numId="6" w16cid:durableId="914557770">
     <w:abstractNumId w:val="39"/>
   </w:num>
-  <w:num w:numId="2" w16cid:durableId="797802316">
-    <w:abstractNumId w:val="20"/>
+  <w:num w:numId="7" w16cid:durableId="1958368058">
+    <w:abstractNumId w:val="10"/>
   </w:num>
-  <w:num w:numId="3" w16cid:durableId="1956791372">
-    <w:abstractNumId w:val="41"/>
+  <w:num w:numId="8" w16cid:durableId="52697657">
+    <w:abstractNumId w:val="45"/>
   </w:num>
-  <w:num w:numId="4" w16cid:durableId="2134251368">
+  <w:num w:numId="9" w16cid:durableId="96802950">
+    <w:abstractNumId w:val="29"/>
+  </w:num>
+  <w:num w:numId="10" w16cid:durableId="1657151962">
+    <w:abstractNumId w:val="9"/>
+  </w:num>
+  <w:num w:numId="11" w16cid:durableId="2121754799">
+    <w:abstractNumId w:val="8"/>
+  </w:num>
+  <w:num w:numId="12" w16cid:durableId="929388387">
+    <w:abstractNumId w:val="46"/>
+  </w:num>
+  <w:num w:numId="13" w16cid:durableId="710957723">
+    <w:abstractNumId w:val="55"/>
+  </w:num>
+  <w:num w:numId="14" w16cid:durableId="713697070">
+    <w:abstractNumId w:val="54"/>
+  </w:num>
+  <w:num w:numId="15" w16cid:durableId="1081222142">
+    <w:abstractNumId w:val="27"/>
+  </w:num>
+  <w:num w:numId="16" w16cid:durableId="736778430">
+    <w:abstractNumId w:val="31"/>
+  </w:num>
+  <w:num w:numId="17" w16cid:durableId="1889759113">
+    <w:abstractNumId w:val="19"/>
+  </w:num>
+  <w:num w:numId="18" w16cid:durableId="1884444078">
+    <w:abstractNumId w:val="13"/>
+  </w:num>
+  <w:num w:numId="19" w16cid:durableId="799297708">
+    <w:abstractNumId w:val="30"/>
+  </w:num>
+  <w:num w:numId="20" w16cid:durableId="1493330399">
+    <w:abstractNumId w:val="50"/>
+  </w:num>
+  <w:num w:numId="21" w16cid:durableId="168640680">
     <w:abstractNumId w:val="42"/>
   </w:num>
-  <w:num w:numId="5" w16cid:durableId="594896872">
-    <w:abstractNumId w:val="15"/>
-  </w:num>
-  <w:num w:numId="6" w16cid:durableId="914557770">
-    <w:abstractNumId w:val="37"/>
-  </w:num>
-  <w:num w:numId="7" w16cid:durableId="1958368058">
-    <w:abstractNumId w:val="9"/>
-  </w:num>
-  <w:num w:numId="8" w16cid:durableId="52697657">
-    <w:abstractNumId w:val="43"/>
-  </w:num>
-  <w:num w:numId="9" w16cid:durableId="96802950">
-    <w:abstractNumId w:val="27"/>
-  </w:num>
-  <w:num w:numId="10" w16cid:durableId="1657151962">
-    <w:abstractNumId w:val="8"/>
-  </w:num>
-  <w:num w:numId="11" w16cid:durableId="2121754799">
-    <w:abstractNumId w:val="7"/>
-  </w:num>
-  <w:num w:numId="12" w16cid:durableId="929388387">
-    <w:abstractNumId w:val="44"/>
-  </w:num>
-  <w:num w:numId="13" w16cid:durableId="710957723">
+  <w:num w:numId="22" w16cid:durableId="1899778457">
     <w:abstractNumId w:val="53"/>
   </w:num>
-  <w:num w:numId="14" w16cid:durableId="713697070">
-    <w:abstractNumId w:val="52"/>
-  </w:num>
-  <w:num w:numId="15" w16cid:durableId="1081222142">
-    <w:abstractNumId w:val="25"/>
-  </w:num>
-  <w:num w:numId="16" w16cid:durableId="736778430">
-    <w:abstractNumId w:val="29"/>
-  </w:num>
-  <w:num w:numId="17" w16cid:durableId="1889759113">
-    <w:abstractNumId w:val="17"/>
-  </w:num>
-  <w:num w:numId="18" w16cid:durableId="1884444078">
-    <w:abstractNumId w:val="12"/>
-  </w:num>
-  <w:num w:numId="19" w16cid:durableId="799297708">
-    <w:abstractNumId w:val="28"/>
-  </w:num>
-  <w:num w:numId="20" w16cid:durableId="1493330399">
-    <w:abstractNumId w:val="48"/>
-  </w:num>
-  <w:num w:numId="21" w16cid:durableId="168640680">
-    <w:abstractNumId w:val="40"/>
-  </w:num>
-  <w:num w:numId="22" w16cid:durableId="1899778457">
-    <w:abstractNumId w:val="51"/>
-  </w:num>
   <w:num w:numId="23" w16cid:durableId="1737438021">
-    <w:abstractNumId w:val="10"/>
+    <w:abstractNumId w:val="11"/>
   </w:num>
   <w:num w:numId="24" w16cid:durableId="2014915472">
-    <w:abstractNumId w:val="33"/>
+    <w:abstractNumId w:val="35"/>
   </w:num>
   <w:num w:numId="25" w16cid:durableId="1688945459">
     <w:abstractNumId w:val="0"/>
   </w:num>
   <w:num w:numId="26" w16cid:durableId="672533250">
-    <w:abstractNumId w:val="46"/>
+    <w:abstractNumId w:val="48"/>
   </w:num>
   <w:num w:numId="27" w16cid:durableId="1847818118">
-    <w:abstractNumId w:val="50"/>
+    <w:abstractNumId w:val="52"/>
   </w:num>
   <w:num w:numId="28" w16cid:durableId="317267663">
-    <w:abstractNumId w:val="4"/>
+    <w:abstractNumId w:val="5"/>
   </w:num>
   <w:num w:numId="29" w16cid:durableId="1038120790">
-    <w:abstractNumId w:val="13"/>
+    <w:abstractNumId w:val="15"/>
   </w:num>
   <w:num w:numId="30" w16cid:durableId="1591157539">
-    <w:abstractNumId w:val="47"/>
+    <w:abstractNumId w:val="49"/>
   </w:num>
   <w:num w:numId="31" w16cid:durableId="2038964695">
-    <w:abstractNumId w:val="31"/>
+    <w:abstractNumId w:val="33"/>
   </w:num>
   <w:num w:numId="32" w16cid:durableId="1323007189">
-    <w:abstractNumId w:val="49"/>
+    <w:abstractNumId w:val="51"/>
   </w:num>
   <w:num w:numId="33" w16cid:durableId="1221135856">
-    <w:abstractNumId w:val="19"/>
+    <w:abstractNumId w:val="21"/>
   </w:num>
   <w:num w:numId="34" w16cid:durableId="1758358928">
-    <w:abstractNumId w:val="14"/>
+    <w:abstractNumId w:val="16"/>
   </w:num>
   <w:num w:numId="35" w16cid:durableId="2100250383">
-    <w:abstractNumId w:val="23"/>
+    <w:abstractNumId w:val="25"/>
   </w:num>
   <w:num w:numId="36" w16cid:durableId="28265219">
     <w:abstractNumId w:val="2"/>
   </w:num>
   <w:num w:numId="37" w16cid:durableId="1454863523">
+    <w:abstractNumId w:val="28"/>
+  </w:num>
+  <w:num w:numId="38" w16cid:durableId="210583010">
+    <w:abstractNumId w:val="18"/>
+  </w:num>
+  <w:num w:numId="39" w16cid:durableId="1696422652">
+    <w:abstractNumId w:val="32"/>
+  </w:num>
+  <w:num w:numId="40" w16cid:durableId="1211186520">
+    <w:abstractNumId w:val="24"/>
+  </w:num>
+  <w:num w:numId="41" w16cid:durableId="1209729671">
+    <w:abstractNumId w:val="37"/>
+  </w:num>
+  <w:num w:numId="42" w16cid:durableId="213734370">
     <w:abstractNumId w:val="26"/>
   </w:num>
-  <w:num w:numId="38" w16cid:durableId="210583010">
-    <w:abstractNumId w:val="16"/>
-  </w:num>
-  <w:num w:numId="39" w16cid:durableId="1696422652">
-    <w:abstractNumId w:val="30"/>
-  </w:num>
-  <w:num w:numId="40" w16cid:durableId="1211186520">
-    <w:abstractNumId w:val="22"/>
-  </w:num>
-  <w:num w:numId="41" w16cid:durableId="1209729671">
-    <w:abstractNumId w:val="35"/>
-  </w:num>
-  <w:num w:numId="42" w16cid:durableId="213734370">
-    <w:abstractNumId w:val="24"/>
-  </w:num>
   <w:num w:numId="43" w16cid:durableId="1799488704">
-    <w:abstractNumId w:val="5"/>
+    <w:abstractNumId w:val="6"/>
   </w:num>
   <w:num w:numId="44" w16cid:durableId="1880312010">
-    <w:abstractNumId w:val="6"/>
+    <w:abstractNumId w:val="7"/>
   </w:num>
   <w:num w:numId="45" w16cid:durableId="795219264">
-    <w:abstractNumId w:val="45"/>
+    <w:abstractNumId w:val="47"/>
   </w:num>
   <w:num w:numId="46" w16cid:durableId="700783857">
-    <w:abstractNumId w:val="21"/>
+    <w:abstractNumId w:val="23"/>
   </w:num>
   <w:num w:numId="47" w16cid:durableId="289556585">
-    <w:abstractNumId w:val="18"/>
+    <w:abstractNumId w:val="20"/>
   </w:num>
   <w:num w:numId="48" w16cid:durableId="930940913">
-    <w:abstractNumId w:val="54"/>
+    <w:abstractNumId w:val="56"/>
   </w:num>
   <w:num w:numId="49" w16cid:durableId="611742372">
+    <w:abstractNumId w:val="40"/>
+  </w:num>
+  <w:num w:numId="50" w16cid:durableId="596526283">
+    <w:abstractNumId w:val="34"/>
+  </w:num>
+  <w:num w:numId="51" w16cid:durableId="271209943">
     <w:abstractNumId w:val="38"/>
   </w:num>
-  <w:num w:numId="50" w16cid:durableId="596526283">
-    <w:abstractNumId w:val="32"/>
-  </w:num>
-  <w:num w:numId="51" w16cid:durableId="271209943">
-    <w:abstractNumId w:val="36"/>
-  </w:num>
   <w:num w:numId="52" w16cid:durableId="1180120031">
-    <w:abstractNumId w:val="11"/>
+    <w:abstractNumId w:val="12"/>
   </w:num>
   <w:num w:numId="53" w16cid:durableId="1643802005">
-    <w:abstractNumId w:val="34"/>
+    <w:abstractNumId w:val="36"/>
   </w:num>
   <w:num w:numId="54" w16cid:durableId="571156769">
     <w:abstractNumId w:val="1"/>
   </w:num>
   <w:num w:numId="55" w16cid:durableId="1260990728">
+    <w:abstractNumId w:val="4"/>
+  </w:num>
+  <w:num w:numId="56" w16cid:durableId="1908565645">
     <w:abstractNumId w:val="3"/>
+  </w:num>
+  <w:num w:numId="57" w16cid:durableId="1664873">
+    <w:abstractNumId w:val="14"/>
   </w:num>
   <w:numIdMacAtCleanup w:val="55"/>
 </w:numbering>

--- a/资料/论文资料/基于STM32F407的多模块嵌入式音视频系统设计与实现.docx
+++ b/资料/论文资料/基于STM32F407的多模块嵌入式音视频系统设计与实现.docx
@@ -98,9 +98,22 @@
           <w:sz w:val="24"/>
           <w14:ligatures w14:val="none"/>
         </w:rPr>
-        <w:t xml:space="preserve">为解决传统嵌入式多媒体系统单任务架构下实时性不足、多模块协同不畅的问题，设计并实现了一款基于 STM32F407ZGT6 的多模块嵌入式音视频系统。系统采用 “硬件层 - 驱动层 - 中间件层 - 应用层” 四层架构，以 STM32F407ZGT6 为核心控制器，整合 </w:t>
-      </w:r>
-      <w:proofErr w:type="spellStart"/>
+        <w:t>为解决传统嵌入式多媒体系统单任务架构下实时性不足、多模块协同不畅的问题，设计并实现了一款基于 STM32F407ZGT6 的多模块嵌入式音视频系统。系统采用 “硬件层 - 驱动层 - 中间件层 - 应用层” 四层架构，以 STM32F407ZGT6 为核心控制器，整合 FreeRTOS、LVGL、FatFS 等主流技术栈，实现音视频播放、网络交互、显示控制、存储管理等功能。硬件层面，完成了主控模块、显示模块（ILI9341 + 外部 SRAM）、音频模块（max98357）、存储模块（SD 卡 + W25Q）、通信模块（WiFi+USB）的电路设计与调试；软件层面，移植 FreeRTOS 实现多任务调度，通过 DMA 双缓冲 + 串口空闲中断优化通信实时性，基于 I2S+DMA 实现音频流畅播放，移植 LVGL 实现图形界面交互，通过 FatFS 与 USB Mass Storage 实现存储与文件传输。测试结果表明，系统可稳定支持 WAV 音频播放、视频定时播放、网络时间 / 天气查询等功能，多模块协同无卡顿，任务调度延迟≤10ms，连续运行 72 小时无异常，满足嵌入式多媒体系统的实用需求，具有较强的工程参考价值</w:t>
+      </w:r>
+    </w:p>
+    <w:p>
+      <w:pPr>
+        <w:widowControl/>
+        <w:spacing w:after="0" w:line="360" w:lineRule="atLeast"/>
+        <w:outlineLvl w:val="2"/>
+        <w:rPr>
+          <w:rFonts w:ascii="黑体" w:eastAsia="黑体" w:hAnsi="黑体" w:cs="Arial" w:hint="eastAsia"/>
+          <w:color w:val="1F2329"/>
+          <w:kern w:val="0"/>
+          <w:sz w:val="24"/>
+          <w14:ligatures w14:val="none"/>
+        </w:rPr>
+      </w:pPr>
       <w:r>
         <w:rPr>
           <w:rFonts w:ascii="黑体" w:eastAsia="黑体" w:hAnsi="黑体" w:cs="Arial"/>
@@ -109,9 +122,22 @@
           <w:sz w:val="24"/>
           <w14:ligatures w14:val="none"/>
         </w:rPr>
-        <w:t>FreeRTOS</w:t>
-      </w:r>
-      <w:proofErr w:type="spellEnd"/>
+        <w:t>关键词</w:t>
+      </w:r>
+    </w:p>
+    <w:p>
+      <w:pPr>
+        <w:widowControl/>
+        <w:spacing w:after="0" w:line="360" w:lineRule="atLeast"/>
+        <w:ind w:firstLineChars="200" w:firstLine="480"/>
+        <w:rPr>
+          <w:rFonts w:ascii="黑体" w:eastAsia="黑体" w:hAnsi="黑体" w:cs="Arial" w:hint="eastAsia"/>
+          <w:color w:val="1F2329"/>
+          <w:kern w:val="0"/>
+          <w:sz w:val="24"/>
+          <w14:ligatures w14:val="none"/>
+        </w:rPr>
+      </w:pPr>
       <w:r>
         <w:rPr>
           <w:rFonts w:ascii="黑体" w:eastAsia="黑体" w:hAnsi="黑体" w:cs="Arial"/>
@@ -120,187 +146,7 @@
           <w:sz w:val="24"/>
           <w14:ligatures w14:val="none"/>
         </w:rPr>
-        <w:t>、LVGL、</w:t>
-      </w:r>
-      <w:proofErr w:type="spellStart"/>
-      <w:r>
-        <w:rPr>
-          <w:rFonts w:ascii="黑体" w:eastAsia="黑体" w:hAnsi="黑体" w:cs="Arial"/>
-          <w:color w:val="1F2329"/>
-          <w:kern w:val="0"/>
-          <w:sz w:val="24"/>
-          <w14:ligatures w14:val="none"/>
-        </w:rPr>
-        <w:t>FatFS</w:t>
-      </w:r>
-      <w:proofErr w:type="spellEnd"/>
-      <w:r>
-        <w:rPr>
-          <w:rFonts w:ascii="黑体" w:eastAsia="黑体" w:hAnsi="黑体" w:cs="Arial"/>
-          <w:color w:val="1F2329"/>
-          <w:kern w:val="0"/>
-          <w:sz w:val="24"/>
-          <w14:ligatures w14:val="none"/>
-        </w:rPr>
-        <w:t xml:space="preserve"> 等主流技术</w:t>
-      </w:r>
-      <w:proofErr w:type="gramStart"/>
-      <w:r>
-        <w:rPr>
-          <w:rFonts w:ascii="黑体" w:eastAsia="黑体" w:hAnsi="黑体" w:cs="Arial"/>
-          <w:color w:val="1F2329"/>
-          <w:kern w:val="0"/>
-          <w:sz w:val="24"/>
-          <w14:ligatures w14:val="none"/>
-        </w:rPr>
-        <w:t>栈</w:t>
-      </w:r>
-      <w:proofErr w:type="gramEnd"/>
-      <w:r>
-        <w:rPr>
-          <w:rFonts w:ascii="黑体" w:eastAsia="黑体" w:hAnsi="黑体" w:cs="Arial"/>
-          <w:color w:val="1F2329"/>
-          <w:kern w:val="0"/>
-          <w:sz w:val="24"/>
-          <w14:ligatures w14:val="none"/>
-        </w:rPr>
-        <w:t>，实现音视频播放、网络交互、显示控制、存储管理等功能。硬件层面，完成了主控模块、显示模块（ILI9341 + 外部 SRAM）、音频模块（max98357）、存储模块（SD 卡 + W25Q）、通信模块（</w:t>
-      </w:r>
-      <w:proofErr w:type="spellStart"/>
-      <w:r>
-        <w:rPr>
-          <w:rFonts w:ascii="黑体" w:eastAsia="黑体" w:hAnsi="黑体" w:cs="Arial"/>
-          <w:color w:val="1F2329"/>
-          <w:kern w:val="0"/>
-          <w:sz w:val="24"/>
-          <w14:ligatures w14:val="none"/>
-        </w:rPr>
-        <w:t>WiFi+USB</w:t>
-      </w:r>
-      <w:proofErr w:type="spellEnd"/>
-      <w:r>
-        <w:rPr>
-          <w:rFonts w:ascii="黑体" w:eastAsia="黑体" w:hAnsi="黑体" w:cs="Arial"/>
-          <w:color w:val="1F2329"/>
-          <w:kern w:val="0"/>
-          <w:sz w:val="24"/>
-          <w14:ligatures w14:val="none"/>
-        </w:rPr>
-        <w:t xml:space="preserve">）的电路设计与调试；软件层面，移植 </w:t>
-      </w:r>
-      <w:proofErr w:type="spellStart"/>
-      <w:r>
-        <w:rPr>
-          <w:rFonts w:ascii="黑体" w:eastAsia="黑体" w:hAnsi="黑体" w:cs="Arial"/>
-          <w:color w:val="1F2329"/>
-          <w:kern w:val="0"/>
-          <w:sz w:val="24"/>
-          <w14:ligatures w14:val="none"/>
-        </w:rPr>
-        <w:t>FreeRTOS</w:t>
-      </w:r>
-      <w:proofErr w:type="spellEnd"/>
-      <w:r>
-        <w:rPr>
-          <w:rFonts w:ascii="黑体" w:eastAsia="黑体" w:hAnsi="黑体" w:cs="Arial"/>
-          <w:color w:val="1F2329"/>
-          <w:kern w:val="0"/>
-          <w:sz w:val="24"/>
-          <w14:ligatures w14:val="none"/>
-        </w:rPr>
-        <w:t xml:space="preserve"> 实现多任务调度，通过 DMA 双缓冲 + 串口空闲中断优化通信实时性，基于 I2S+DMA 实现音频流畅播放，移植 LVGL 实现图形界面交互，通过 </w:t>
-      </w:r>
-      <w:proofErr w:type="spellStart"/>
-      <w:r>
-        <w:rPr>
-          <w:rFonts w:ascii="黑体" w:eastAsia="黑体" w:hAnsi="黑体" w:cs="Arial"/>
-          <w:color w:val="1F2329"/>
-          <w:kern w:val="0"/>
-          <w:sz w:val="24"/>
-          <w14:ligatures w14:val="none"/>
-        </w:rPr>
-        <w:t>FatFS</w:t>
-      </w:r>
-      <w:proofErr w:type="spellEnd"/>
-      <w:r>
-        <w:rPr>
-          <w:rFonts w:ascii="黑体" w:eastAsia="黑体" w:hAnsi="黑体" w:cs="Arial"/>
-          <w:color w:val="1F2329"/>
-          <w:kern w:val="0"/>
-          <w:sz w:val="24"/>
-          <w14:ligatures w14:val="none"/>
-        </w:rPr>
-        <w:t xml:space="preserve"> 与 USB Mass Storage 实现存储与文件传输。测试结果表明，系统可稳定支持 WAV 音频播放、视频定时播放、网络时间 / 天气查询等功能，多模块协同无卡顿，任务调度延迟≤10ms，连续运行 72 小时无异常，满足嵌入式多媒体系统的实用需求，具有较强的工程参考价值</w:t>
-      </w:r>
-    </w:p>
-    <w:p>
-      <w:pPr>
-        <w:widowControl/>
-        <w:spacing w:after="0" w:line="360" w:lineRule="atLeast"/>
-        <w:outlineLvl w:val="2"/>
-        <w:rPr>
-          <w:rFonts w:ascii="黑体" w:eastAsia="黑体" w:hAnsi="黑体" w:cs="Arial" w:hint="eastAsia"/>
-          <w:color w:val="1F2329"/>
-          <w:kern w:val="0"/>
-          <w:sz w:val="24"/>
-          <w14:ligatures w14:val="none"/>
-        </w:rPr>
-      </w:pPr>
-      <w:r>
-        <w:rPr>
-          <w:rFonts w:ascii="黑体" w:eastAsia="黑体" w:hAnsi="黑体" w:cs="Arial"/>
-          <w:color w:val="1F2329"/>
-          <w:kern w:val="0"/>
-          <w:sz w:val="24"/>
-          <w14:ligatures w14:val="none"/>
-        </w:rPr>
-        <w:t>关键词</w:t>
-      </w:r>
-    </w:p>
-    <w:p>
-      <w:pPr>
-        <w:widowControl/>
-        <w:spacing w:after="0" w:line="360" w:lineRule="atLeast"/>
-        <w:ind w:firstLineChars="200" w:firstLine="480"/>
-        <w:rPr>
-          <w:rFonts w:ascii="黑体" w:eastAsia="黑体" w:hAnsi="黑体" w:cs="Arial" w:hint="eastAsia"/>
-          <w:color w:val="1F2329"/>
-          <w:kern w:val="0"/>
-          <w:sz w:val="24"/>
-          <w14:ligatures w14:val="none"/>
-        </w:rPr>
-      </w:pPr>
-      <w:r>
-        <w:rPr>
-          <w:rFonts w:ascii="黑体" w:eastAsia="黑体" w:hAnsi="黑体" w:cs="Arial"/>
-          <w:color w:val="1F2329"/>
-          <w:kern w:val="0"/>
-          <w:sz w:val="24"/>
-          <w14:ligatures w14:val="none"/>
-        </w:rPr>
-        <w:t>STM32F407ZGT6；嵌入式系统；多模块协同；</w:t>
-      </w:r>
-      <w:proofErr w:type="spellStart"/>
-      <w:r>
-        <w:rPr>
-          <w:rFonts w:ascii="黑体" w:eastAsia="黑体" w:hAnsi="黑体" w:cs="Arial"/>
-          <w:color w:val="1F2329"/>
-          <w:kern w:val="0"/>
-          <w:sz w:val="24"/>
-          <w14:ligatures w14:val="none"/>
-        </w:rPr>
-        <w:t>FreeRTOS</w:t>
-      </w:r>
-      <w:proofErr w:type="spellEnd"/>
-      <w:r>
-        <w:rPr>
-          <w:rFonts w:ascii="黑体" w:eastAsia="黑体" w:hAnsi="黑体" w:cs="Arial"/>
-          <w:color w:val="1F2329"/>
-          <w:kern w:val="0"/>
-          <w:sz w:val="24"/>
-          <w14:ligatures w14:val="none"/>
-        </w:rPr>
-        <w:t>；音视频播放；实时性优化</w:t>
+        <w:t>STM32F407ZGT6；嵌入式系统；多模块协同；FreeRTOS；音视频播放；实时性优化</w:t>
       </w:r>
       <w:r>
         <w:rPr>
@@ -7007,21 +6853,7 @@
         <w:rPr>
           <w:rFonts w:ascii="Arial" w:eastAsia="等线" w:hAnsi="Arial" w:cs="Arial"/>
         </w:rPr>
-        <w:t>随着嵌入式技术、物联网技术与多媒体技术的飞速发展，嵌入式设备正朝着多模块协同化、实时性高效化、功能集成化的方向稳步推进。传统嵌入式系统多采用单任务架构，难以满足音视频播放、网络通信、显示</w:t>
-      </w:r>
-      <w:proofErr w:type="gramStart"/>
-      <w:r>
-        <w:rPr>
-          <w:rFonts w:ascii="Arial" w:eastAsia="等线" w:hAnsi="Arial" w:cs="Arial"/>
-        </w:rPr>
-        <w:t>交互等</w:t>
-      </w:r>
-      <w:proofErr w:type="gramEnd"/>
-      <w:r>
-        <w:rPr>
-          <w:rFonts w:ascii="Arial" w:eastAsia="等线" w:hAnsi="Arial" w:cs="Arial"/>
-        </w:rPr>
-        <w:t>多模块并行运行的实际需求，且普遍存在实时响应滞后、硬件资源利用率低、人机交互体验不佳等突出问题，制约了嵌入式多媒体系统的应用拓展。</w:t>
+        <w:t>随着嵌入式技术、物联网技术与多媒体技术的飞速发展，嵌入式设备正朝着多模块协同化、实时性高效化、功能集成化的方向稳步推进。传统嵌入式系统多采用单任务架构，难以满足音视频播放、网络通信、显示交互等多模块并行运行的实际需求，且普遍存在实时响应滞后、硬件资源利用率低、人机交互体验不佳等突出问题，制约了嵌入式多媒体系统的应用拓展。</w:t>
       </w:r>
     </w:p>
     <w:p>
@@ -7115,14 +6947,12 @@
         </w:rPr>
         <w:t>为核心，整合</w:t>
       </w:r>
-      <w:proofErr w:type="spellStart"/>
       <w:r>
         <w:rPr>
           <w:rFonts w:ascii="Arial" w:eastAsia="等线" w:hAnsi="Arial" w:cs="Arial"/>
         </w:rPr>
         <w:t>FreeRTOS</w:t>
       </w:r>
-      <w:proofErr w:type="spellEnd"/>
       <w:r>
         <w:rPr>
           <w:rFonts w:ascii="Arial" w:eastAsia="等线" w:hAnsi="Arial" w:cs="Arial"/>
@@ -7141,47 +6971,17 @@
         </w:rPr>
         <w:t>图形界面库、</w:t>
       </w:r>
-      <w:proofErr w:type="spellStart"/>
       <w:r>
         <w:rPr>
           <w:rFonts w:ascii="Arial" w:eastAsia="等线" w:hAnsi="Arial" w:cs="Arial"/>
         </w:rPr>
         <w:t>FatFS</w:t>
       </w:r>
-      <w:proofErr w:type="spellEnd"/>
-      <w:r>
-        <w:rPr>
-          <w:rFonts w:ascii="Arial" w:eastAsia="等线" w:hAnsi="Arial" w:cs="Arial"/>
-        </w:rPr>
-        <w:t>文件系统等主流技术</w:t>
-      </w:r>
-      <w:proofErr w:type="gramStart"/>
-      <w:r>
-        <w:rPr>
-          <w:rFonts w:ascii="Arial" w:eastAsia="等线" w:hAnsi="Arial" w:cs="Arial"/>
-        </w:rPr>
-        <w:t>栈</w:t>
-      </w:r>
-      <w:proofErr w:type="gramEnd"/>
-      <w:r>
-        <w:rPr>
-          <w:rFonts w:ascii="Arial" w:eastAsia="等线" w:hAnsi="Arial" w:cs="Arial"/>
-        </w:rPr>
-        <w:t>，设计并实现</w:t>
-      </w:r>
-      <w:proofErr w:type="gramStart"/>
-      <w:r>
-        <w:rPr>
-          <w:rFonts w:ascii="Arial" w:eastAsia="等线" w:hAnsi="Arial" w:cs="Arial"/>
-        </w:rPr>
-        <w:t>一款集音视频</w:t>
-      </w:r>
-      <w:proofErr w:type="gramEnd"/>
-      <w:r>
-        <w:rPr>
-          <w:rFonts w:ascii="Arial" w:eastAsia="等线" w:hAnsi="Arial" w:cs="Arial"/>
-        </w:rPr>
-        <w:t>播放、网络交互、显示控制、存储管理于一体的多模块嵌入式系统，重点解决单任务架构下的实时性不足、多模块协同不畅等关键问题，研究成果具有较强的工程实用性和参考价值。</w:t>
+      <w:r>
+        <w:rPr>
+          <w:rFonts w:ascii="Arial" w:eastAsia="等线" w:hAnsi="Arial" w:cs="Arial"/>
+        </w:rPr>
+        <w:t>文件系统等主流技术栈，设计并实现一款集音视频播放、网络交互、显示控制、存储管理于一体的多模块嵌入式系统，重点解决单任务架构下的实时性不足、多模块协同不畅等关键问题，研究成果具有较强的工程实用性和参考价值。</w:t>
       </w:r>
     </w:p>
     <w:p>
@@ -7224,21 +7024,7 @@
         <w:rPr>
           <w:rFonts w:ascii="Arial" w:eastAsia="等线" w:hAnsi="Arial" w:cs="Arial"/>
         </w:rPr>
-        <w:t>目前，嵌入式多媒体系统已广泛应用于智能家居、工业控制、便携式电子设备等多个领域，成为嵌入式技术研究的热点方向。国外厂商在嵌入式芯片设计、实时操作系统优化、多媒体解码算法等方面起步较早，技术体系较为成熟，推出了多款高性能嵌入式解决方案，但相关产品成本较高，</w:t>
-      </w:r>
-      <w:proofErr w:type="gramStart"/>
-      <w:r>
-        <w:rPr>
-          <w:rFonts w:ascii="Arial" w:eastAsia="等线" w:hAnsi="Arial" w:cs="Arial"/>
-        </w:rPr>
-        <w:t>且核心</w:t>
-      </w:r>
-      <w:proofErr w:type="gramEnd"/>
-      <w:r>
-        <w:rPr>
-          <w:rFonts w:ascii="Arial" w:eastAsia="等线" w:hAnsi="Arial" w:cs="Arial"/>
-        </w:rPr>
-        <w:t>技术存在垄断壁垒，不利于国内相关领域的自主研发与应用。</w:t>
+        <w:t>目前，嵌入式多媒体系统已广泛应用于智能家居、工业控制、便携式电子设备等多个领域，成为嵌入式技术研究的热点方向。国外厂商在嵌入式芯片设计、实时操作系统优化、多媒体解码算法等方面起步较早，技术体系较为成熟，推出了多款高性能嵌入式解决方案，但相关产品成本较高，且核心技术存在垄断壁垒，不利于国内相关领域的自主研发与应用。</w:t>
       </w:r>
     </w:p>
     <w:p>
@@ -7333,14 +7119,12 @@
         </w:rPr>
         <w:t>为核心控制器，整合</w:t>
       </w:r>
-      <w:proofErr w:type="spellStart"/>
       <w:r>
         <w:rPr>
           <w:rFonts w:ascii="Arial" w:eastAsia="等线" w:hAnsi="Arial" w:cs="Arial"/>
         </w:rPr>
         <w:t>FreeRTOS</w:t>
       </w:r>
-      <w:proofErr w:type="spellEnd"/>
       <w:r>
         <w:rPr>
           <w:rFonts w:ascii="Arial" w:eastAsia="等线" w:hAnsi="Arial" w:cs="Arial"/>
@@ -7359,14 +7143,12 @@
         </w:rPr>
         <w:t>、</w:t>
       </w:r>
-      <w:proofErr w:type="spellStart"/>
       <w:r>
         <w:rPr>
           <w:rFonts w:ascii="Arial" w:eastAsia="等线" w:hAnsi="Arial" w:cs="Arial"/>
         </w:rPr>
         <w:t>FatFS</w:t>
       </w:r>
-      <w:proofErr w:type="spellEnd"/>
       <w:r>
         <w:rPr>
           <w:rFonts w:ascii="Arial" w:eastAsia="等线" w:hAnsi="Arial" w:cs="Arial"/>
@@ -7427,14 +7209,12 @@
         </w:rPr>
         <w:t>音频模块、</w:t>
       </w:r>
-      <w:proofErr w:type="spellStart"/>
       <w:r>
         <w:rPr>
           <w:rFonts w:ascii="Arial" w:eastAsia="等线" w:hAnsi="Arial" w:cs="Arial"/>
         </w:rPr>
         <w:t>WiFi</w:t>
       </w:r>
-      <w:proofErr w:type="spellEnd"/>
       <w:r>
         <w:rPr>
           <w:rFonts w:ascii="Arial" w:eastAsia="等线" w:hAnsi="Arial" w:cs="Arial"/>
@@ -7484,14 +7264,12 @@
         <w:lastRenderedPageBreak/>
         <w:t>移植</w:t>
       </w:r>
-      <w:proofErr w:type="spellStart"/>
       <w:r>
         <w:rPr>
           <w:rFonts w:ascii="Arial" w:eastAsia="等线" w:hAnsi="Arial" w:cs="Arial"/>
         </w:rPr>
         <w:t>FreeRTOS</w:t>
       </w:r>
-      <w:proofErr w:type="spellEnd"/>
       <w:r>
         <w:rPr>
           <w:rFonts w:ascii="Arial" w:eastAsia="等线" w:hAnsi="Arial" w:cs="Arial"/>
@@ -7540,28 +7318,24 @@
         </w:rPr>
         <w:t>串口空闲中断的方式实现</w:t>
       </w:r>
-      <w:proofErr w:type="spellStart"/>
       <w:r>
         <w:rPr>
           <w:rFonts w:ascii="Arial" w:eastAsia="等线" w:hAnsi="Arial" w:cs="Arial"/>
         </w:rPr>
         <w:t>WiFi</w:t>
       </w:r>
-      <w:proofErr w:type="spellEnd"/>
       <w:r>
         <w:rPr>
           <w:rFonts w:ascii="Arial" w:eastAsia="等线" w:hAnsi="Arial" w:cs="Arial"/>
         </w:rPr>
         <w:t>数据的非阻塞接收，通过</w:t>
       </w:r>
-      <w:proofErr w:type="spellStart"/>
       <w:r>
         <w:rPr>
           <w:rFonts w:ascii="Arial" w:eastAsia="等线" w:hAnsi="Arial" w:cs="Arial"/>
         </w:rPr>
         <w:t>FreeRTOS</w:t>
       </w:r>
-      <w:proofErr w:type="spellEnd"/>
       <w:r>
         <w:rPr>
           <w:rFonts w:ascii="Arial" w:eastAsia="等线" w:hAnsi="Arial" w:cs="Arial"/>
@@ -7578,16 +7352,8 @@
         <w:rPr>
           <w:rFonts w:ascii="Arial" w:eastAsia="等线" w:hAnsi="Arial" w:cs="Arial"/>
         </w:rPr>
-        <w:t>互斥</w:t>
-      </w:r>
-      <w:proofErr w:type="gramStart"/>
-      <w:r>
-        <w:rPr>
-          <w:rFonts w:ascii="Arial" w:eastAsia="等线" w:hAnsi="Arial" w:cs="Arial"/>
-        </w:rPr>
-        <w:t>锁保护</w:t>
-      </w:r>
-      <w:proofErr w:type="gramEnd"/>
+        <w:t>互斥锁保护</w:t>
+      </w:r>
       <w:r>
         <w:rPr>
           <w:rFonts w:ascii="Arial" w:eastAsia="等线" w:hAnsi="Arial" w:cs="Arial"/>
@@ -7600,14 +7366,12 @@
         </w:rPr>
         <w:t>串口打印，替代传统阻塞式</w:t>
       </w:r>
-      <w:proofErr w:type="spellStart"/>
       <w:r>
         <w:rPr>
           <w:rFonts w:ascii="Arial" w:eastAsia="等线" w:hAnsi="Arial" w:cs="Arial"/>
         </w:rPr>
         <w:t>printf</w:t>
       </w:r>
-      <w:proofErr w:type="spellEnd"/>
       <w:r>
         <w:rPr>
           <w:rFonts w:ascii="Arial" w:eastAsia="等线" w:hAnsi="Arial" w:cs="Arial"/>
@@ -7722,14 +7486,12 @@
         </w:rPr>
         <w:t>实现存储与联网功能，基于</w:t>
       </w:r>
-      <w:proofErr w:type="spellStart"/>
       <w:r>
         <w:rPr>
           <w:rFonts w:ascii="Arial" w:eastAsia="等线" w:hAnsi="Arial" w:cs="Arial"/>
         </w:rPr>
         <w:t>FatFS</w:t>
       </w:r>
-      <w:proofErr w:type="spellEnd"/>
       <w:r>
         <w:rPr>
           <w:rFonts w:ascii="Arial" w:eastAsia="等线" w:hAnsi="Arial" w:cs="Arial"/>
@@ -7784,14 +7546,12 @@
         </w:rPr>
         <w:t>与系统之间的文件传输流程；通过</w:t>
       </w:r>
-      <w:proofErr w:type="spellStart"/>
       <w:r>
         <w:rPr>
           <w:rFonts w:ascii="Arial" w:eastAsia="等线" w:hAnsi="Arial" w:cs="Arial"/>
         </w:rPr>
         <w:t>WiFi</w:t>
       </w:r>
-      <w:proofErr w:type="spellEnd"/>
       <w:r>
         <w:rPr>
           <w:rFonts w:ascii="Arial" w:eastAsia="等线" w:hAnsi="Arial" w:cs="Arial"/>
@@ -8091,30 +7851,14 @@
         <w:rPr>
           <w:rFonts w:ascii="Arial" w:eastAsia="等线" w:hAnsi="Arial" w:cs="Arial"/>
         </w:rPr>
-        <w:t>实时性需求：实现音视频播放、网络通信、显示</w:t>
-      </w:r>
-      <w:proofErr w:type="gramStart"/>
-      <w:r>
-        <w:rPr>
-          <w:rFonts w:ascii="Arial" w:eastAsia="等线" w:hAnsi="Arial" w:cs="Arial"/>
-        </w:rPr>
-        <w:t>交互等</w:t>
-      </w:r>
-      <w:proofErr w:type="gramEnd"/>
-      <w:r>
-        <w:rPr>
-          <w:rFonts w:ascii="Arial" w:eastAsia="等线" w:hAnsi="Arial" w:cs="Arial"/>
-        </w:rPr>
-        <w:t>多模块协同工作，无明显卡顿与延迟；串口通信与</w:t>
-      </w:r>
-      <w:proofErr w:type="spellStart"/>
+        <w:t>实时性需求：实现音视频播放、网络通信、显示交互等多模块协同工作，无明显卡顿与延迟；串口通信与</w:t>
+      </w:r>
       <w:r>
         <w:rPr>
           <w:rFonts w:ascii="Arial" w:eastAsia="等线" w:hAnsi="Arial" w:cs="Arial"/>
         </w:rPr>
         <w:t>WiFi</w:t>
       </w:r>
-      <w:proofErr w:type="spellEnd"/>
       <w:r>
         <w:rPr>
           <w:rFonts w:ascii="Arial" w:eastAsia="等线" w:hAnsi="Arial" w:cs="Arial"/>
@@ -8161,21 +7905,7 @@
         <w:rPr>
           <w:rFonts w:ascii="Arial" w:eastAsia="等线" w:hAnsi="Arial" w:cs="Arial"/>
         </w:rPr>
-        <w:t>图形界面</w:t>
-      </w:r>
-      <w:proofErr w:type="gramStart"/>
-      <w:r>
-        <w:rPr>
-          <w:rFonts w:ascii="Arial" w:eastAsia="等线" w:hAnsi="Arial" w:cs="Arial"/>
-        </w:rPr>
-        <w:t>库实现</w:t>
-      </w:r>
-      <w:proofErr w:type="gramEnd"/>
-      <w:r>
-        <w:rPr>
-          <w:rFonts w:ascii="Arial" w:eastAsia="等线" w:hAnsi="Arial" w:cs="Arial"/>
-        </w:rPr>
-        <w:t>时钟显示、视频播放、天气信息展示等功能；支持</w:t>
+        <w:t>图形界面库实现时钟显示、视频播放、天气信息展示等功能；支持</w:t>
       </w:r>
       <w:r>
         <w:rPr>
@@ -8298,14 +8028,12 @@
         </w:rPr>
         <w:t>联网需求：通过</w:t>
       </w:r>
-      <w:proofErr w:type="spellStart"/>
       <w:r>
         <w:rPr>
           <w:rFonts w:ascii="Arial" w:eastAsia="等线" w:hAnsi="Arial" w:cs="Arial"/>
         </w:rPr>
         <w:t>WiFi</w:t>
       </w:r>
-      <w:proofErr w:type="spellEnd"/>
       <w:r>
         <w:rPr>
           <w:rFonts w:ascii="Arial" w:eastAsia="等线" w:hAnsi="Arial" w:cs="Arial"/>
@@ -8340,21 +8068,7 @@
         <w:rPr>
           <w:rFonts w:ascii="Arial" w:eastAsia="等线" w:hAnsi="Arial" w:cs="Arial"/>
         </w:rPr>
-        <w:t>交互需求：通过触摸</w:t>
-      </w:r>
-      <w:proofErr w:type="gramStart"/>
-      <w:r>
-        <w:rPr>
-          <w:rFonts w:ascii="Arial" w:eastAsia="等线" w:hAnsi="Arial" w:cs="Arial"/>
-        </w:rPr>
-        <w:t>屏实现</w:t>
-      </w:r>
-      <w:proofErr w:type="gramEnd"/>
-      <w:r>
-        <w:rPr>
-          <w:rFonts w:ascii="Arial" w:eastAsia="等线" w:hAnsi="Arial" w:cs="Arial"/>
-        </w:rPr>
-        <w:t>便捷的人机交互，支持菜单切换、功能选择、音视频播放控制（播放</w:t>
+        <w:t>交互需求：通过触摸屏实现便捷的人机交互，支持菜单切换、功能选择、音视频播放控制（播放</w:t>
       </w:r>
       <w:r>
         <w:rPr>
@@ -8513,14 +8227,12 @@
         </w:rPr>
         <w:t>的四层架构，整合</w:t>
       </w:r>
-      <w:proofErr w:type="spellStart"/>
       <w:r>
         <w:rPr>
           <w:rFonts w:ascii="Arial" w:eastAsia="等线" w:hAnsi="Arial" w:cs="Arial"/>
         </w:rPr>
         <w:t>FreeRTOS</w:t>
       </w:r>
-      <w:proofErr w:type="spellEnd"/>
       <w:r>
         <w:rPr>
           <w:rFonts w:ascii="Arial" w:eastAsia="等线" w:hAnsi="Arial" w:cs="Arial"/>
@@ -8539,14 +8251,12 @@
         </w:rPr>
         <w:t>、</w:t>
       </w:r>
-      <w:proofErr w:type="spellStart"/>
       <w:r>
         <w:rPr>
           <w:rFonts w:ascii="Arial" w:eastAsia="等线" w:hAnsi="Arial" w:cs="Arial"/>
         </w:rPr>
         <w:t>FatFS</w:t>
       </w:r>
-      <w:proofErr w:type="spellEnd"/>
       <w:r>
         <w:rPr>
           <w:rFonts w:ascii="Arial" w:eastAsia="等线" w:hAnsi="Arial" w:cs="Arial"/>
@@ -8693,14 +8403,12 @@
         </w:rPr>
         <w:t>音频模块、</w:t>
       </w:r>
-      <w:proofErr w:type="spellStart"/>
       <w:r>
         <w:rPr>
           <w:rFonts w:ascii="Arial" w:eastAsia="等线" w:hAnsi="Arial" w:cs="Arial"/>
         </w:rPr>
         <w:t>WiFi</w:t>
       </w:r>
-      <w:proofErr w:type="spellEnd"/>
       <w:r>
         <w:rPr>
           <w:rFonts w:ascii="Arial" w:eastAsia="等线" w:hAnsi="Arial" w:cs="Arial"/>
@@ -8796,21 +8504,7 @@
         <w:rPr>
           <w:rFonts w:ascii="Arial" w:eastAsia="等线" w:hAnsi="Arial" w:cs="Arial"/>
         </w:rPr>
-        <w:t>驱动层是硬件层与</w:t>
-      </w:r>
-      <w:proofErr w:type="gramStart"/>
-      <w:r>
-        <w:rPr>
-          <w:rFonts w:ascii="Arial" w:eastAsia="等线" w:hAnsi="Arial" w:cs="Arial"/>
-        </w:rPr>
-        <w:t>中间件层的</w:t>
-      </w:r>
-      <w:proofErr w:type="gramEnd"/>
-      <w:r>
-        <w:rPr>
-          <w:rFonts w:ascii="Arial" w:eastAsia="等线" w:hAnsi="Arial" w:cs="Arial"/>
-        </w:rPr>
-        <w:t>桥梁，主要负责各类外设的初始化配置与数据交互，为上层中间件和应用层提供统一、标准的接口，简化开发流程、提升开发效率。驱动层主要包括：</w:t>
+        <w:t>驱动层是硬件层与中间件层的桥梁，主要负责各类外设的初始化配置与数据交互，为上层中间件和应用层提供统一、标准的接口，简化开发流程、提升开发效率。驱动层主要包括：</w:t>
       </w:r>
       <w:r>
         <w:rPr>
@@ -8908,14 +8602,12 @@
         </w:rPr>
         <w:t>音频驱动、</w:t>
       </w:r>
-      <w:proofErr w:type="spellStart"/>
       <w:r>
         <w:rPr>
           <w:rFonts w:ascii="Arial" w:eastAsia="等线" w:hAnsi="Arial" w:cs="Arial"/>
         </w:rPr>
         <w:t>WiFi</w:t>
       </w:r>
-      <w:proofErr w:type="spellEnd"/>
       <w:r>
         <w:rPr>
           <w:rFonts w:ascii="Arial" w:eastAsia="等线" w:hAnsi="Arial" w:cs="Arial"/>
@@ -8983,19 +8675,11 @@
           <w:rFonts w:hint="eastAsia"/>
         </w:rPr>
       </w:pPr>
-      <w:proofErr w:type="gramStart"/>
-      <w:r>
-        <w:rPr>
-          <w:rFonts w:ascii="Arial" w:eastAsia="等线" w:hAnsi="Arial" w:cs="Arial"/>
-        </w:rPr>
-        <w:t>中间件层是</w:t>
-      </w:r>
-      <w:proofErr w:type="gramEnd"/>
-      <w:r>
-        <w:rPr>
-          <w:rFonts w:ascii="Arial" w:eastAsia="等线" w:hAnsi="Arial" w:cs="Arial"/>
-        </w:rPr>
-        <w:t>系统的核心支撑层，提供各类通用功能组件，降低应用层开发难度，提升系统的可移植性与可维护性。主要包括以下核心中间件：</w:t>
+      <w:r>
+        <w:rPr>
+          <w:rFonts w:ascii="Arial" w:eastAsia="等线" w:hAnsi="Arial" w:cs="Arial"/>
+        </w:rPr>
+        <w:t>中间件层是系统的核心支撑层，提供各类通用功能组件，降低应用层开发难度，提升系统的可移植性与可维护性。主要包括以下核心中间件：</w:t>
       </w:r>
     </w:p>
     <w:p>
@@ -9009,14 +8693,12 @@
           <w:rFonts w:hint="eastAsia"/>
         </w:rPr>
       </w:pPr>
-      <w:proofErr w:type="spellStart"/>
       <w:r>
         <w:rPr>
           <w:rFonts w:ascii="Arial" w:eastAsia="等线" w:hAnsi="Arial" w:cs="Arial"/>
         </w:rPr>
         <w:t>FreeRTOS</w:t>
       </w:r>
-      <w:proofErr w:type="spellEnd"/>
       <w:r>
         <w:rPr>
           <w:rFonts w:ascii="Arial" w:eastAsia="等线" w:hAnsi="Arial" w:cs="Arial"/>
@@ -9059,14 +8741,12 @@
           <w:rFonts w:hint="eastAsia"/>
         </w:rPr>
       </w:pPr>
-      <w:proofErr w:type="spellStart"/>
       <w:r>
         <w:rPr>
           <w:rFonts w:ascii="Arial" w:eastAsia="等线" w:hAnsi="Arial" w:cs="Arial"/>
         </w:rPr>
         <w:t>FatFS</w:t>
       </w:r>
-      <w:proofErr w:type="spellEnd"/>
       <w:r>
         <w:rPr>
           <w:rFonts w:ascii="Arial" w:eastAsia="等线" w:hAnsi="Arial" w:cs="Arial"/>
@@ -9188,14 +8868,12 @@
         </w:rPr>
         <w:t>应用层基于驱动层与中间件层，实现系统的各类具体业务功能，是系统与用户交互的核心层面。应用层主要包括多任务管理模块、音视频播放模块、显示控制模块、网络通信模块、存储管理模块、人机交互模块等，各模块通过</w:t>
       </w:r>
-      <w:proofErr w:type="spellStart"/>
       <w:r>
         <w:rPr>
           <w:rFonts w:ascii="Arial" w:eastAsia="等线" w:hAnsi="Arial" w:cs="Arial"/>
         </w:rPr>
         <w:t>FreeRTOS</w:t>
       </w:r>
-      <w:proofErr w:type="spellEnd"/>
       <w:r>
         <w:rPr>
           <w:rFonts w:ascii="Arial" w:eastAsia="等线" w:hAnsi="Arial" w:cs="Arial"/>
@@ -9569,14 +9247,12 @@
                 <w:rFonts w:hint="eastAsia"/>
               </w:rPr>
             </w:pPr>
-            <w:proofErr w:type="spellStart"/>
             <w:r>
               <w:rPr>
                 <w:rFonts w:ascii="Arial" w:eastAsia="等线" w:hAnsi="Arial" w:cs="Arial"/>
               </w:rPr>
               <w:t>FreeRTOS</w:t>
             </w:r>
-            <w:proofErr w:type="spellEnd"/>
             <w:r>
               <w:rPr>
                 <w:rFonts w:ascii="Arial" w:eastAsia="等线" w:hAnsi="Arial" w:cs="Arial"/>
@@ -9797,14 +9473,12 @@
                 <w:rFonts w:hint="eastAsia"/>
               </w:rPr>
             </w:pPr>
-            <w:proofErr w:type="spellStart"/>
             <w:r>
               <w:rPr>
                 <w:rFonts w:ascii="Arial" w:eastAsia="等线" w:hAnsi="Arial" w:cs="Arial"/>
               </w:rPr>
               <w:t>FatFS</w:t>
             </w:r>
-            <w:proofErr w:type="spellEnd"/>
             <w:r>
               <w:rPr>
                 <w:rFonts w:ascii="Arial" w:eastAsia="等线" w:hAnsi="Arial" w:cs="Arial"/>
@@ -9870,21 +9544,7 @@
               <w:rPr>
                 <w:rFonts w:ascii="Arial" w:eastAsia="等线" w:hAnsi="Arial" w:cs="Arial"/>
               </w:rPr>
-              <w:t>等多种存储介质，接口简单易用，占用资源少，可</w:t>
-            </w:r>
-            <w:proofErr w:type="gramStart"/>
-            <w:r>
-              <w:rPr>
-                <w:rFonts w:ascii="Arial" w:eastAsia="等线" w:hAnsi="Arial" w:cs="Arial"/>
-              </w:rPr>
-              <w:t>高效实现</w:t>
-            </w:r>
-            <w:proofErr w:type="gramEnd"/>
-            <w:r>
-              <w:rPr>
-                <w:rFonts w:ascii="Arial" w:eastAsia="等线" w:hAnsi="Arial" w:cs="Arial"/>
-              </w:rPr>
-              <w:t>文件管理功能，适配本系统的存储需求。</w:t>
+              <w:t>等多种存储介质，接口简单易用，占用资源少，可高效实现文件管理功能，适配本系统的存储需求。</w:t>
             </w:r>
           </w:p>
         </w:tc>
@@ -10132,19 +9792,11 @@
               </w:rPr>
               <w:t>LVGL</w:t>
             </w:r>
-            <w:proofErr w:type="gramStart"/>
             <w:r>
               <w:rPr>
                 <w:rFonts w:ascii="Arial" w:eastAsia="等线" w:hAnsi="Arial" w:cs="Arial"/>
               </w:rPr>
-              <w:t>帧</w:t>
-            </w:r>
-            <w:proofErr w:type="gramEnd"/>
-            <w:r>
-              <w:rPr>
-                <w:rFonts w:ascii="Arial" w:eastAsia="等线" w:hAnsi="Arial" w:cs="Arial"/>
-              </w:rPr>
-              <w:t>缓存数据，减轻</w:t>
+              <w:t>帧缓存数据，减轻</w:t>
             </w:r>
             <w:r>
               <w:rPr>
@@ -10222,14 +9874,12 @@
               </w:rPr>
               <w:t xml:space="preserve">ESP32-C2 </w:t>
             </w:r>
-            <w:proofErr w:type="spellStart"/>
             <w:r>
               <w:rPr>
                 <w:rFonts w:ascii="Arial" w:eastAsia="等线" w:hAnsi="Arial" w:cs="Arial"/>
               </w:rPr>
               <w:t>WiFi</w:t>
             </w:r>
-            <w:proofErr w:type="spellEnd"/>
             <w:r>
               <w:rPr>
                 <w:rFonts w:ascii="Arial" w:eastAsia="等线" w:hAnsi="Arial" w:cs="Arial"/>
@@ -11119,19 +10769,11 @@
           <w:rFonts w:hint="eastAsia"/>
         </w:rPr>
       </w:pPr>
-      <w:proofErr w:type="spellStart"/>
       <w:r>
         <w:rPr>
           <w:rFonts w:hint="eastAsia"/>
         </w:rPr>
-        <w:t>Wifi</w:t>
-      </w:r>
-      <w:proofErr w:type="spellEnd"/>
-      <w:r>
-        <w:rPr>
-          <w:rFonts w:hint="eastAsia"/>
-        </w:rPr>
-        <w:t>模块电路:</w:t>
+        <w:t>Wifi模块电路:</w:t>
       </w:r>
     </w:p>
     <w:p>
@@ -11601,21 +11243,7 @@
         <w:rPr>
           <w:rFonts w:ascii="Arial" w:eastAsia="等线" w:hAnsi="Arial" w:cs="Arial"/>
         </w:rPr>
-        <w:t>及各外设模块提供工作电源；同时在电源输入端与输出</w:t>
-      </w:r>
-      <w:proofErr w:type="gramStart"/>
-      <w:r>
-        <w:rPr>
-          <w:rFonts w:ascii="Arial" w:eastAsia="等线" w:hAnsi="Arial" w:cs="Arial"/>
-        </w:rPr>
-        <w:t>端加入</w:t>
-      </w:r>
-      <w:proofErr w:type="gramEnd"/>
-      <w:r>
-        <w:rPr>
-          <w:rFonts w:ascii="Arial" w:eastAsia="等线" w:hAnsi="Arial" w:cs="Arial"/>
-        </w:rPr>
-        <w:t>滤波电容，减少电源噪声干扰，确保供电稳定。</w:t>
+        <w:t>及各外设模块提供工作电源；同时在电源输入端与输出端加入滤波电容，减少电源噪声干扰，确保供电稳定。</w:t>
       </w:r>
     </w:p>
     <w:p>
@@ -11641,19 +11269,11 @@
         </w:rPr>
         <w:t>8MHz</w:t>
       </w:r>
-      <w:proofErr w:type="gramStart"/>
-      <w:r>
-        <w:rPr>
-          <w:rFonts w:ascii="Arial" w:eastAsia="等线" w:hAnsi="Arial" w:cs="Arial"/>
-        </w:rPr>
-        <w:t>晶</w:t>
-      </w:r>
-      <w:proofErr w:type="gramEnd"/>
-      <w:r>
-        <w:rPr>
-          <w:rFonts w:ascii="Arial" w:eastAsia="等线" w:hAnsi="Arial" w:cs="Arial"/>
-        </w:rPr>
-        <w:t>振作为时钟源，通过</w:t>
+      <w:r>
+        <w:rPr>
+          <w:rFonts w:ascii="Arial" w:eastAsia="等线" w:hAnsi="Arial" w:cs="Arial"/>
+        </w:rPr>
+        <w:t>晶振作为时钟源，通过</w:t>
       </w:r>
       <w:r>
         <w:rPr>
@@ -13213,16 +12833,8 @@
         <w:rPr>
           <w:rFonts w:ascii="Arial" w:eastAsia="等线" w:hAnsi="Arial" w:cs="Arial"/>
         </w:rPr>
-        <w:t>引脚接地，在电源输入</w:t>
-      </w:r>
-      <w:proofErr w:type="gramStart"/>
-      <w:r>
-        <w:rPr>
-          <w:rFonts w:ascii="Arial" w:eastAsia="等线" w:hAnsi="Arial" w:cs="Arial"/>
-        </w:rPr>
-        <w:t>端加入</w:t>
-      </w:r>
-      <w:proofErr w:type="gramEnd"/>
+        <w:t>引脚接地，在电源输入端加入</w:t>
+      </w:r>
       <w:r>
         <w:rPr>
           <w:rFonts w:ascii="Arial" w:eastAsia="等线" w:hAnsi="Arial" w:cs="Arial"/>
@@ -14134,7 +13746,7 @@
           <w:noProof/>
         </w:rPr>
         <w:drawing>
-          <wp:inline distT="0" distB="0" distL="0" distR="0" wp14:anchorId="58C58305" wp14:editId="32B60993">
+          <wp:inline distT="0" distB="0" distL="0" distR="0" wp14:anchorId="58C58305" wp14:editId="00CE9CC5">
             <wp:extent cx="5273675" cy="2424430"/>
             <wp:effectExtent l="0" t="0" r="0" b="0"/>
             <wp:docPr id="1026516055" name="图片 14"/>
@@ -14213,14 +13825,12 @@
         </w:rPr>
         <w:t>通信模块主要包括</w:t>
       </w:r>
-      <w:proofErr w:type="spellStart"/>
       <w:r>
         <w:rPr>
           <w:rFonts w:ascii="Arial" w:eastAsia="等线" w:hAnsi="Arial" w:cs="Arial"/>
         </w:rPr>
         <w:t>WiFi</w:t>
       </w:r>
-      <w:proofErr w:type="spellEnd"/>
       <w:r>
         <w:rPr>
           <w:rFonts w:ascii="Arial" w:eastAsia="等线" w:hAnsi="Arial" w:cs="Arial"/>
@@ -14258,28 +13868,24 @@
           <w:rFonts w:hint="eastAsia"/>
         </w:rPr>
       </w:pPr>
-      <w:proofErr w:type="spellStart"/>
       <w:r>
         <w:rPr>
           <w:rFonts w:ascii="Arial" w:eastAsia="等线" w:hAnsi="Arial" w:cs="Arial"/>
         </w:rPr>
         <w:t>WiFi</w:t>
       </w:r>
-      <w:proofErr w:type="spellEnd"/>
       <w:r>
         <w:rPr>
           <w:rFonts w:ascii="Arial" w:eastAsia="等线" w:hAnsi="Arial" w:cs="Arial"/>
         </w:rPr>
         <w:t>模块：采用串口</w:t>
       </w:r>
-      <w:proofErr w:type="spellStart"/>
       <w:r>
         <w:rPr>
           <w:rFonts w:ascii="Arial" w:eastAsia="等线" w:hAnsi="Arial" w:cs="Arial"/>
         </w:rPr>
         <w:t>WiFi</w:t>
       </w:r>
-      <w:proofErr w:type="spellEnd"/>
       <w:r>
         <w:rPr>
           <w:rFonts w:ascii="Arial" w:eastAsia="等线" w:hAnsi="Arial" w:cs="Arial"/>
@@ -14346,14 +13952,12 @@
         </w:rPr>
         <w:t>指令控制</w:t>
       </w:r>
-      <w:proofErr w:type="spellStart"/>
       <w:r>
         <w:rPr>
           <w:rFonts w:ascii="Arial" w:eastAsia="等线" w:hAnsi="Arial" w:cs="Arial"/>
         </w:rPr>
         <w:t>WiFi</w:t>
       </w:r>
-      <w:proofErr w:type="spellEnd"/>
       <w:r>
         <w:rPr>
           <w:rFonts w:ascii="Arial" w:eastAsia="等线" w:hAnsi="Arial" w:cs="Arial"/>
@@ -14384,14 +13988,12 @@
         </w:rPr>
         <w:t>串口空闲中断的方式，实现</w:t>
       </w:r>
-      <w:proofErr w:type="spellStart"/>
       <w:r>
         <w:rPr>
           <w:rFonts w:ascii="Arial" w:eastAsia="等线" w:hAnsi="Arial" w:cs="Arial"/>
         </w:rPr>
         <w:t>WiFi</w:t>
       </w:r>
-      <w:proofErr w:type="spellEnd"/>
       <w:r>
         <w:rPr>
           <w:rFonts w:ascii="Arial" w:eastAsia="等线" w:hAnsi="Arial" w:cs="Arial"/>
@@ -14468,21 +14070,7 @@
         <w:rPr>
           <w:rFonts w:ascii="Arial" w:eastAsia="等线" w:hAnsi="Arial" w:cs="Arial"/>
         </w:rPr>
-        <w:t>协议</w:t>
-      </w:r>
-      <w:proofErr w:type="gramStart"/>
-      <w:r>
-        <w:rPr>
-          <w:rFonts w:ascii="Arial" w:eastAsia="等线" w:hAnsi="Arial" w:cs="Arial"/>
-        </w:rPr>
-        <w:t>栈</w:t>
-      </w:r>
-      <w:proofErr w:type="gramEnd"/>
-      <w:r>
-        <w:rPr>
-          <w:rFonts w:ascii="Arial" w:eastAsia="等线" w:hAnsi="Arial" w:cs="Arial"/>
-        </w:rPr>
-        <w:t>，实现虚拟</w:t>
+        <w:t>协议栈，实现虚拟</w:t>
       </w:r>
       <w:r>
         <w:rPr>
@@ -14545,7 +14133,7 @@
           <w:noProof/>
         </w:rPr>
         <w:drawing>
-          <wp:inline distT="0" distB="0" distL="0" distR="0" wp14:anchorId="033346C3" wp14:editId="64C34835">
+          <wp:inline distT="0" distB="0" distL="0" distR="0" wp14:anchorId="033346C3" wp14:editId="242D8185">
             <wp:extent cx="5273675" cy="2363470"/>
             <wp:effectExtent l="0" t="0" r="0" b="0"/>
             <wp:docPr id="212739003" name="图片 15"/>
@@ -14931,14 +14519,12 @@
         </w:rPr>
         <w:t>接口（</w:t>
       </w:r>
-      <w:proofErr w:type="spellStart"/>
       <w:r>
         <w:rPr>
           <w:rFonts w:ascii="Arial" w:eastAsia="等线" w:hAnsi="Arial" w:cs="Arial"/>
         </w:rPr>
         <w:t>WiFi</w:t>
       </w:r>
-      <w:proofErr w:type="spellEnd"/>
       <w:r>
         <w:rPr>
           <w:rFonts w:ascii="Arial" w:eastAsia="等线" w:hAnsi="Arial" w:cs="Arial"/>
@@ -14994,14 +14580,12 @@
         </w:rPr>
         <w:t>卡是否能被正常识别、</w:t>
       </w:r>
-      <w:proofErr w:type="spellStart"/>
       <w:r>
         <w:rPr>
           <w:rFonts w:ascii="Arial" w:eastAsia="等线" w:hAnsi="Arial" w:cs="Arial"/>
         </w:rPr>
         <w:t>WiFi</w:t>
       </w:r>
-      <w:proofErr w:type="spellEnd"/>
       <w:r>
         <w:rPr>
           <w:rFonts w:ascii="Arial" w:eastAsia="等线" w:hAnsi="Arial" w:cs="Arial"/>
@@ -15280,14 +14864,12 @@
         </w:rPr>
         <w:t>中间件：</w:t>
       </w:r>
-      <w:proofErr w:type="spellStart"/>
       <w:r>
         <w:rPr>
           <w:rFonts w:ascii="Arial" w:eastAsia="等线" w:hAnsi="Arial" w:cs="Arial"/>
         </w:rPr>
         <w:t>FreeRTOS</w:t>
       </w:r>
-      <w:proofErr w:type="spellEnd"/>
       <w:r>
         <w:rPr>
           <w:rFonts w:ascii="Arial" w:eastAsia="等线" w:hAnsi="Arial" w:cs="Arial"/>
@@ -15366,14 +14948,12 @@
         </w:rPr>
         <w:t>）、</w:t>
       </w:r>
-      <w:proofErr w:type="spellStart"/>
       <w:r>
         <w:rPr>
           <w:rFonts w:ascii="Arial" w:eastAsia="等线" w:hAnsi="Arial" w:cs="Arial"/>
         </w:rPr>
         <w:t>FatFS</w:t>
       </w:r>
-      <w:proofErr w:type="spellEnd"/>
       <w:r>
         <w:rPr>
           <w:rFonts w:ascii="Arial" w:eastAsia="等线" w:hAnsi="Arial" w:cs="Arial"/>
@@ -15402,21 +14982,7 @@
         <w:rPr>
           <w:rFonts w:ascii="Arial" w:eastAsia="等线" w:hAnsi="Arial" w:cs="Arial"/>
         </w:rPr>
-        <w:t>协议</w:t>
-      </w:r>
-      <w:proofErr w:type="gramStart"/>
-      <w:r>
-        <w:rPr>
-          <w:rFonts w:ascii="Arial" w:eastAsia="等线" w:hAnsi="Arial" w:cs="Arial"/>
-        </w:rPr>
-        <w:t>栈</w:t>
-      </w:r>
-      <w:proofErr w:type="gramEnd"/>
-      <w:r>
-        <w:rPr>
-          <w:rFonts w:ascii="Arial" w:eastAsia="等线" w:hAnsi="Arial" w:cs="Arial"/>
-        </w:rPr>
-        <w:t>，为系统的核心功能实现提供支撑。</w:t>
+        <w:t>协议栈，为系统的核心功能实现提供支撑。</w:t>
       </w:r>
     </w:p>
     <w:p>
@@ -15454,14 +15020,12 @@
         </w:rPr>
         <w:t>仿真器，用于代码调试、断点调试、任务运行状态监控，可精准定位程序错误；串口调试助手，用于查看串口输出信息、</w:t>
       </w:r>
-      <w:proofErr w:type="spellStart"/>
       <w:r>
         <w:rPr>
           <w:rFonts w:ascii="Arial" w:eastAsia="等线" w:hAnsi="Arial" w:cs="Arial"/>
         </w:rPr>
         <w:t>WiFi</w:t>
       </w:r>
-      <w:proofErr w:type="spellEnd"/>
       <w:r>
         <w:rPr>
           <w:rFonts w:ascii="Arial" w:eastAsia="等线" w:hAnsi="Arial" w:cs="Arial"/>
@@ -15579,33 +15143,17 @@
         </w:rPr>
         <w:t>软件系统基于</w:t>
       </w:r>
-      <w:proofErr w:type="spellStart"/>
       <w:r>
         <w:rPr>
           <w:rFonts w:ascii="Arial" w:eastAsia="等线" w:hAnsi="Arial" w:cs="Arial"/>
         </w:rPr>
         <w:t>FreeRTOS</w:t>
       </w:r>
-      <w:proofErr w:type="spellEnd"/>
-      <w:r>
-        <w:rPr>
-          <w:rFonts w:ascii="Arial" w:eastAsia="等线" w:hAnsi="Arial" w:cs="Arial"/>
-        </w:rPr>
-        <w:t>实时操作系统，采用模块化设计思想，分为驱动层、</w:t>
-      </w:r>
-      <w:proofErr w:type="gramStart"/>
-      <w:r>
-        <w:rPr>
-          <w:rFonts w:ascii="Arial" w:eastAsia="等线" w:hAnsi="Arial" w:cs="Arial"/>
-        </w:rPr>
-        <w:t>中间件层和</w:t>
-      </w:r>
-      <w:proofErr w:type="gramEnd"/>
-      <w:r>
-        <w:rPr>
-          <w:rFonts w:ascii="Arial" w:eastAsia="等线" w:hAnsi="Arial" w:cs="Arial"/>
-        </w:rPr>
-        <w:t>应用层，各层相互独立、接口清晰，便于开发、调试与后期维护。软件系统总体架构如图所示。</w:t>
+      <w:r>
+        <w:rPr>
+          <w:rFonts w:ascii="Arial" w:eastAsia="等线" w:hAnsi="Arial" w:cs="Arial"/>
+        </w:rPr>
+        <w:t>实时操作系统，采用模块化设计思想，分为驱动层、中间件层和应用层，各层相互独立、接口清晰，便于开发、调试与后期维护。软件系统总体架构如图所示。</w:t>
       </w:r>
     </w:p>
     <w:p>
@@ -15682,33 +15230,17 @@
         </w:rPr>
         <w:t>软件系统核心设计思路：以</w:t>
       </w:r>
-      <w:proofErr w:type="spellStart"/>
       <w:r>
         <w:rPr>
           <w:rFonts w:ascii="Arial" w:eastAsia="等线" w:hAnsi="Arial" w:cs="Arial"/>
         </w:rPr>
         <w:t>FreeRTOS</w:t>
       </w:r>
-      <w:proofErr w:type="spellEnd"/>
-      <w:r>
-        <w:rPr>
-          <w:rFonts w:ascii="Arial" w:eastAsia="等线" w:hAnsi="Arial" w:cs="Arial"/>
-        </w:rPr>
-        <w:t>实时操作系统为核心，将系统功能拆分为多个独立的任务，通过任务调度、信号量、互斥锁和命令队列实现多模块协同工作；驱动层为各外设提供统一的驱动接口，实现外设的初始化与数据交互；</w:t>
-      </w:r>
-      <w:proofErr w:type="gramStart"/>
-      <w:r>
-        <w:rPr>
-          <w:rFonts w:ascii="Arial" w:eastAsia="等线" w:hAnsi="Arial" w:cs="Arial"/>
-        </w:rPr>
-        <w:t>中间件层提供</w:t>
-      </w:r>
-      <w:proofErr w:type="gramEnd"/>
-      <w:r>
-        <w:rPr>
-          <w:rFonts w:ascii="Arial" w:eastAsia="等线" w:hAnsi="Arial" w:cs="Arial"/>
-        </w:rPr>
-        <w:t>通用功能组件，降低应用层开发难度；应用层实现具体的业务功能，确保系统的实时性、稳定性与实用性。</w:t>
+      <w:r>
+        <w:rPr>
+          <w:rFonts w:ascii="Arial" w:eastAsia="等线" w:hAnsi="Arial" w:cs="Arial"/>
+        </w:rPr>
+        <w:t>实时操作系统为核心，将系统功能拆分为多个独立的任务，通过任务调度、信号量、互斥锁和命令队列实现多模块协同工作；驱动层为各外设提供统一的驱动接口，实现外设的初始化与数据交互；中间件层提供通用功能组件，降低应用层开发难度；应用层实现具体的业务功能，确保系统的实时性、稳定性与实用性。</w:t>
       </w:r>
     </w:p>
     <w:p>
@@ -15756,18 +15288,8 @@
           <w:b/>
           <w:sz w:val="30"/>
         </w:rPr>
-        <w:t xml:space="preserve">4.3.1 </w:t>
-      </w:r>
-      <w:proofErr w:type="spellStart"/>
-      <w:r>
-        <w:rPr>
-          <w:rFonts w:ascii="Arial" w:eastAsia="等线" w:hAnsi="Arial" w:cs="Arial"/>
-          <w:b/>
-          <w:sz w:val="30"/>
-        </w:rPr>
-        <w:t>FreeRTOS</w:t>
-      </w:r>
-      <w:proofErr w:type="spellEnd"/>
+        <w:t>4.3.1 FreeRTOS</w:t>
+      </w:r>
       <w:r>
         <w:rPr>
           <w:rFonts w:ascii="Arial" w:eastAsia="等线" w:hAnsi="Arial" w:cs="Arial"/>
@@ -15786,14 +15308,12 @@
           <w:rFonts w:hint="eastAsia"/>
         </w:rPr>
       </w:pPr>
-      <w:proofErr w:type="spellStart"/>
       <w:r>
         <w:rPr>
           <w:rFonts w:ascii="Arial" w:eastAsia="等线" w:hAnsi="Arial" w:cs="Arial"/>
         </w:rPr>
         <w:t>FreeRTOS</w:t>
       </w:r>
-      <w:proofErr w:type="spellEnd"/>
       <w:r>
         <w:rPr>
           <w:rFonts w:ascii="Arial" w:eastAsia="等线" w:hAnsi="Arial" w:cs="Arial"/>
@@ -15830,14 +15350,12 @@
         </w:rPr>
         <w:t>下载</w:t>
       </w:r>
-      <w:proofErr w:type="spellStart"/>
       <w:r>
         <w:rPr>
           <w:rFonts w:ascii="Arial" w:eastAsia="等线" w:hAnsi="Arial" w:cs="Arial"/>
         </w:rPr>
         <w:t>FreeRTOS</w:t>
       </w:r>
-      <w:proofErr w:type="spellEnd"/>
       <w:r>
         <w:rPr>
           <w:rFonts w:ascii="Arial" w:eastAsia="等线" w:hAnsi="Arial" w:cs="Arial"/>
@@ -15952,14 +15470,12 @@
         </w:rPr>
         <w:t>配置</w:t>
       </w:r>
-      <w:proofErr w:type="spellStart"/>
       <w:r>
         <w:rPr>
           <w:rFonts w:ascii="Arial" w:eastAsia="等线" w:hAnsi="Arial" w:cs="Arial"/>
         </w:rPr>
         <w:t>FreeRTOS</w:t>
       </w:r>
-      <w:proofErr w:type="spellEnd"/>
       <w:r>
         <w:rPr>
           <w:rFonts w:ascii="Arial" w:eastAsia="等线" w:hAnsi="Arial" w:cs="Arial"/>
@@ -15978,28 +15494,24 @@
         </w:rPr>
         <w:t>工程中添加</w:t>
       </w:r>
-      <w:proofErr w:type="spellStart"/>
       <w:r>
         <w:rPr>
           <w:rFonts w:ascii="Arial" w:eastAsia="等线" w:hAnsi="Arial" w:cs="Arial"/>
         </w:rPr>
         <w:t>FreeRTOS</w:t>
       </w:r>
-      <w:proofErr w:type="spellEnd"/>
       <w:r>
         <w:rPr>
           <w:rFonts w:ascii="Arial" w:eastAsia="等线" w:hAnsi="Arial" w:cs="Arial"/>
         </w:rPr>
         <w:t>头文件所在目录；修改</w:t>
       </w:r>
-      <w:proofErr w:type="spellStart"/>
       <w:r>
         <w:rPr>
           <w:rFonts w:ascii="Arial" w:eastAsia="等线" w:hAnsi="Arial" w:cs="Arial"/>
         </w:rPr>
         <w:t>FreeRTOSConfig.h</w:t>
       </w:r>
-      <w:proofErr w:type="spellEnd"/>
       <w:r>
         <w:rPr>
           <w:rFonts w:ascii="Arial" w:eastAsia="等线" w:hAnsi="Arial" w:cs="Arial"/>
@@ -16037,84 +15549,72 @@
         <w:lastRenderedPageBreak/>
         <w:t>实现</w:t>
       </w:r>
-      <w:proofErr w:type="spellStart"/>
       <w:r>
         <w:rPr>
           <w:rFonts w:ascii="Arial" w:eastAsia="等线" w:hAnsi="Arial" w:cs="Arial"/>
         </w:rPr>
         <w:t>FreeRTOS</w:t>
       </w:r>
-      <w:proofErr w:type="spellEnd"/>
       <w:r>
         <w:rPr>
           <w:rFonts w:ascii="Arial" w:eastAsia="等线" w:hAnsi="Arial" w:cs="Arial"/>
         </w:rPr>
         <w:t>的系统时钟滴答函数（</w:t>
       </w:r>
-      <w:proofErr w:type="spellStart"/>
       <w:r>
         <w:rPr>
           <w:rFonts w:ascii="Arial" w:eastAsia="等线" w:hAnsi="Arial" w:cs="Arial"/>
         </w:rPr>
         <w:t>SysTick_Handler</w:t>
       </w:r>
-      <w:proofErr w:type="spellEnd"/>
       <w:r>
         <w:rPr>
           <w:rFonts w:ascii="Arial" w:eastAsia="等线" w:hAnsi="Arial" w:cs="Arial"/>
         </w:rPr>
         <w:t>），将</w:t>
       </w:r>
-      <w:proofErr w:type="spellStart"/>
       <w:r>
         <w:rPr>
           <w:rFonts w:ascii="Arial" w:eastAsia="等线" w:hAnsi="Arial" w:cs="Arial"/>
         </w:rPr>
         <w:t>SysTick</w:t>
       </w:r>
-      <w:proofErr w:type="spellEnd"/>
       <w:r>
         <w:rPr>
           <w:rFonts w:ascii="Arial" w:eastAsia="等线" w:hAnsi="Arial" w:cs="Arial"/>
         </w:rPr>
         <w:t>中断与</w:t>
       </w:r>
-      <w:proofErr w:type="spellStart"/>
       <w:r>
         <w:rPr>
           <w:rFonts w:ascii="Arial" w:eastAsia="等线" w:hAnsi="Arial" w:cs="Arial"/>
         </w:rPr>
         <w:t>FreeRTOS</w:t>
       </w:r>
-      <w:proofErr w:type="spellEnd"/>
       <w:r>
         <w:rPr>
           <w:rFonts w:ascii="Arial" w:eastAsia="等线" w:hAnsi="Arial" w:cs="Arial"/>
         </w:rPr>
         <w:t>的任务调度函数（</w:t>
       </w:r>
-      <w:proofErr w:type="spellStart"/>
       <w:r>
         <w:rPr>
           <w:rFonts w:ascii="Arial" w:eastAsia="等线" w:hAnsi="Arial" w:cs="Arial"/>
         </w:rPr>
         <w:t>xPortSysTickHandler</w:t>
       </w:r>
-      <w:proofErr w:type="spellEnd"/>
       <w:r>
         <w:rPr>
           <w:rFonts w:ascii="Arial" w:eastAsia="等线" w:hAnsi="Arial" w:cs="Arial"/>
         </w:rPr>
         <w:t>）相关联，确保</w:t>
       </w:r>
-      <w:proofErr w:type="spellStart"/>
       <w:r>
         <w:rPr>
           <w:rFonts w:ascii="Arial" w:eastAsia="等线" w:hAnsi="Arial" w:cs="Arial"/>
         </w:rPr>
         <w:t>FreeRTOS</w:t>
       </w:r>
-      <w:proofErr w:type="spellEnd"/>
       <w:r>
         <w:rPr>
           <w:rFonts w:ascii="Arial" w:eastAsia="等线" w:hAnsi="Arial" w:cs="Arial"/>
@@ -16137,30 +15637,14 @@
         <w:rPr>
           <w:rFonts w:ascii="Arial" w:eastAsia="等线" w:hAnsi="Arial" w:cs="Arial"/>
         </w:rPr>
-        <w:t>编写任务创建函数，根据系统功能需求，创建系统初始化任务、显示任务、音频播放任务、网络通信任务等，合理配置</w:t>
-      </w:r>
-      <w:proofErr w:type="gramStart"/>
-      <w:r>
-        <w:rPr>
-          <w:rFonts w:ascii="Arial" w:eastAsia="等线" w:hAnsi="Arial" w:cs="Arial"/>
-        </w:rPr>
-        <w:t>各任务</w:t>
-      </w:r>
-      <w:proofErr w:type="gramEnd"/>
-      <w:r>
-        <w:rPr>
-          <w:rFonts w:ascii="Arial" w:eastAsia="等线" w:hAnsi="Arial" w:cs="Arial"/>
-        </w:rPr>
-        <w:t>的优先级（高优先级任务：中断处理、</w:t>
-      </w:r>
-      <w:proofErr w:type="spellStart"/>
+        <w:t>编写任务创建函数，根据系统功能需求，创建系统初始化任务、显示任务、音频播放任务、网络通信任务等，合理配置各任务的优先级（高优先级任务：中断处理、</w:t>
+      </w:r>
       <w:r>
         <w:rPr>
           <w:rFonts w:ascii="Arial" w:eastAsia="等线" w:hAnsi="Arial" w:cs="Arial"/>
         </w:rPr>
         <w:t>WiFi</w:t>
       </w:r>
-      <w:proofErr w:type="spellEnd"/>
       <w:r>
         <w:rPr>
           <w:rFonts w:ascii="Arial" w:eastAsia="等线" w:hAnsi="Arial" w:cs="Arial"/>
@@ -16175,14 +15659,12 @@
           <w:rFonts w:hint="eastAsia"/>
         </w:rPr>
       </w:pPr>
-      <w:proofErr w:type="spellStart"/>
       <w:r>
         <w:rPr>
           <w:rFonts w:ascii="Arial" w:eastAsia="等线" w:hAnsi="Arial" w:cs="Arial"/>
         </w:rPr>
         <w:t>FreeRTOS</w:t>
       </w:r>
-      <w:proofErr w:type="spellEnd"/>
       <w:r>
         <w:rPr>
           <w:rFonts w:ascii="Arial" w:eastAsia="等线" w:hAnsi="Arial" w:cs="Arial"/>
@@ -16201,14 +15683,12 @@
         </w:rPr>
         <w:t>，</w:t>
       </w:r>
-      <w:proofErr w:type="spellStart"/>
       <w:r>
         <w:rPr>
           <w:rFonts w:ascii="Arial" w:eastAsia="等线" w:hAnsi="Arial" w:cs="Arial"/>
         </w:rPr>
         <w:t>SysTick</w:t>
       </w:r>
-      <w:proofErr w:type="spellEnd"/>
       <w:r>
         <w:rPr>
           <w:rFonts w:ascii="Arial" w:eastAsia="等线" w:hAnsi="Arial" w:cs="Arial"/>
@@ -16265,14 +15745,12 @@
         </w:rPr>
         <w:t>（此处插入</w:t>
       </w:r>
-      <w:proofErr w:type="spellStart"/>
       <w:r>
         <w:rPr>
           <w:rFonts w:ascii="Arial" w:eastAsia="等线" w:hAnsi="Arial" w:cs="Arial"/>
         </w:rPr>
         <w:t>FreeRTOS</w:t>
       </w:r>
-      <w:proofErr w:type="spellEnd"/>
       <w:r>
         <w:rPr>
           <w:rFonts w:ascii="Arial" w:eastAsia="等线" w:hAnsi="Arial" w:cs="Arial"/>
@@ -16400,14 +15878,12 @@
         </w:rPr>
         <w:t>）源码，将源码中</w:t>
       </w:r>
-      <w:proofErr w:type="spellStart"/>
       <w:r>
         <w:rPr>
           <w:rFonts w:ascii="Arial" w:eastAsia="等线" w:hAnsi="Arial" w:cs="Arial"/>
         </w:rPr>
         <w:t>lvgl</w:t>
       </w:r>
-      <w:proofErr w:type="spellEnd"/>
       <w:r>
         <w:rPr>
           <w:rFonts w:ascii="Arial" w:eastAsia="等线" w:hAnsi="Arial" w:cs="Arial"/>
@@ -16480,14 +15956,12 @@
         </w:rPr>
         <w:t>的显示接口（</w:t>
       </w:r>
-      <w:proofErr w:type="spellStart"/>
       <w:r>
         <w:rPr>
           <w:rFonts w:ascii="Arial" w:eastAsia="等线" w:hAnsi="Arial" w:cs="Arial"/>
         </w:rPr>
         <w:t>lv_port_disp.c</w:t>
       </w:r>
-      <w:proofErr w:type="spellEnd"/>
       <w:r>
         <w:rPr>
           <w:rFonts w:ascii="Arial" w:eastAsia="等线" w:hAnsi="Arial" w:cs="Arial"/>
@@ -16572,14 +16046,12 @@
         </w:rPr>
         <w:t>的触摸接口（</w:t>
       </w:r>
-      <w:proofErr w:type="spellStart"/>
       <w:r>
         <w:rPr>
           <w:rFonts w:ascii="Arial" w:eastAsia="等线" w:hAnsi="Arial" w:cs="Arial"/>
         </w:rPr>
         <w:t>lv_port_indev.c</w:t>
       </w:r>
-      <w:proofErr w:type="spellEnd"/>
       <w:r>
         <w:rPr>
           <w:rFonts w:ascii="Arial" w:eastAsia="等线" w:hAnsi="Arial" w:cs="Arial"/>
@@ -16905,18 +16377,8 @@
           <w:b/>
           <w:sz w:val="30"/>
         </w:rPr>
-        <w:t xml:space="preserve">4.3.3 </w:t>
-      </w:r>
-      <w:proofErr w:type="spellStart"/>
-      <w:r>
-        <w:rPr>
-          <w:rFonts w:ascii="Arial" w:eastAsia="等线" w:hAnsi="Arial" w:cs="Arial"/>
-          <w:b/>
-          <w:sz w:val="30"/>
-        </w:rPr>
-        <w:t>FatFS</w:t>
-      </w:r>
-      <w:proofErr w:type="spellEnd"/>
+        <w:t>4.3.3 FatFS</w:t>
+      </w:r>
       <w:r>
         <w:rPr>
           <w:rFonts w:ascii="Arial" w:eastAsia="等线" w:hAnsi="Arial" w:cs="Arial"/>
@@ -16935,28 +16397,18 @@
           <w:rFonts w:hint="eastAsia"/>
         </w:rPr>
       </w:pPr>
-      <w:proofErr w:type="spellStart"/>
       <w:r>
         <w:rPr>
           <w:rFonts w:ascii="Arial" w:eastAsia="等线" w:hAnsi="Arial" w:cs="Arial"/>
         </w:rPr>
         <w:t>FatFS</w:t>
       </w:r>
-      <w:proofErr w:type="spellEnd"/>
-      <w:r>
-        <w:rPr>
-          <w:rFonts w:ascii="Arial" w:eastAsia="等线" w:hAnsi="Arial" w:cs="Arial"/>
-        </w:rPr>
-        <w:t>是一款轻量级、可移植性强的文件系统，能够</w:t>
-      </w:r>
-      <w:proofErr w:type="gramStart"/>
-      <w:r>
-        <w:rPr>
-          <w:rFonts w:ascii="Arial" w:eastAsia="等线" w:hAnsi="Arial" w:cs="Arial"/>
-        </w:rPr>
-        <w:t>高效实现</w:t>
-      </w:r>
-      <w:proofErr w:type="gramEnd"/>
+      <w:r>
+        <w:rPr>
+          <w:rFonts w:ascii="Arial" w:eastAsia="等线" w:hAnsi="Arial" w:cs="Arial"/>
+        </w:rPr>
+        <w:t>是一款轻量级、可移植性强的文件系统，能够高效实现</w:t>
+      </w:r>
       <w:r>
         <w:rPr>
           <w:rFonts w:ascii="Arial" w:eastAsia="等线" w:hAnsi="Arial" w:cs="Arial"/>
@@ -16999,14 +16451,12 @@
         </w:rPr>
         <w:t>下载</w:t>
       </w:r>
-      <w:proofErr w:type="spellStart"/>
       <w:r>
         <w:rPr>
           <w:rFonts w:ascii="Arial" w:eastAsia="等线" w:hAnsi="Arial" w:cs="Arial"/>
         </w:rPr>
         <w:t>FatFS</w:t>
       </w:r>
-      <w:proofErr w:type="spellEnd"/>
       <w:r>
         <w:rPr>
           <w:rFonts w:ascii="Arial" w:eastAsia="等线" w:hAnsi="Arial" w:cs="Arial"/>
@@ -17025,56 +16475,48 @@
         </w:rPr>
         <w:t>）源码，将源码中的</w:t>
       </w:r>
-      <w:proofErr w:type="spellStart"/>
       <w:r>
         <w:rPr>
           <w:rFonts w:ascii="Arial" w:eastAsia="等线" w:hAnsi="Arial" w:cs="Arial"/>
         </w:rPr>
         <w:t>ff.c</w:t>
       </w:r>
-      <w:proofErr w:type="spellEnd"/>
       <w:r>
         <w:rPr>
           <w:rFonts w:ascii="Arial" w:eastAsia="等线" w:hAnsi="Arial" w:cs="Arial"/>
         </w:rPr>
         <w:t>、</w:t>
       </w:r>
-      <w:proofErr w:type="spellStart"/>
       <w:r>
         <w:rPr>
           <w:rFonts w:ascii="Arial" w:eastAsia="等线" w:hAnsi="Arial" w:cs="Arial"/>
         </w:rPr>
         <w:t>ff.h</w:t>
       </w:r>
-      <w:proofErr w:type="spellEnd"/>
       <w:r>
         <w:rPr>
           <w:rFonts w:ascii="Arial" w:eastAsia="等线" w:hAnsi="Arial" w:cs="Arial"/>
         </w:rPr>
         <w:t>、</w:t>
       </w:r>
-      <w:proofErr w:type="spellStart"/>
       <w:r>
         <w:rPr>
           <w:rFonts w:ascii="Arial" w:eastAsia="等线" w:hAnsi="Arial" w:cs="Arial"/>
         </w:rPr>
         <w:t>diskio.c</w:t>
       </w:r>
-      <w:proofErr w:type="spellEnd"/>
       <w:r>
         <w:rPr>
           <w:rFonts w:ascii="Arial" w:eastAsia="等线" w:hAnsi="Arial" w:cs="Arial"/>
         </w:rPr>
         <w:t>、</w:t>
       </w:r>
-      <w:proofErr w:type="spellStart"/>
       <w:r>
         <w:rPr>
           <w:rFonts w:ascii="Arial" w:eastAsia="等线" w:hAnsi="Arial" w:cs="Arial"/>
         </w:rPr>
         <w:t>diskio.h</w:t>
       </w:r>
-      <w:proofErr w:type="spellEnd"/>
       <w:r>
         <w:rPr>
           <w:rFonts w:ascii="Arial" w:eastAsia="等线" w:hAnsi="Arial" w:cs="Arial"/>
@@ -17093,14 +16535,12 @@
         </w:rPr>
         <w:t>工程中，配置</w:t>
       </w:r>
-      <w:proofErr w:type="spellStart"/>
       <w:r>
         <w:rPr>
           <w:rFonts w:ascii="Arial" w:eastAsia="等线" w:hAnsi="Arial" w:cs="Arial"/>
         </w:rPr>
         <w:t>FatFS</w:t>
       </w:r>
-      <w:proofErr w:type="spellEnd"/>
       <w:r>
         <w:rPr>
           <w:rFonts w:ascii="Arial" w:eastAsia="等线" w:hAnsi="Arial" w:cs="Arial"/>
@@ -17125,70 +16565,60 @@
         </w:rPr>
         <w:t>实现</w:t>
       </w:r>
-      <w:proofErr w:type="spellStart"/>
       <w:r>
         <w:rPr>
           <w:rFonts w:ascii="Arial" w:eastAsia="等线" w:hAnsi="Arial" w:cs="Arial"/>
         </w:rPr>
         <w:t>diskio.c</w:t>
       </w:r>
-      <w:proofErr w:type="spellEnd"/>
       <w:r>
         <w:rPr>
           <w:rFonts w:ascii="Arial" w:eastAsia="等线" w:hAnsi="Arial" w:cs="Arial"/>
         </w:rPr>
         <w:t>中的底层接口函数（</w:t>
       </w:r>
-      <w:proofErr w:type="spellStart"/>
       <w:r>
         <w:rPr>
           <w:rFonts w:ascii="Arial" w:eastAsia="等线" w:hAnsi="Arial" w:cs="Arial"/>
         </w:rPr>
         <w:t>disk_initialize</w:t>
       </w:r>
-      <w:proofErr w:type="spellEnd"/>
       <w:r>
         <w:rPr>
           <w:rFonts w:ascii="Arial" w:eastAsia="等线" w:hAnsi="Arial" w:cs="Arial"/>
         </w:rPr>
         <w:t>、</w:t>
       </w:r>
-      <w:proofErr w:type="spellStart"/>
       <w:r>
         <w:rPr>
           <w:rFonts w:ascii="Arial" w:eastAsia="等线" w:hAnsi="Arial" w:cs="Arial"/>
         </w:rPr>
         <w:t>disk_read</w:t>
       </w:r>
-      <w:proofErr w:type="spellEnd"/>
       <w:r>
         <w:rPr>
           <w:rFonts w:ascii="Arial" w:eastAsia="等线" w:hAnsi="Arial" w:cs="Arial"/>
         </w:rPr>
         <w:t>、</w:t>
       </w:r>
-      <w:proofErr w:type="spellStart"/>
       <w:r>
         <w:rPr>
           <w:rFonts w:ascii="Arial" w:eastAsia="等线" w:hAnsi="Arial" w:cs="Arial"/>
         </w:rPr>
         <w:t>disk_write</w:t>
       </w:r>
-      <w:proofErr w:type="spellEnd"/>
       <w:r>
         <w:rPr>
           <w:rFonts w:ascii="Arial" w:eastAsia="等线" w:hAnsi="Arial" w:cs="Arial"/>
         </w:rPr>
         <w:t>、</w:t>
       </w:r>
-      <w:proofErr w:type="spellStart"/>
       <w:r>
         <w:rPr>
           <w:rFonts w:ascii="Arial" w:eastAsia="等线" w:hAnsi="Arial" w:cs="Arial"/>
         </w:rPr>
         <w:t>disk_status</w:t>
       </w:r>
-      <w:proofErr w:type="spellEnd"/>
       <w:r>
         <w:rPr>
           <w:rFonts w:ascii="Arial" w:eastAsia="等线" w:hAnsi="Arial" w:cs="Arial"/>
@@ -17238,14 +16668,12 @@
         <w:lastRenderedPageBreak/>
         <w:t>操作，为</w:t>
       </w:r>
-      <w:proofErr w:type="spellStart"/>
       <w:r>
         <w:rPr>
           <w:rFonts w:ascii="Arial" w:eastAsia="等线" w:hAnsi="Arial" w:cs="Arial"/>
         </w:rPr>
         <w:t>FatFS</w:t>
       </w:r>
-      <w:proofErr w:type="spellEnd"/>
       <w:r>
         <w:rPr>
           <w:rFonts w:ascii="Arial" w:eastAsia="等线" w:hAnsi="Arial" w:cs="Arial"/>
@@ -17270,14 +16698,12 @@
         </w:rPr>
         <w:t>配置</w:t>
       </w:r>
-      <w:proofErr w:type="spellStart"/>
       <w:r>
         <w:rPr>
           <w:rFonts w:ascii="Arial" w:eastAsia="等线" w:hAnsi="Arial" w:cs="Arial"/>
         </w:rPr>
         <w:t>FatFS</w:t>
       </w:r>
-      <w:proofErr w:type="spellEnd"/>
       <w:r>
         <w:rPr>
           <w:rFonts w:ascii="Arial" w:eastAsia="等线" w:hAnsi="Arial" w:cs="Arial"/>
@@ -17774,21 +17200,7 @@
         <w:rPr>
           <w:rFonts w:ascii="Arial" w:eastAsia="等线" w:hAnsi="Arial" w:cs="Arial"/>
         </w:rPr>
-        <w:t>协议</w:t>
-      </w:r>
-      <w:proofErr w:type="gramStart"/>
-      <w:r>
-        <w:rPr>
-          <w:rFonts w:ascii="Arial" w:eastAsia="等线" w:hAnsi="Arial" w:cs="Arial"/>
-        </w:rPr>
-        <w:t>栈</w:t>
-      </w:r>
-      <w:proofErr w:type="gramEnd"/>
-      <w:r>
-        <w:rPr>
-          <w:rFonts w:ascii="Arial" w:eastAsia="等线" w:hAnsi="Arial" w:cs="Arial"/>
-        </w:rPr>
-        <w:t>，实现虚拟</w:t>
+        <w:t>协议栈，实现虚拟</w:t>
       </w:r>
       <w:r>
         <w:rPr>
@@ -17890,21 +17302,7 @@
         <w:rPr>
           <w:rFonts w:ascii="Arial" w:eastAsia="等线" w:hAnsi="Arial" w:cs="Arial"/>
         </w:rPr>
-        <w:t>协议</w:t>
-      </w:r>
-      <w:proofErr w:type="gramStart"/>
-      <w:r>
-        <w:rPr>
-          <w:rFonts w:ascii="Arial" w:eastAsia="等线" w:hAnsi="Arial" w:cs="Arial"/>
-        </w:rPr>
-        <w:t>栈</w:t>
-      </w:r>
-      <w:proofErr w:type="gramEnd"/>
-      <w:r>
-        <w:rPr>
-          <w:rFonts w:ascii="Arial" w:eastAsia="等线" w:hAnsi="Arial" w:cs="Arial"/>
-        </w:rPr>
-        <w:t>文件添加到</w:t>
+        <w:t>协议栈文件添加到</w:t>
       </w:r>
       <w:r>
         <w:rPr>
@@ -17990,14 +17388,12 @@
         </w:rPr>
         <w:t>对接</w:t>
       </w:r>
-      <w:proofErr w:type="spellStart"/>
       <w:r>
         <w:rPr>
           <w:rFonts w:ascii="Arial" w:eastAsia="等线" w:hAnsi="Arial" w:cs="Arial"/>
         </w:rPr>
         <w:t>FatFS</w:t>
       </w:r>
-      <w:proofErr w:type="spellEnd"/>
       <w:r>
         <w:rPr>
           <w:rFonts w:ascii="Arial" w:eastAsia="等线" w:hAnsi="Arial" w:cs="Arial"/>
@@ -18172,19 +17568,11 @@
         </w:rPr>
         <w:t>U</w:t>
       </w:r>
-      <w:proofErr w:type="gramStart"/>
-      <w:r>
-        <w:rPr>
-          <w:rFonts w:ascii="Arial" w:eastAsia="等线" w:hAnsi="Arial" w:cs="Arial"/>
-        </w:rPr>
-        <w:t>盘功能</w:t>
-      </w:r>
-      <w:proofErr w:type="gramEnd"/>
-      <w:r>
-        <w:rPr>
-          <w:rFonts w:ascii="Arial" w:eastAsia="等线" w:hAnsi="Arial" w:cs="Arial"/>
-        </w:rPr>
-        <w:t>稳定实现。</w:t>
+      <w:r>
+        <w:rPr>
+          <w:rFonts w:ascii="Arial" w:eastAsia="等线" w:hAnsi="Arial" w:cs="Arial"/>
+        </w:rPr>
+        <w:t>盘功能稳定实现。</w:t>
       </w:r>
     </w:p>
     <w:p>
@@ -18620,14 +18008,12 @@
         </w:rPr>
         <w:t>接口，适配</w:t>
       </w:r>
-      <w:proofErr w:type="spellStart"/>
       <w:r>
         <w:rPr>
           <w:rFonts w:ascii="Arial" w:eastAsia="等线" w:hAnsi="Arial" w:cs="Arial"/>
         </w:rPr>
         <w:t>WiFi</w:t>
       </w:r>
-      <w:proofErr w:type="spellEnd"/>
       <w:r>
         <w:rPr>
           <w:rFonts w:ascii="Arial" w:eastAsia="等线" w:hAnsi="Arial" w:cs="Arial" w:hint="eastAsia"/>
@@ -18658,14 +18044,12 @@
         </w:rPr>
         <w:t>通道，用于</w:t>
       </w:r>
-      <w:proofErr w:type="spellStart"/>
       <w:r>
         <w:rPr>
           <w:rFonts w:ascii="Arial" w:eastAsia="等线" w:hAnsi="Arial" w:cs="Arial"/>
         </w:rPr>
         <w:t>WiFi</w:t>
       </w:r>
-      <w:proofErr w:type="spellEnd"/>
       <w:r>
         <w:rPr>
           <w:rFonts w:ascii="Arial" w:eastAsia="等线" w:hAnsi="Arial" w:cs="Arial" w:hint="eastAsia"/>
@@ -18694,28 +18078,20 @@
         <w:rPr>
           <w:rFonts w:ascii="Arial" w:eastAsia="等线" w:hAnsi="Arial" w:cs="Arial"/>
         </w:rPr>
+        <w:t xml:space="preserve"> → FreeRTOS</w:t>
+      </w:r>
+      <w:r>
+        <w:rPr>
+          <w:rFonts w:ascii="Arial" w:eastAsia="等线" w:hAnsi="Arial" w:cs="Arial" w:hint="eastAsia"/>
+        </w:rPr>
+        <w:t>初始化（配置任务调度参数、信号量与消息队列）</w:t>
+      </w:r>
+      <w:r>
+        <w:rPr>
+          <w:rFonts w:ascii="Arial" w:eastAsia="等线" w:hAnsi="Arial" w:cs="Arial"/>
+        </w:rPr>
         <w:t xml:space="preserve"> → </w:t>
       </w:r>
-      <w:proofErr w:type="spellStart"/>
-      <w:r>
-        <w:rPr>
-          <w:rFonts w:ascii="Arial" w:eastAsia="等线" w:hAnsi="Arial" w:cs="Arial"/>
-        </w:rPr>
-        <w:t>FreeRTOS</w:t>
-      </w:r>
-      <w:proofErr w:type="spellEnd"/>
-      <w:r>
-        <w:rPr>
-          <w:rFonts w:ascii="Arial" w:eastAsia="等线" w:hAnsi="Arial" w:cs="Arial" w:hint="eastAsia"/>
-        </w:rPr>
-        <w:t>初始化（配置任务调度参数、信号量与消息队列）</w:t>
-      </w:r>
-      <w:r>
-        <w:rPr>
-          <w:rFonts w:ascii="Arial" w:eastAsia="等线" w:hAnsi="Arial" w:cs="Arial"/>
-        </w:rPr>
-        <w:t xml:space="preserve"> → </w:t>
-      </w:r>
       <w:r>
         <w:rPr>
           <w:rFonts w:ascii="Arial" w:eastAsia="等线" w:hAnsi="Arial" w:cs="Arial" w:hint="eastAsia"/>
@@ -18734,14 +18110,12 @@
         </w:rPr>
         <w:t>图形库、</w:t>
       </w:r>
-      <w:proofErr w:type="spellStart"/>
       <w:r>
         <w:rPr>
           <w:rFonts w:ascii="Arial" w:eastAsia="等线" w:hAnsi="Arial" w:cs="Arial"/>
         </w:rPr>
         <w:t>FatFS</w:t>
       </w:r>
-      <w:proofErr w:type="spellEnd"/>
       <w:r>
         <w:rPr>
           <w:rFonts w:ascii="Arial" w:eastAsia="等线" w:hAnsi="Arial" w:cs="Arial" w:hint="eastAsia"/>
@@ -18758,21 +18132,7 @@
         <w:rPr>
           <w:rFonts w:ascii="Arial" w:eastAsia="等线" w:hAnsi="Arial" w:cs="Arial" w:hint="eastAsia"/>
         </w:rPr>
-        <w:t>协议</w:t>
-      </w:r>
-      <w:proofErr w:type="gramStart"/>
-      <w:r>
-        <w:rPr>
-          <w:rFonts w:ascii="Arial" w:eastAsia="等线" w:hAnsi="Arial" w:cs="Arial" w:hint="eastAsia"/>
-        </w:rPr>
-        <w:t>栈</w:t>
-      </w:r>
-      <w:proofErr w:type="gramEnd"/>
-      <w:r>
-        <w:rPr>
-          <w:rFonts w:ascii="Arial" w:eastAsia="等线" w:hAnsi="Arial" w:cs="Arial" w:hint="eastAsia"/>
-        </w:rPr>
-        <w:t>）</w:t>
+        <w:t>协议栈）</w:t>
       </w:r>
       <w:r>
         <w:rPr>
@@ -18786,14 +18146,12 @@
         </w:rPr>
         <w:t>卡挂载（通过</w:t>
       </w:r>
-      <w:proofErr w:type="spellStart"/>
       <w:r>
         <w:rPr>
           <w:rFonts w:ascii="Arial" w:eastAsia="等线" w:hAnsi="Arial" w:cs="Arial"/>
         </w:rPr>
         <w:t>FatFS</w:t>
       </w:r>
-      <w:proofErr w:type="spellEnd"/>
       <w:r>
         <w:rPr>
           <w:rFonts w:ascii="Arial" w:eastAsia="等线" w:hAnsi="Arial" w:cs="Arial" w:hint="eastAsia"/>
@@ -19001,14 +18359,12 @@
         </w:rPr>
         <w:t>基于</w:t>
       </w:r>
-      <w:proofErr w:type="spellStart"/>
       <w:r>
         <w:rPr>
           <w:rFonts w:ascii="Arial" w:eastAsia="等线" w:hAnsi="Arial" w:cs="Arial"/>
         </w:rPr>
         <w:t>FreeRTOS</w:t>
       </w:r>
-      <w:proofErr w:type="spellEnd"/>
       <w:r>
         <w:rPr>
           <w:rFonts w:ascii="Arial" w:eastAsia="等线" w:hAnsi="Arial" w:cs="Arial" w:hint="eastAsia"/>
@@ -19039,14 +18395,12 @@
         </w:rPr>
         <w:t>任务、</w:t>
       </w:r>
-      <w:proofErr w:type="spellStart"/>
       <w:r>
         <w:rPr>
           <w:rFonts w:ascii="Arial" w:eastAsia="等线" w:hAnsi="Arial" w:cs="Arial"/>
         </w:rPr>
         <w:t>WiFi</w:t>
       </w:r>
-      <w:proofErr w:type="spellEnd"/>
       <w:r>
         <w:rPr>
           <w:rFonts w:ascii="Arial" w:eastAsia="等线" w:hAnsi="Arial" w:cs="Arial" w:hint="eastAsia"/>
@@ -19065,14 +18419,12 @@
         </w:rPr>
         <w:t>个功能任务，任务创建完成后立即自我删除，通过</w:t>
       </w:r>
-      <w:proofErr w:type="spellStart"/>
       <w:r>
         <w:rPr>
           <w:rFonts w:ascii="Arial" w:eastAsia="等线" w:hAnsi="Arial" w:cs="Arial"/>
         </w:rPr>
         <w:t>FreeRTOS</w:t>
       </w:r>
-      <w:proofErr w:type="spellEnd"/>
       <w:r>
         <w:rPr>
           <w:rFonts w:ascii="Arial" w:eastAsia="等线" w:hAnsi="Arial" w:cs="Arial" w:hint="eastAsia"/>
@@ -19089,21 +18441,7 @@
         <w:rPr>
           <w:rFonts w:ascii="Arial" w:eastAsia="等线" w:hAnsi="Arial" w:cs="Arial" w:hint="eastAsia"/>
         </w:rPr>
-        <w:t>个功能任务的高效、有序协同，避免资源冲突，提升系统实时性。</w:t>
-      </w:r>
-      <w:proofErr w:type="gramStart"/>
-      <w:r>
-        <w:rPr>
-          <w:rFonts w:ascii="Arial" w:eastAsia="等线" w:hAnsi="Arial" w:cs="Arial" w:hint="eastAsia"/>
-        </w:rPr>
-        <w:t>各任务</w:t>
-      </w:r>
-      <w:proofErr w:type="gramEnd"/>
-      <w:r>
-        <w:rPr>
-          <w:rFonts w:ascii="Arial" w:eastAsia="等线" w:hAnsi="Arial" w:cs="Arial" w:hint="eastAsia"/>
-        </w:rPr>
-        <w:t>的设计严格遵循</w:t>
+        <w:t>个功能任务的高效、有序协同，避免资源冲突，提升系统实时性。各任务的设计严格遵循</w:t>
       </w:r>
       <w:r>
         <w:rPr>
@@ -19477,14 +18815,12 @@
               </w:rPr>
               <w:t>任务、</w:t>
             </w:r>
-            <w:proofErr w:type="spellStart"/>
             <w:r>
               <w:rPr>
                 <w:rFonts w:ascii="Arial" w:eastAsia="等线" w:hAnsi="Arial" w:cs="Arial"/>
               </w:rPr>
               <w:t>WiFi</w:t>
             </w:r>
-            <w:proofErr w:type="spellEnd"/>
             <w:r>
               <w:rPr>
                 <w:rFonts w:ascii="Arial" w:eastAsia="等线" w:hAnsi="Arial" w:cs="Arial" w:hint="eastAsia"/>
@@ -19597,7 +18933,6 @@
                 <w:rFonts w:hint="eastAsia"/>
               </w:rPr>
             </w:pPr>
-            <w:proofErr w:type="spellStart"/>
             <w:r>
               <w:rPr>
                 <w:rFonts w:ascii="Arial" w:eastAsia="等线" w:hAnsi="Arial" w:cs="Arial"/>
@@ -19605,7 +18940,6 @@
               <w:lastRenderedPageBreak/>
               <w:t>WiFi</w:t>
             </w:r>
-            <w:proofErr w:type="spellEnd"/>
             <w:r>
               <w:rPr>
                 <w:rFonts w:ascii="Arial" w:eastAsia="等线" w:hAnsi="Arial" w:cs="Arial" w:hint="eastAsia"/>
@@ -19718,28 +19052,24 @@
               </w:rPr>
               <w:t>串口空闲中断接收</w:t>
             </w:r>
-            <w:proofErr w:type="spellStart"/>
             <w:r>
               <w:rPr>
                 <w:rFonts w:ascii="Arial" w:eastAsia="等线" w:hAnsi="Arial" w:cs="Arial"/>
               </w:rPr>
               <w:t>WiFi</w:t>
             </w:r>
-            <w:proofErr w:type="spellEnd"/>
             <w:r>
               <w:rPr>
                 <w:rFonts w:ascii="Arial" w:eastAsia="等线" w:hAnsi="Arial" w:cs="Arial" w:hint="eastAsia"/>
               </w:rPr>
               <w:t>数据，解析数据格式，触发对应处理逻辑（如网络时间同步），维持</w:t>
             </w:r>
-            <w:proofErr w:type="spellStart"/>
             <w:r>
               <w:rPr>
                 <w:rFonts w:ascii="Arial" w:eastAsia="等线" w:hAnsi="Arial" w:cs="Arial"/>
               </w:rPr>
               <w:t>WiFi</w:t>
             </w:r>
-            <w:proofErr w:type="spellEnd"/>
             <w:r>
               <w:rPr>
                 <w:rFonts w:ascii="Arial" w:eastAsia="等线" w:hAnsi="Arial" w:cs="Arial" w:hint="eastAsia"/>
@@ -19816,14 +19146,12 @@
               </w:rPr>
               <w:t>循环执行，等待</w:t>
             </w:r>
-            <w:proofErr w:type="spellStart"/>
             <w:r>
               <w:rPr>
                 <w:rFonts w:ascii="Arial" w:eastAsia="等线" w:hAnsi="Arial" w:cs="Arial"/>
               </w:rPr>
               <w:t>WiFi</w:t>
             </w:r>
-            <w:proofErr w:type="spellEnd"/>
             <w:r>
               <w:rPr>
                 <w:rFonts w:ascii="Arial" w:eastAsia="等线" w:hAnsi="Arial" w:cs="Arial" w:hint="eastAsia"/>
@@ -20036,14 +19364,12 @@
               </w:rPr>
               <w:t>/</w:t>
             </w:r>
-            <w:proofErr w:type="gramStart"/>
             <w:r>
               <w:rPr>
                 <w:rFonts w:ascii="Arial" w:eastAsia="等线" w:hAnsi="Arial" w:cs="Arial" w:hint="eastAsia"/>
               </w:rPr>
               <w:t>切歌指令</w:t>
             </w:r>
-            <w:proofErr w:type="gramEnd"/>
           </w:p>
         </w:tc>
         <w:tc>
@@ -20367,14 +19693,12 @@
         </w:rPr>
         <w:t>多任务协同通过</w:t>
       </w:r>
-      <w:proofErr w:type="spellStart"/>
       <w:r>
         <w:rPr>
           <w:rFonts w:ascii="Arial" w:eastAsia="等线" w:hAnsi="Arial" w:cs="Arial"/>
         </w:rPr>
         <w:t>FreeRTOS</w:t>
       </w:r>
-      <w:proofErr w:type="spellEnd"/>
       <w:r>
         <w:rPr>
           <w:rFonts w:ascii="Arial" w:eastAsia="等线" w:hAnsi="Arial" w:cs="Arial" w:hint="eastAsia"/>
@@ -20393,14 +19717,12 @@
         </w:rPr>
         <w:t>个功能任务的高效协同：信号量用于任务间同步（如</w:t>
       </w:r>
-      <w:proofErr w:type="spellStart"/>
       <w:r>
         <w:rPr>
           <w:rFonts w:ascii="Arial" w:eastAsia="等线" w:hAnsi="Arial" w:cs="Arial"/>
         </w:rPr>
         <w:t>WiFi</w:t>
       </w:r>
-      <w:proofErr w:type="spellEnd"/>
       <w:r>
         <w:rPr>
           <w:rFonts w:ascii="Arial" w:eastAsia="等线" w:hAnsi="Arial" w:cs="Arial" w:hint="eastAsia"/>
@@ -20417,21 +19739,7 @@
         <w:rPr>
           <w:rFonts w:ascii="Arial" w:eastAsia="等线" w:hAnsi="Arial" w:cs="Arial" w:hint="eastAsia"/>
         </w:rPr>
-        <w:t>任务更新界面信息）；互斥</w:t>
-      </w:r>
-      <w:proofErr w:type="gramStart"/>
-      <w:r>
-        <w:rPr>
-          <w:rFonts w:ascii="Arial" w:eastAsia="等线" w:hAnsi="Arial" w:cs="Arial" w:hint="eastAsia"/>
-        </w:rPr>
-        <w:t>锁用于</w:t>
-      </w:r>
-      <w:proofErr w:type="gramEnd"/>
-      <w:r>
-        <w:rPr>
-          <w:rFonts w:ascii="Arial" w:eastAsia="等线" w:hAnsi="Arial" w:cs="Arial" w:hint="eastAsia"/>
-        </w:rPr>
-        <w:t>保护共享资源（如</w:t>
+        <w:t>任务更新界面信息）；互斥锁用于保护共享资源（如</w:t>
       </w:r>
       <w:r>
         <w:rPr>
@@ -20682,14 +19990,12 @@
         </w:rPr>
         <w:t>的对象（</w:t>
       </w:r>
-      <w:proofErr w:type="spellStart"/>
       <w:r>
         <w:rPr>
           <w:rFonts w:ascii="Arial" w:eastAsia="等线" w:hAnsi="Arial" w:cs="Arial"/>
         </w:rPr>
         <w:t>lv_obj_t</w:t>
       </w:r>
-      <w:proofErr w:type="spellEnd"/>
       <w:r>
         <w:rPr>
           <w:rFonts w:ascii="Arial" w:eastAsia="等线" w:hAnsi="Arial" w:cs="Arial" w:hint="eastAsia"/>
@@ -20715,14 +20021,12 @@
         <w:lastRenderedPageBreak/>
         <w:t>气状况等信息，由</w:t>
       </w:r>
-      <w:proofErr w:type="spellStart"/>
       <w:r>
         <w:rPr>
           <w:rFonts w:ascii="Arial" w:eastAsia="等线" w:hAnsi="Arial" w:cs="Arial"/>
         </w:rPr>
         <w:t>WiFi</w:t>
       </w:r>
-      <w:proofErr w:type="spellEnd"/>
       <w:r>
         <w:rPr>
           <w:rFonts w:ascii="Arial" w:eastAsia="等线" w:hAnsi="Arial" w:cs="Arial" w:hint="eastAsia"/>
@@ -20739,21 +20043,7 @@
         <w:rPr>
           <w:rFonts w:ascii="Arial" w:eastAsia="等线" w:hAnsi="Arial" w:cs="Arial" w:hint="eastAsia"/>
         </w:rPr>
-        <w:t>暂停、</w:t>
-      </w:r>
-      <w:proofErr w:type="gramStart"/>
-      <w:r>
-        <w:rPr>
-          <w:rFonts w:ascii="Arial" w:eastAsia="等线" w:hAnsi="Arial" w:cs="Arial" w:hint="eastAsia"/>
-        </w:rPr>
-        <w:t>切歌等</w:t>
-      </w:r>
-      <w:proofErr w:type="gramEnd"/>
-      <w:r>
-        <w:rPr>
-          <w:rFonts w:ascii="Arial" w:eastAsia="等线" w:hAnsi="Arial" w:cs="Arial" w:hint="eastAsia"/>
-        </w:rPr>
-        <w:t>控制按钮。界面布局遵循</w:t>
+        <w:t>暂停、切歌等控制按钮。界面布局遵循</w:t>
       </w:r>
       <w:r>
         <w:rPr>
@@ -20835,14 +20125,12 @@
         </w:rPr>
         <w:t>），解析触摸信号对应的操作指令。在</w:t>
       </w:r>
-      <w:proofErr w:type="spellStart"/>
       <w:r>
         <w:rPr>
           <w:rFonts w:ascii="Arial" w:eastAsia="等线" w:hAnsi="Arial" w:cs="Arial"/>
         </w:rPr>
         <w:t>lv_port_indev.c</w:t>
       </w:r>
-      <w:proofErr w:type="spellEnd"/>
       <w:r>
         <w:rPr>
           <w:rFonts w:ascii="Arial" w:eastAsia="等线" w:hAnsi="Arial" w:cs="Arial" w:hint="eastAsia"/>
@@ -20859,21 +20147,7 @@
         <w:rPr>
           <w:rFonts w:ascii="Arial" w:eastAsia="等线" w:hAnsi="Arial" w:cs="Arial" w:hint="eastAsia"/>
         </w:rPr>
-        <w:t>可识别的输入事件，绑定至对应的界面控件（如按钮、滑动条），实现触摸交互功能。针对触摸抖动问题，采用多次采样取平均值的方式</w:t>
-      </w:r>
-      <w:proofErr w:type="gramStart"/>
-      <w:r>
-        <w:rPr>
-          <w:rFonts w:ascii="Arial" w:eastAsia="等线" w:hAnsi="Arial" w:cs="Arial" w:hint="eastAsia"/>
-        </w:rPr>
-        <w:t>进行去抖处理</w:t>
-      </w:r>
-      <w:proofErr w:type="gramEnd"/>
-      <w:r>
-        <w:rPr>
-          <w:rFonts w:ascii="Arial" w:eastAsia="等线" w:hAnsi="Arial" w:cs="Arial" w:hint="eastAsia"/>
-        </w:rPr>
-        <w:t>，提升触摸响应的准确性，确保触摸操作无误触发。</w:t>
+        <w:t>可识别的输入事件，绑定至对应的界面控件（如按钮、滑动条），实现触摸交互功能。针对触摸抖动问题，采用多次采样取平均值的方式进行去抖处理，提升触摸响应的准确性，确保触摸操作无误触发。</w:t>
       </w:r>
     </w:p>
     <w:p>
@@ -20949,28 +20223,24 @@
         </w:rPr>
         <w:t>秒更新一次；</w:t>
       </w:r>
-      <w:proofErr w:type="spellStart"/>
       <w:r>
         <w:rPr>
           <w:rFonts w:ascii="Arial" w:eastAsia="等线" w:hAnsi="Arial" w:cs="Arial"/>
         </w:rPr>
         <w:t>WiFi</w:t>
       </w:r>
-      <w:proofErr w:type="spellEnd"/>
       <w:r>
         <w:rPr>
           <w:rFonts w:ascii="Arial" w:eastAsia="等线" w:hAnsi="Arial" w:cs="Arial" w:hint="eastAsia"/>
         </w:rPr>
         <w:t>相关信息（如连接状态、接收的网络数据）由</w:t>
       </w:r>
-      <w:proofErr w:type="spellStart"/>
       <w:r>
         <w:rPr>
           <w:rFonts w:ascii="Arial" w:eastAsia="等线" w:hAnsi="Arial" w:cs="Arial"/>
         </w:rPr>
         <w:t>WiFi</w:t>
       </w:r>
-      <w:proofErr w:type="spellEnd"/>
       <w:r>
         <w:rPr>
           <w:rFonts w:ascii="Arial" w:eastAsia="等线" w:hAnsi="Arial" w:cs="Arial" w:hint="eastAsia"/>
@@ -21007,19 +20277,11 @@
         </w:rPr>
         <w:t>LVGL</w:t>
       </w:r>
-      <w:proofErr w:type="gramStart"/>
-      <w:r>
-        <w:rPr>
-          <w:rFonts w:ascii="Arial" w:eastAsia="等线" w:hAnsi="Arial" w:cs="Arial" w:hint="eastAsia"/>
-        </w:rPr>
-        <w:t>帧</w:t>
-      </w:r>
-      <w:proofErr w:type="gramEnd"/>
-      <w:r>
-        <w:rPr>
-          <w:rFonts w:ascii="Arial" w:eastAsia="等线" w:hAnsi="Arial" w:cs="Arial" w:hint="eastAsia"/>
-        </w:rPr>
-        <w:t>缓存存储至外部</w:t>
+      <w:r>
+        <w:rPr>
+          <w:rFonts w:ascii="Arial" w:eastAsia="等线" w:hAnsi="Arial" w:cs="Arial" w:hint="eastAsia"/>
+        </w:rPr>
+        <w:t>帧缓存存储至外部</w:t>
       </w:r>
       <w:r>
         <w:rPr>
@@ -21095,21 +20357,7 @@
         <w:rPr>
           <w:rFonts w:ascii="Arial" w:eastAsia="等线" w:hAnsi="Arial" w:cs="Arial" w:hint="eastAsia"/>
         </w:rPr>
-        <w:t>界面设计截图，展示各功能界面的布局与显示效果；或插入触摸解析核心代码截图，标注坐标采样、</w:t>
-      </w:r>
-      <w:proofErr w:type="gramStart"/>
-      <w:r>
-        <w:rPr>
-          <w:rFonts w:ascii="Arial" w:eastAsia="等线" w:hAnsi="Arial" w:cs="Arial" w:hint="eastAsia"/>
-        </w:rPr>
-        <w:t>去抖处理</w:t>
-      </w:r>
-      <w:proofErr w:type="gramEnd"/>
-      <w:r>
-        <w:rPr>
-          <w:rFonts w:ascii="Arial" w:eastAsia="等线" w:hAnsi="Arial" w:cs="Arial" w:hint="eastAsia"/>
-        </w:rPr>
-        <w:t>等关键逻辑）</w:t>
+        <w:t>界面设计截图，展示各功能界面的布局与显示效果；或插入触摸解析核心代码截图，标注坐标采样、去抖处理等关键逻辑）</w:t>
       </w:r>
     </w:p>
     <w:p>
@@ -21246,30 +20494,14 @@
         <w:rPr>
           <w:rFonts w:ascii="Arial" w:eastAsia="等线" w:hAnsi="Arial" w:cs="Arial" w:hint="eastAsia"/>
         </w:rPr>
-        <w:t>任务传递的触摸控制指令，实现音频播放、暂停、</w:t>
-      </w:r>
-      <w:proofErr w:type="gramStart"/>
-      <w:r>
-        <w:rPr>
-          <w:rFonts w:ascii="Arial" w:eastAsia="等线" w:hAnsi="Arial" w:cs="Arial" w:hint="eastAsia"/>
-        </w:rPr>
-        <w:t>切歌等</w:t>
-      </w:r>
-      <w:proofErr w:type="gramEnd"/>
-      <w:r>
-        <w:rPr>
-          <w:rFonts w:ascii="Arial" w:eastAsia="等线" w:hAnsi="Arial" w:cs="Arial" w:hint="eastAsia"/>
-        </w:rPr>
-        <w:t>功能，确保音频播放清晰、流畅，无卡顿、无失真现象。该模块的实现紧密结合</w:t>
-      </w:r>
-      <w:proofErr w:type="spellStart"/>
+        <w:t>任务传递的触摸控制指令，实现音频播放、暂停、切歌等功能，确保音频播放清晰、流畅，无卡顿、无失真现象。该模块的实现紧密结合</w:t>
+      </w:r>
       <w:r>
         <w:rPr>
           <w:rFonts w:ascii="Arial" w:eastAsia="等线" w:hAnsi="Arial" w:cs="Arial"/>
         </w:rPr>
         <w:t>FatFS</w:t>
       </w:r>
-      <w:proofErr w:type="spellEnd"/>
       <w:r>
         <w:rPr>
           <w:rFonts w:ascii="Arial" w:eastAsia="等线" w:hAnsi="Arial" w:cs="Arial" w:hint="eastAsia"/>
@@ -21314,14 +20546,12 @@
         </w:rPr>
         <w:t>音频文件解析是音频播放的基础前提，需依托</w:t>
       </w:r>
-      <w:proofErr w:type="spellStart"/>
       <w:r>
         <w:rPr>
           <w:rFonts w:ascii="Arial" w:eastAsia="等线" w:hAnsi="Arial" w:cs="Arial"/>
         </w:rPr>
         <w:t>FatFS</w:t>
       </w:r>
-      <w:proofErr w:type="spellEnd"/>
       <w:r>
         <w:rPr>
           <w:rFonts w:ascii="Arial" w:eastAsia="等线" w:hAnsi="Arial" w:cs="Arial" w:hint="eastAsia"/>
@@ -21424,14 +20654,12 @@
         </w:rPr>
         <w:t>任务传递的交互指令，结合</w:t>
       </w:r>
-      <w:proofErr w:type="spellStart"/>
       <w:r>
         <w:rPr>
           <w:rFonts w:ascii="Arial" w:eastAsia="等线" w:hAnsi="Arial" w:cs="Arial"/>
         </w:rPr>
         <w:t>FreeRTOS</w:t>
       </w:r>
-      <w:proofErr w:type="spellEnd"/>
       <w:r>
         <w:rPr>
           <w:rFonts w:ascii="Arial" w:eastAsia="等线" w:hAnsi="Arial" w:cs="Arial" w:hint="eastAsia"/>
@@ -21452,33 +20680,23 @@
         </w:rPr>
         <w:t>首先，音频文件解析环节的具体实现：系统启动后，存储管理相关逻辑（集成于音频播放任务中）通过</w:t>
       </w:r>
-      <w:proofErr w:type="spellStart"/>
       <w:r>
         <w:rPr>
           <w:rFonts w:ascii="Arial" w:eastAsia="等线" w:hAnsi="Arial" w:cs="Arial"/>
         </w:rPr>
         <w:t>FatFS</w:t>
       </w:r>
-      <w:proofErr w:type="spellEnd"/>
       <w:r>
         <w:rPr>
           <w:rFonts w:ascii="Arial" w:eastAsia="等线" w:hAnsi="Arial" w:cs="Arial" w:hint="eastAsia"/>
         </w:rPr>
         <w:t>文件系统的</w:t>
       </w:r>
-      <w:proofErr w:type="spellStart"/>
-      <w:r>
-        <w:rPr>
-          <w:rFonts w:ascii="Arial" w:eastAsia="等线" w:hAnsi="Arial" w:cs="Arial"/>
-        </w:rPr>
-        <w:t>f_open</w:t>
-      </w:r>
-      <w:proofErr w:type="spellEnd"/>
-      <w:r>
-        <w:rPr>
-          <w:rFonts w:ascii="Arial" w:eastAsia="等线" w:hAnsi="Arial" w:cs="Arial"/>
-        </w:rPr>
-        <w:t>()</w:t>
+      <w:r>
+        <w:rPr>
+          <w:rFonts w:ascii="Arial" w:eastAsia="等线" w:hAnsi="Arial" w:cs="Arial"/>
+        </w:rPr>
+        <w:t>f_open()</w:t>
       </w:r>
       <w:r>
         <w:rPr>
@@ -21510,19 +20728,11 @@
         </w:rPr>
         <w:t>文件，调用</w:t>
       </w:r>
-      <w:proofErr w:type="spellStart"/>
-      <w:r>
-        <w:rPr>
-          <w:rFonts w:ascii="Arial" w:eastAsia="等线" w:hAnsi="Arial" w:cs="Arial"/>
-        </w:rPr>
-        <w:t>f_read</w:t>
-      </w:r>
-      <w:proofErr w:type="spellEnd"/>
-      <w:r>
-        <w:rPr>
-          <w:rFonts w:ascii="Arial" w:eastAsia="等线" w:hAnsi="Arial" w:cs="Arial"/>
-        </w:rPr>
-        <w:t>()</w:t>
+      <w:r>
+        <w:rPr>
+          <w:rFonts w:ascii="Arial" w:eastAsia="等线" w:hAnsi="Arial" w:cs="Arial"/>
+        </w:rPr>
+        <w:t>f_read()</w:t>
       </w:r>
       <w:r>
         <w:rPr>
@@ -21609,19 +20819,11 @@
         </w:rPr>
         <w:t>音频模块的单声道输出特性匹配。解析完成后，通过</w:t>
       </w:r>
-      <w:proofErr w:type="spellStart"/>
-      <w:r>
-        <w:rPr>
-          <w:rFonts w:ascii="Arial" w:eastAsia="等线" w:hAnsi="Arial" w:cs="Arial"/>
-        </w:rPr>
-        <w:t>f_lseek</w:t>
-      </w:r>
-      <w:proofErr w:type="spellEnd"/>
-      <w:r>
-        <w:rPr>
-          <w:rFonts w:ascii="Arial" w:eastAsia="等线" w:hAnsi="Arial" w:cs="Arial"/>
-        </w:rPr>
-        <w:t>()</w:t>
+      <w:r>
+        <w:rPr>
+          <w:rFonts w:ascii="Arial" w:eastAsia="等线" w:hAnsi="Arial" w:cs="Arial"/>
+        </w:rPr>
+        <w:t>f_lseek()</w:t>
       </w:r>
       <w:r>
         <w:rPr>
@@ -21797,21 +20999,7 @@
         <w:rPr>
           <w:rFonts w:ascii="Arial" w:eastAsia="等线" w:hAnsi="Arial" w:cs="Arial" w:hint="eastAsia"/>
         </w:rPr>
-        <w:t>的发送</w:t>
-      </w:r>
-      <w:proofErr w:type="gramStart"/>
-      <w:r>
-        <w:rPr>
-          <w:rFonts w:ascii="Arial" w:eastAsia="等线" w:hAnsi="Arial" w:cs="Arial" w:hint="eastAsia"/>
-        </w:rPr>
-        <w:t>端数据</w:t>
-      </w:r>
-      <w:proofErr w:type="gramEnd"/>
-      <w:r>
-        <w:rPr>
-          <w:rFonts w:ascii="Arial" w:eastAsia="等线" w:hAnsi="Arial" w:cs="Arial" w:hint="eastAsia"/>
-        </w:rPr>
-        <w:t>传输，采用双缓冲模式，实现</w:t>
+        <w:t>的发送端数据传输，采用双缓冲模式，实现</w:t>
       </w:r>
       <w:r>
         <w:rPr>
@@ -21983,14 +21171,12 @@
         </w:rPr>
         <w:t>最后，播放控制环节的具体实现：依托</w:t>
       </w:r>
-      <w:proofErr w:type="spellStart"/>
       <w:r>
         <w:rPr>
           <w:rFonts w:ascii="Arial" w:eastAsia="等线" w:hAnsi="Arial" w:cs="Arial"/>
         </w:rPr>
         <w:t>FreeRTOS</w:t>
       </w:r>
-      <w:proofErr w:type="spellEnd"/>
       <w:r>
         <w:rPr>
           <w:rFonts w:ascii="Arial" w:eastAsia="等线" w:hAnsi="Arial" w:cs="Arial" w:hint="eastAsia"/>
@@ -22031,21 +21217,7 @@
         <w:rPr>
           <w:rFonts w:ascii="Arial" w:eastAsia="等线" w:hAnsi="Arial" w:cs="Arial" w:hint="eastAsia"/>
         </w:rPr>
-        <w:t>暂停按钮、</w:t>
-      </w:r>
-      <w:proofErr w:type="gramStart"/>
-      <w:r>
-        <w:rPr>
-          <w:rFonts w:ascii="Arial" w:eastAsia="等线" w:hAnsi="Arial" w:cs="Arial" w:hint="eastAsia"/>
-        </w:rPr>
-        <w:t>切歌按钮</w:t>
-      </w:r>
-      <w:proofErr w:type="gramEnd"/>
-      <w:r>
-        <w:rPr>
-          <w:rFonts w:ascii="Arial" w:eastAsia="等线" w:hAnsi="Arial" w:cs="Arial" w:hint="eastAsia"/>
-        </w:rPr>
-        <w:t>）后，将对应的控制指令（如播放指令、暂停指令、上一曲指令、下一曲指令）封装为消息，发送至音频播放任务的消息队列中。音频播放任务循环读取消息队列，解析指令并执行对应操作：收到播放指令时，启动</w:t>
+        <w:t>暂停按钮、切歌按钮）后，将对应的控制指令（如播放指令、暂停指令、上一曲指令、下一曲指令）封装为消息，发送至音频播放任务的消息队列中。音频播放任务循环读取消息队列，解析指令并执行对应操作：收到播放指令时，启动</w:t>
       </w:r>
       <w:r>
         <w:rPr>
@@ -22081,21 +21253,7 @@
         <w:rPr>
           <w:rFonts w:ascii="Arial" w:eastAsia="等线" w:hAnsi="Arial" w:cs="Arial" w:hint="eastAsia"/>
         </w:rPr>
-        <w:t>传输，暂停音频输出；</w:t>
-      </w:r>
-      <w:proofErr w:type="gramStart"/>
-      <w:r>
-        <w:rPr>
-          <w:rFonts w:ascii="Arial" w:eastAsia="等线" w:hAnsi="Arial" w:cs="Arial" w:hint="eastAsia"/>
-        </w:rPr>
-        <w:t>收到切歌指令</w:t>
-      </w:r>
-      <w:proofErr w:type="gramEnd"/>
-      <w:r>
-        <w:rPr>
-          <w:rFonts w:ascii="Arial" w:eastAsia="等线" w:hAnsi="Arial" w:cs="Arial" w:hint="eastAsia"/>
-        </w:rPr>
-        <w:t>时，关闭当前音频传输，重新打开指定</w:t>
+        <w:t>传输，暂停音频输出；收到切歌指令时，关闭当前音频传输，重新打开指定</w:t>
       </w:r>
       <w:r>
         <w:rPr>
@@ -22261,18 +21419,8 @@
           <w:b/>
           <w:sz w:val="30"/>
         </w:rPr>
-        <w:t xml:space="preserve">4.4.5 </w:t>
-      </w:r>
-      <w:proofErr w:type="spellStart"/>
-      <w:r>
-        <w:rPr>
-          <w:rFonts w:ascii="Arial" w:eastAsia="等线" w:hAnsi="Arial" w:cs="Arial"/>
-          <w:b/>
-          <w:sz w:val="30"/>
-        </w:rPr>
-        <w:t>WiFi</w:t>
-      </w:r>
-      <w:proofErr w:type="spellEnd"/>
+        <w:t>4.4.5 WiFi</w:t>
+      </w:r>
       <w:r>
         <w:rPr>
           <w:rFonts w:ascii="Arial" w:eastAsia="等线" w:hAnsi="Arial" w:cs="Arial" w:hint="eastAsia"/>
@@ -22290,14 +21438,12 @@
           <w:rFonts w:hint="eastAsia"/>
         </w:rPr>
       </w:pPr>
-      <w:proofErr w:type="spellStart"/>
       <w:r>
         <w:rPr>
           <w:rFonts w:ascii="Arial" w:eastAsia="等线" w:hAnsi="Arial" w:cs="Arial"/>
         </w:rPr>
         <w:t>WiFi</w:t>
       </w:r>
-      <w:proofErr w:type="spellEnd"/>
       <w:r>
         <w:rPr>
           <w:rFonts w:ascii="Arial" w:eastAsia="等线" w:hAnsi="Arial" w:cs="Arial" w:hint="eastAsia"/>
@@ -22340,14 +21486,12 @@
         </w:rPr>
         <w:t>接口与</w:t>
       </w:r>
-      <w:proofErr w:type="spellStart"/>
       <w:r>
         <w:rPr>
           <w:rFonts w:ascii="Arial" w:eastAsia="等线" w:hAnsi="Arial" w:cs="Arial"/>
         </w:rPr>
         <w:t>WiFi</w:t>
       </w:r>
-      <w:proofErr w:type="spellEnd"/>
       <w:r>
         <w:rPr>
           <w:rFonts w:ascii="Arial" w:eastAsia="等线" w:hAnsi="Arial" w:cs="Arial" w:hint="eastAsia"/>
@@ -22366,28 +21510,24 @@
         </w:rPr>
         <w:t>）通信，实现</w:t>
       </w:r>
-      <w:proofErr w:type="spellStart"/>
       <w:r>
         <w:rPr>
           <w:rFonts w:ascii="Arial" w:eastAsia="等线" w:hAnsi="Arial" w:cs="Arial"/>
         </w:rPr>
         <w:t>WiFi</w:t>
       </w:r>
-      <w:proofErr w:type="spellEnd"/>
       <w:r>
         <w:rPr>
           <w:rFonts w:ascii="Arial" w:eastAsia="等线" w:hAnsi="Arial" w:cs="Arial" w:hint="eastAsia"/>
         </w:rPr>
         <w:t>连接、网络数据接收与解析、网络时间同步等功能，同时维持</w:t>
       </w:r>
-      <w:proofErr w:type="spellStart"/>
       <w:r>
         <w:rPr>
           <w:rFonts w:ascii="Arial" w:eastAsia="等线" w:hAnsi="Arial" w:cs="Arial"/>
         </w:rPr>
         <w:t>WiFi</w:t>
       </w:r>
-      <w:proofErr w:type="spellEnd"/>
       <w:r>
         <w:rPr>
           <w:rFonts w:ascii="Arial" w:eastAsia="等线" w:hAnsi="Arial" w:cs="Arial" w:hint="eastAsia"/>
@@ -22409,28 +21549,24 @@
           <w:rFonts w:hint="eastAsia"/>
         </w:rPr>
       </w:pPr>
-      <w:proofErr w:type="spellStart"/>
       <w:r>
         <w:rPr>
           <w:rFonts w:ascii="Arial" w:eastAsia="等线" w:hAnsi="Arial" w:cs="Arial"/>
         </w:rPr>
         <w:t>WiFi</w:t>
       </w:r>
-      <w:proofErr w:type="spellEnd"/>
       <w:r>
         <w:rPr>
           <w:rFonts w:ascii="Arial" w:eastAsia="等线" w:hAnsi="Arial" w:cs="Arial" w:hint="eastAsia"/>
         </w:rPr>
         <w:t>模块初始化与连接：系统启动后，</w:t>
       </w:r>
-      <w:proofErr w:type="spellStart"/>
       <w:r>
         <w:rPr>
           <w:rFonts w:ascii="Arial" w:eastAsia="等线" w:hAnsi="Arial" w:cs="Arial"/>
         </w:rPr>
         <w:t>WiFi</w:t>
       </w:r>
-      <w:proofErr w:type="spellEnd"/>
       <w:r>
         <w:rPr>
           <w:rFonts w:ascii="Arial" w:eastAsia="等线" w:hAnsi="Arial" w:cs="Arial" w:hint="eastAsia"/>
@@ -22473,14 +21609,12 @@
         </w:rPr>
         <w:t>指令，配置</w:t>
       </w:r>
-      <w:proofErr w:type="spellStart"/>
       <w:r>
         <w:rPr>
           <w:rFonts w:ascii="Arial" w:eastAsia="等线" w:hAnsi="Arial" w:cs="Arial"/>
         </w:rPr>
         <w:t>WiFi</w:t>
       </w:r>
-      <w:proofErr w:type="spellEnd"/>
       <w:r>
         <w:rPr>
           <w:rFonts w:ascii="Arial" w:eastAsia="等线" w:hAnsi="Arial" w:cs="Arial" w:hint="eastAsia"/>
@@ -22499,14 +21633,12 @@
         </w:rPr>
         <w:t>模式，设置目标</w:t>
       </w:r>
-      <w:proofErr w:type="spellStart"/>
       <w:r>
         <w:rPr>
           <w:rFonts w:ascii="Arial" w:eastAsia="等线" w:hAnsi="Arial" w:cs="Arial"/>
         </w:rPr>
         <w:t>WiFi</w:t>
       </w:r>
-      <w:proofErr w:type="spellEnd"/>
       <w:r>
         <w:rPr>
           <w:rFonts w:ascii="Arial" w:eastAsia="等线" w:hAnsi="Arial" w:cs="Arial" w:hint="eastAsia"/>
@@ -22537,14 +21669,12 @@
         </w:rPr>
         <w:t>），等待</w:t>
       </w:r>
-      <w:proofErr w:type="spellStart"/>
       <w:r>
         <w:rPr>
           <w:rFonts w:ascii="Arial" w:eastAsia="等线" w:hAnsi="Arial" w:cs="Arial"/>
         </w:rPr>
         <w:t>WiFi</w:t>
       </w:r>
-      <w:proofErr w:type="spellEnd"/>
       <w:r>
         <w:rPr>
           <w:rFonts w:ascii="Arial" w:eastAsia="等线" w:hAnsi="Arial" w:cs="Arial" w:hint="eastAsia"/>
@@ -22575,14 +21705,12 @@
         </w:rPr>
         <w:t>指令配置</w:t>
       </w:r>
-      <w:proofErr w:type="spellStart"/>
       <w:r>
         <w:rPr>
           <w:rFonts w:ascii="Arial" w:eastAsia="等线" w:hAnsi="Arial" w:cs="Arial"/>
         </w:rPr>
         <w:t>WiFi</w:t>
       </w:r>
-      <w:proofErr w:type="spellEnd"/>
       <w:r>
         <w:rPr>
           <w:rFonts w:ascii="Arial" w:eastAsia="等线" w:hAnsi="Arial" w:cs="Arial" w:hint="eastAsia"/>
@@ -22637,14 +21765,12 @@
         </w:rPr>
         <w:t>位停止位、无校验位），确保数据传输无误。同时，添加</w:t>
       </w:r>
-      <w:proofErr w:type="spellStart"/>
       <w:r>
         <w:rPr>
           <w:rFonts w:ascii="Arial" w:eastAsia="等线" w:hAnsi="Arial" w:cs="Arial"/>
         </w:rPr>
         <w:t>WiFi</w:t>
       </w:r>
-      <w:proofErr w:type="spellEnd"/>
       <w:r>
         <w:rPr>
           <w:rFonts w:ascii="Arial" w:eastAsia="等线" w:hAnsi="Arial" w:cs="Arial" w:hint="eastAsia"/>
@@ -22797,14 +21923,12 @@
         </w:rPr>
         <w:t>传输完成中断；当</w:t>
       </w:r>
-      <w:proofErr w:type="spellStart"/>
       <w:r>
         <w:rPr>
           <w:rFonts w:ascii="Arial" w:eastAsia="等线" w:hAnsi="Arial" w:cs="Arial"/>
         </w:rPr>
         <w:t>WiFi</w:t>
       </w:r>
-      <w:proofErr w:type="spellEnd"/>
       <w:r>
         <w:rPr>
           <w:rFonts w:ascii="Arial" w:eastAsia="等线" w:hAnsi="Arial" w:cs="Arial" w:hint="eastAsia"/>
@@ -22823,14 +21947,12 @@
         </w:rPr>
         <w:t>自动将数据接收至当前缓冲区，当缓冲区满或串口空闲时，触发中断，在中断服务函数中切换缓冲区，同时发送信号量通知</w:t>
       </w:r>
-      <w:proofErr w:type="spellStart"/>
       <w:r>
         <w:rPr>
           <w:rFonts w:ascii="Arial" w:eastAsia="等线" w:hAnsi="Arial" w:cs="Arial"/>
         </w:rPr>
         <w:t>WiFi</w:t>
       </w:r>
-      <w:proofErr w:type="spellEnd"/>
       <w:r>
         <w:rPr>
           <w:rFonts w:ascii="Arial" w:eastAsia="等线" w:hAnsi="Arial" w:cs="Arial" w:hint="eastAsia"/>
@@ -22851,14 +21973,12 @@
         </w:rPr>
         <w:t>数据解析与处理：</w:t>
       </w:r>
-      <w:proofErr w:type="spellStart"/>
       <w:r>
         <w:rPr>
           <w:rFonts w:ascii="Arial" w:eastAsia="等线" w:hAnsi="Arial" w:cs="Arial"/>
         </w:rPr>
         <w:t>WiFi</w:t>
       </w:r>
-      <w:proofErr w:type="spellEnd"/>
       <w:r>
         <w:rPr>
           <w:rFonts w:ascii="Arial" w:eastAsia="等线" w:hAnsi="Arial" w:cs="Arial" w:hint="eastAsia"/>
@@ -22889,14 +22009,12 @@
         </w:rPr>
         <w:t>，</w:t>
       </w:r>
-      <w:proofErr w:type="spellStart"/>
       <w:r>
         <w:rPr>
           <w:rFonts w:ascii="Arial" w:eastAsia="等线" w:hAnsi="Arial" w:cs="Arial"/>
         </w:rPr>
         <w:t>WiFi</w:t>
       </w:r>
-      <w:proofErr w:type="spellEnd"/>
       <w:r>
         <w:rPr>
           <w:rFonts w:ascii="Arial" w:eastAsia="等线" w:hAnsi="Arial" w:cs="Arial" w:hint="eastAsia"/>
@@ -22935,14 +22053,12 @@
           <w:rFonts w:hint="eastAsia"/>
         </w:rPr>
       </w:pPr>
-      <w:proofErr w:type="spellStart"/>
       <w:r>
         <w:rPr>
           <w:rFonts w:ascii="Arial" w:eastAsia="等线" w:hAnsi="Arial" w:cs="Arial"/>
         </w:rPr>
         <w:t>WiFi</w:t>
       </w:r>
-      <w:proofErr w:type="spellEnd"/>
       <w:r>
         <w:rPr>
           <w:rFonts w:ascii="Arial" w:eastAsia="等线" w:hAnsi="Arial" w:cs="Arial" w:hint="eastAsia"/>
@@ -22971,21 +22087,7 @@
         <w:rPr>
           <w:rFonts w:ascii="Arial" w:eastAsia="等线" w:hAnsi="Arial" w:cs="Arial" w:hint="eastAsia"/>
         </w:rPr>
-        <w:t>占用过高、数据丢失等问题；添加</w:t>
-      </w:r>
-      <w:proofErr w:type="gramStart"/>
-      <w:r>
-        <w:rPr>
-          <w:rFonts w:ascii="Arial" w:eastAsia="等线" w:hAnsi="Arial" w:cs="Arial" w:hint="eastAsia"/>
-        </w:rPr>
-        <w:t>连接重</w:t>
-      </w:r>
-      <w:proofErr w:type="gramEnd"/>
-      <w:r>
-        <w:rPr>
-          <w:rFonts w:ascii="Arial" w:eastAsia="等线" w:hAnsi="Arial" w:cs="Arial" w:hint="eastAsia"/>
-        </w:rPr>
-        <w:t>连与状态检测逻辑，确保网络连接稳定；优化数据解析算法，提高解析效率，将数据解析延迟控制在</w:t>
+        <w:t>占用过高、数据丢失等问题；添加连接重连与状态检测逻辑，确保网络连接稳定；优化数据解析算法，提高解析效率，将数据解析延迟控制在</w:t>
       </w:r>
       <w:r>
         <w:rPr>
@@ -23013,14 +22115,12 @@
         </w:rPr>
         <w:t>（此处插入</w:t>
       </w:r>
-      <w:proofErr w:type="spellStart"/>
       <w:r>
         <w:rPr>
           <w:rFonts w:ascii="Arial" w:eastAsia="等线" w:hAnsi="Arial" w:cs="Arial"/>
         </w:rPr>
         <w:t>WiFi</w:t>
       </w:r>
-      <w:proofErr w:type="spellEnd"/>
       <w:r>
         <w:rPr>
           <w:rFonts w:ascii="Arial" w:eastAsia="等线" w:hAnsi="Arial" w:cs="Arial" w:hint="eastAsia"/>
@@ -23051,14 +22151,12 @@
         </w:rPr>
         <w:t>接收配置、数据解析等关键函数；或插入</w:t>
       </w:r>
-      <w:proofErr w:type="spellStart"/>
       <w:r>
         <w:rPr>
           <w:rFonts w:ascii="Arial" w:eastAsia="等线" w:hAnsi="Arial" w:cs="Arial"/>
         </w:rPr>
         <w:t>WiFi</w:t>
       </w:r>
-      <w:proofErr w:type="spellEnd"/>
       <w:r>
         <w:rPr>
           <w:rFonts w:ascii="Arial" w:eastAsia="等线" w:hAnsi="Arial" w:cs="Arial" w:hint="eastAsia"/>
@@ -23356,19 +22454,11 @@
         </w:rPr>
         <w:t>LVGL</w:t>
       </w:r>
-      <w:proofErr w:type="gramStart"/>
-      <w:r>
-        <w:rPr>
-          <w:rFonts w:ascii="Arial" w:eastAsia="等线" w:hAnsi="Arial" w:cs="Arial" w:hint="eastAsia"/>
-        </w:rPr>
-        <w:t>帧</w:t>
-      </w:r>
-      <w:proofErr w:type="gramEnd"/>
-      <w:r>
-        <w:rPr>
-          <w:rFonts w:ascii="Arial" w:eastAsia="等线" w:hAnsi="Arial" w:cs="Arial" w:hint="eastAsia"/>
-        </w:rPr>
-        <w:t>缓存移至外部</w:t>
+      <w:r>
+        <w:rPr>
+          <w:rFonts w:ascii="Arial" w:eastAsia="等线" w:hAnsi="Arial" w:cs="Arial" w:hint="eastAsia"/>
+        </w:rPr>
+        <w:t>帧缓存移至外部</w:t>
       </w:r>
       <w:r>
         <w:rPr>
@@ -23498,49 +22588,73 @@
         <w:rPr>
           <w:rFonts w:ascii="Arial" w:eastAsia="等线" w:hAnsi="Arial" w:cs="Arial"/>
         </w:rPr>
-        <w:t xml:space="preserve">4.  </w:t>
-      </w:r>
-      <w:proofErr w:type="spellStart"/>
+        <w:t>4.  WiFi</w:t>
+      </w:r>
+      <w:r>
+        <w:rPr>
+          <w:rFonts w:ascii="Arial" w:eastAsia="等线" w:hAnsi="Arial" w:cs="Arial" w:hint="eastAsia"/>
+        </w:rPr>
+        <w:t>模块任务调试：单独运行</w:t>
+      </w:r>
       <w:r>
         <w:rPr>
           <w:rFonts w:ascii="Arial" w:eastAsia="等线" w:hAnsi="Arial" w:cs="Arial"/>
         </w:rPr>
         <w:t>WiFi</w:t>
       </w:r>
-      <w:proofErr w:type="spellEnd"/>
-      <w:r>
-        <w:rPr>
-          <w:rFonts w:ascii="Arial" w:eastAsia="等线" w:hAnsi="Arial" w:cs="Arial" w:hint="eastAsia"/>
-        </w:rPr>
-        <w:t>模块任务调试：单独运行</w:t>
-      </w:r>
-      <w:proofErr w:type="spellStart"/>
+      <w:r>
+        <w:rPr>
+          <w:rFonts w:ascii="Arial" w:eastAsia="等线" w:hAnsi="Arial" w:cs="Arial" w:hint="eastAsia"/>
+        </w:rPr>
+        <w:t>模块任务，测试</w:t>
+      </w:r>
       <w:r>
         <w:rPr>
           <w:rFonts w:ascii="Arial" w:eastAsia="等线" w:hAnsi="Arial" w:cs="Arial"/>
         </w:rPr>
         <w:t>WiFi</w:t>
       </w:r>
-      <w:proofErr w:type="spellEnd"/>
-      <w:r>
-        <w:rPr>
-          <w:rFonts w:ascii="Arial" w:eastAsia="等线" w:hAnsi="Arial" w:cs="Arial" w:hint="eastAsia"/>
-        </w:rPr>
-        <w:t>模块任务，测试</w:t>
-      </w:r>
-      <w:proofErr w:type="spellStart"/>
+      <w:r>
+        <w:rPr>
+          <w:rFonts w:ascii="Arial" w:eastAsia="等线" w:hAnsi="Arial" w:cs="Arial" w:hint="eastAsia"/>
+        </w:rPr>
+        <w:t>模块的初始化、热点连接是否正常，检测</w:t>
+      </w:r>
+      <w:r>
+        <w:rPr>
+          <w:rFonts w:ascii="Arial" w:eastAsia="等线" w:hAnsi="Arial" w:cs="Arial"/>
+        </w:rPr>
+        <w:t>DMA</w:t>
+      </w:r>
+      <w:r>
+        <w:rPr>
+          <w:rFonts w:ascii="Arial" w:eastAsia="等线" w:hAnsi="Arial" w:cs="Arial" w:hint="eastAsia"/>
+        </w:rPr>
+        <w:t>双缓冲接收数据的稳定性与准确性，验证数据解析逻辑是否正确。调试过程中，出现</w:t>
+      </w:r>
       <w:r>
         <w:rPr>
           <w:rFonts w:ascii="Arial" w:eastAsia="等线" w:hAnsi="Arial" w:cs="Arial"/>
         </w:rPr>
         <w:t>WiFi</w:t>
       </w:r>
-      <w:proofErr w:type="spellEnd"/>
-      <w:r>
-        <w:rPr>
-          <w:rFonts w:ascii="Arial" w:eastAsia="等线" w:hAnsi="Arial" w:cs="Arial" w:hint="eastAsia"/>
-        </w:rPr>
-        <w:t>模块的初始化、热点连接是否正常，检测</w:t>
+      <w:r>
+        <w:rPr>
+          <w:rFonts w:ascii="Arial" w:eastAsia="等线" w:hAnsi="Arial" w:cs="Arial" w:hint="eastAsia"/>
+        </w:rPr>
+        <w:t>连接不稳定、数据丢失等问题，通过优化</w:t>
+      </w:r>
+      <w:r>
+        <w:rPr>
+          <w:rFonts w:ascii="Arial" w:eastAsia="等线" w:hAnsi="Arial" w:cs="Arial"/>
+        </w:rPr>
+        <w:t>AT</w:t>
+      </w:r>
+      <w:r>
+        <w:rPr>
+          <w:rFonts w:ascii="Arial" w:eastAsia="等线" w:hAnsi="Arial" w:cs="Arial" w:hint="eastAsia"/>
+        </w:rPr>
+        <w:t>指令发送时序、增加连接重连机制、调整</w:t>
       </w:r>
       <w:r>
         <w:rPr>
@@ -23552,68 +22666,14 @@
         <w:rPr>
           <w:rFonts w:ascii="Arial" w:eastAsia="等线" w:hAnsi="Arial" w:cs="Arial" w:hint="eastAsia"/>
         </w:rPr>
-        <w:t>双缓冲接收数据的稳定性与准确性，验证数据解析逻辑是否正确。调试过程中，出现</w:t>
-      </w:r>
-      <w:proofErr w:type="spellStart"/>
+        <w:t>接收缓冲区大小，解决了上述问题，最终实现</w:t>
+      </w:r>
       <w:r>
         <w:rPr>
           <w:rFonts w:ascii="Arial" w:eastAsia="等线" w:hAnsi="Arial" w:cs="Arial"/>
         </w:rPr>
         <w:t>WiFi</w:t>
       </w:r>
-      <w:proofErr w:type="spellEnd"/>
-      <w:r>
-        <w:rPr>
-          <w:rFonts w:ascii="Arial" w:eastAsia="等线" w:hAnsi="Arial" w:cs="Arial" w:hint="eastAsia"/>
-        </w:rPr>
-        <w:t>连接不稳定、数据丢失等问题，通过优化</w:t>
-      </w:r>
-      <w:r>
-        <w:rPr>
-          <w:rFonts w:ascii="Arial" w:eastAsia="等线" w:hAnsi="Arial" w:cs="Arial"/>
-        </w:rPr>
-        <w:t>AT</w:t>
-      </w:r>
-      <w:r>
-        <w:rPr>
-          <w:rFonts w:ascii="Arial" w:eastAsia="等线" w:hAnsi="Arial" w:cs="Arial" w:hint="eastAsia"/>
-        </w:rPr>
-        <w:t>指令发送时序、增加</w:t>
-      </w:r>
-      <w:proofErr w:type="gramStart"/>
-      <w:r>
-        <w:rPr>
-          <w:rFonts w:ascii="Arial" w:eastAsia="等线" w:hAnsi="Arial" w:cs="Arial" w:hint="eastAsia"/>
-        </w:rPr>
-        <w:t>连接重</w:t>
-      </w:r>
-      <w:proofErr w:type="gramEnd"/>
-      <w:r>
-        <w:rPr>
-          <w:rFonts w:ascii="Arial" w:eastAsia="等线" w:hAnsi="Arial" w:cs="Arial" w:hint="eastAsia"/>
-        </w:rPr>
-        <w:t>连机制、调整</w:t>
-      </w:r>
-      <w:r>
-        <w:rPr>
-          <w:rFonts w:ascii="Arial" w:eastAsia="等线" w:hAnsi="Arial" w:cs="Arial"/>
-        </w:rPr>
-        <w:t>DMA</w:t>
-      </w:r>
-      <w:r>
-        <w:rPr>
-          <w:rFonts w:ascii="Arial" w:eastAsia="等线" w:hAnsi="Arial" w:cs="Arial" w:hint="eastAsia"/>
-        </w:rPr>
-        <w:t>接收缓冲区大小，解决了上述问题，最终实现</w:t>
-      </w:r>
-      <w:proofErr w:type="spellStart"/>
-      <w:r>
-        <w:rPr>
-          <w:rFonts w:ascii="Arial" w:eastAsia="等线" w:hAnsi="Arial" w:cs="Arial"/>
-        </w:rPr>
-        <w:t>WiFi</w:t>
-      </w:r>
-      <w:proofErr w:type="spellEnd"/>
       <w:r>
         <w:rPr>
           <w:rFonts w:ascii="Arial" w:eastAsia="等线" w:hAnsi="Arial" w:cs="Arial" w:hint="eastAsia"/>
@@ -23681,14 +22741,12 @@
         </w:rPr>
         <w:t>任务调度协同调试：启动系统，观察</w:t>
       </w:r>
-      <w:proofErr w:type="spellStart"/>
       <w:r>
         <w:rPr>
           <w:rFonts w:ascii="Arial" w:eastAsia="等线" w:hAnsi="Arial" w:cs="Arial"/>
         </w:rPr>
         <w:t>FreeRTOS</w:t>
       </w:r>
-      <w:proofErr w:type="spellEnd"/>
       <w:r>
         <w:rPr>
           <w:rFonts w:ascii="Arial" w:eastAsia="等线" w:hAnsi="Arial" w:cs="Arial" w:hint="eastAsia"/>
@@ -23705,49 +22763,7 @@
         <w:rPr>
           <w:rFonts w:ascii="Arial" w:eastAsia="等线" w:hAnsi="Arial" w:cs="Arial" w:hint="eastAsia"/>
         </w:rPr>
-        <w:t>仿真器监控</w:t>
-      </w:r>
-      <w:proofErr w:type="gramStart"/>
-      <w:r>
-        <w:rPr>
-          <w:rFonts w:ascii="Arial" w:eastAsia="等线" w:hAnsi="Arial" w:cs="Arial" w:hint="eastAsia"/>
-        </w:rPr>
-        <w:t>各任务</w:t>
-      </w:r>
-      <w:proofErr w:type="gramEnd"/>
-      <w:r>
-        <w:rPr>
-          <w:rFonts w:ascii="Arial" w:eastAsia="等线" w:hAnsi="Arial" w:cs="Arial" w:hint="eastAsia"/>
-        </w:rPr>
-        <w:t>的运行状态、优先级抢占情况，验证信号量、消息队列的同步与通信功能是否正常。调试结果显示，</w:t>
-      </w:r>
-      <w:proofErr w:type="gramStart"/>
-      <w:r>
-        <w:rPr>
-          <w:rFonts w:ascii="Arial" w:eastAsia="等线" w:hAnsi="Arial" w:cs="Arial" w:hint="eastAsia"/>
-        </w:rPr>
-        <w:t>各任务</w:t>
-      </w:r>
-      <w:proofErr w:type="gramEnd"/>
-      <w:r>
-        <w:rPr>
-          <w:rFonts w:ascii="Arial" w:eastAsia="等线" w:hAnsi="Arial" w:cs="Arial" w:hint="eastAsia"/>
-        </w:rPr>
-        <w:t>按预设优先级有序调度，</w:t>
-      </w:r>
-      <w:proofErr w:type="gramStart"/>
-      <w:r>
-        <w:rPr>
-          <w:rFonts w:ascii="Arial" w:eastAsia="等线" w:hAnsi="Arial" w:cs="Arial" w:hint="eastAsia"/>
-        </w:rPr>
-        <w:t>无任务</w:t>
-      </w:r>
-      <w:proofErr w:type="gramEnd"/>
-      <w:r>
-        <w:rPr>
-          <w:rFonts w:ascii="Arial" w:eastAsia="等线" w:hAnsi="Arial" w:cs="Arial" w:hint="eastAsia"/>
-        </w:rPr>
-        <w:t>死锁、优先级反转等问题；信号量与消息队列工作正常，任务间的同步与消息传递准确、及时，确保多模块协同工作顺畅。</w:t>
+        <w:t>仿真器监控各任务的运行状态、优先级抢占情况，验证信号量、消息队列的同步与通信功能是否正常。调试结果显示，各任务按预设优先级有序调度，无任务死锁、优先级反转等问题；信号量与消息队列工作正常，任务间的同步与消息传递准确、及时，确保多模块协同工作顺畅。</w:t>
       </w:r>
     </w:p>
     <w:p>
@@ -23786,30 +22802,14 @@
           <w:rFonts w:ascii="Arial" w:eastAsia="等线" w:hAnsi="Arial" w:cs="Arial" w:hint="eastAsia"/>
         </w:rPr>
         <w:lastRenderedPageBreak/>
-        <w:t>钮，验证音频播放、暂停、</w:t>
-      </w:r>
-      <w:proofErr w:type="gramStart"/>
-      <w:r>
-        <w:rPr>
-          <w:rFonts w:ascii="Arial" w:eastAsia="等线" w:hAnsi="Arial" w:cs="Arial" w:hint="eastAsia"/>
-        </w:rPr>
-        <w:t>切歌等</w:t>
-      </w:r>
-      <w:proofErr w:type="gramEnd"/>
-      <w:r>
-        <w:rPr>
-          <w:rFonts w:ascii="Arial" w:eastAsia="等线" w:hAnsi="Arial" w:cs="Arial" w:hint="eastAsia"/>
-        </w:rPr>
-        <w:t>指令是否准确传递与执行，播放进度是否同步刷新；测试</w:t>
-      </w:r>
-      <w:proofErr w:type="spellStart"/>
+        <w:t>钮，验证音频播放、暂停、切歌等指令是否准确传递与执行，播放进度是否同步刷新；测试</w:t>
+      </w:r>
       <w:r>
         <w:rPr>
           <w:rFonts w:ascii="Arial" w:eastAsia="等线" w:hAnsi="Arial" w:cs="Arial"/>
         </w:rPr>
         <w:t>WiFi</w:t>
       </w:r>
-      <w:proofErr w:type="spellEnd"/>
       <w:r>
         <w:rPr>
           <w:rFonts w:ascii="Arial" w:eastAsia="等线" w:hAnsi="Arial" w:cs="Arial" w:hint="eastAsia"/>
@@ -23858,21 +22858,7 @@
         <w:rPr>
           <w:rFonts w:ascii="Arial" w:eastAsia="等线" w:hAnsi="Arial" w:cs="Arial" w:hint="eastAsia"/>
         </w:rPr>
-        <w:t>卡这一共享资源的访问控制，验证互斥</w:t>
-      </w:r>
-      <w:proofErr w:type="gramStart"/>
-      <w:r>
-        <w:rPr>
-          <w:rFonts w:ascii="Arial" w:eastAsia="等线" w:hAnsi="Arial" w:cs="Arial" w:hint="eastAsia"/>
-        </w:rPr>
-        <w:t>锁是否</w:t>
-      </w:r>
-      <w:proofErr w:type="gramEnd"/>
-      <w:r>
-        <w:rPr>
-          <w:rFonts w:ascii="Arial" w:eastAsia="等线" w:hAnsi="Arial" w:cs="Arial" w:hint="eastAsia"/>
-        </w:rPr>
-        <w:t>能有效避免</w:t>
+        <w:t>卡这一共享资源的访问控制，验证互斥锁是否能有效避免</w:t>
       </w:r>
       <w:r>
         <w:rPr>
@@ -23892,19 +22878,11 @@
         </w:rPr>
         <w:t>SD</w:t>
       </w:r>
-      <w:proofErr w:type="gramStart"/>
-      <w:r>
-        <w:rPr>
-          <w:rFonts w:ascii="Arial" w:eastAsia="等线" w:hAnsi="Arial" w:cs="Arial" w:hint="eastAsia"/>
-        </w:rPr>
-        <w:t>卡导致</w:t>
-      </w:r>
-      <w:proofErr w:type="gramEnd"/>
-      <w:r>
-        <w:rPr>
-          <w:rFonts w:ascii="Arial" w:eastAsia="等线" w:hAnsi="Arial" w:cs="Arial" w:hint="eastAsia"/>
-        </w:rPr>
-        <w:t>的数据错乱问题。调试结果显示，互斥锁工作正常，当一个任务访问</w:t>
+      <w:r>
+        <w:rPr>
+          <w:rFonts w:ascii="Arial" w:eastAsia="等线" w:hAnsi="Arial" w:cs="Arial" w:hint="eastAsia"/>
+        </w:rPr>
+        <w:t>卡导致的数据错乱问题。调试结果显示，互斥锁工作正常，当一个任务访问</w:t>
       </w:r>
       <w:r>
         <w:rPr>
@@ -23991,28 +22969,24 @@
         </w:rPr>
         <w:t>实时性优化：优化</w:t>
       </w:r>
-      <w:proofErr w:type="spellStart"/>
       <w:r>
         <w:rPr>
           <w:rFonts w:ascii="Arial" w:eastAsia="等线" w:hAnsi="Arial" w:cs="Arial"/>
         </w:rPr>
         <w:t>FreeRTOS</w:t>
       </w:r>
-      <w:proofErr w:type="spellEnd"/>
       <w:r>
         <w:rPr>
           <w:rFonts w:ascii="Arial" w:eastAsia="等线" w:hAnsi="Arial" w:cs="Arial" w:hint="eastAsia"/>
         </w:rPr>
         <w:t>任务优先级分配，确保</w:t>
       </w:r>
-      <w:proofErr w:type="spellStart"/>
       <w:r>
         <w:rPr>
           <w:rFonts w:ascii="Arial" w:eastAsia="等线" w:hAnsi="Arial" w:cs="Arial"/>
         </w:rPr>
         <w:t>WiFi</w:t>
       </w:r>
-      <w:proofErr w:type="spellEnd"/>
       <w:r>
         <w:rPr>
           <w:rFonts w:ascii="Arial" w:eastAsia="等线" w:hAnsi="Arial" w:cs="Arial" w:hint="eastAsia"/>
@@ -24089,21 +23063,7 @@
         <w:rPr>
           <w:rFonts w:ascii="Arial" w:eastAsia="等线" w:hAnsi="Arial" w:cs="Arial" w:hint="eastAsia"/>
         </w:rPr>
-        <w:t>资源，确保</w:t>
-      </w:r>
-      <w:proofErr w:type="gramStart"/>
-      <w:r>
-        <w:rPr>
-          <w:rFonts w:ascii="Arial" w:eastAsia="等线" w:hAnsi="Arial" w:cs="Arial" w:hint="eastAsia"/>
-        </w:rPr>
-        <w:t>各任务</w:t>
-      </w:r>
-      <w:proofErr w:type="gramEnd"/>
-      <w:r>
-        <w:rPr>
-          <w:rFonts w:ascii="Arial" w:eastAsia="等线" w:hAnsi="Arial" w:cs="Arial" w:hint="eastAsia"/>
-        </w:rPr>
-        <w:t>响应及时。</w:t>
+        <w:t>资源，确保各任务响应及时。</w:t>
       </w:r>
     </w:p>
     <w:p>
@@ -24125,47 +23085,17 @@
         </w:rPr>
         <w:t>稳定性优化：为各模块添加异常处理逻辑（如文件打开失败、</w:t>
       </w:r>
-      <w:proofErr w:type="spellStart"/>
       <w:r>
         <w:rPr>
           <w:rFonts w:ascii="Arial" w:eastAsia="等线" w:hAnsi="Arial" w:cs="Arial"/>
         </w:rPr>
         <w:t>WiFi</w:t>
       </w:r>
-      <w:proofErr w:type="spellEnd"/>
-      <w:r>
-        <w:rPr>
-          <w:rFonts w:ascii="Arial" w:eastAsia="等线" w:hAnsi="Arial" w:cs="Arial" w:hint="eastAsia"/>
-        </w:rPr>
-        <w:t>连接失败、数据解析错误等），避免系统因异常情况崩溃；优化任务堆栈大小，根据</w:t>
-      </w:r>
-      <w:proofErr w:type="gramStart"/>
-      <w:r>
-        <w:rPr>
-          <w:rFonts w:ascii="Arial" w:eastAsia="等线" w:hAnsi="Arial" w:cs="Arial" w:hint="eastAsia"/>
-        </w:rPr>
-        <w:t>各任务</w:t>
-      </w:r>
-      <w:proofErr w:type="gramEnd"/>
-      <w:r>
-        <w:rPr>
-          <w:rFonts w:ascii="Arial" w:eastAsia="等线" w:hAnsi="Arial" w:cs="Arial" w:hint="eastAsia"/>
-        </w:rPr>
-        <w:t>的实际需求合理分配堆栈，避免堆栈溢出；添加数据校验</w:t>
-      </w:r>
-      <w:proofErr w:type="gramStart"/>
-      <w:r>
-        <w:rPr>
-          <w:rFonts w:ascii="Arial" w:eastAsia="等线" w:hAnsi="Arial" w:cs="Arial" w:hint="eastAsia"/>
-        </w:rPr>
-        <w:t>与去抖处理</w:t>
-      </w:r>
-      <w:proofErr w:type="gramEnd"/>
-      <w:r>
-        <w:rPr>
-          <w:rFonts w:ascii="Arial" w:eastAsia="等线" w:hAnsi="Arial" w:cs="Arial" w:hint="eastAsia"/>
-        </w:rPr>
-        <w:t>（如触摸坐标去抖、音频数据校验），提升数据传输与交互的准确性。</w:t>
+      <w:r>
+        <w:rPr>
+          <w:rFonts w:ascii="Arial" w:eastAsia="等线" w:hAnsi="Arial" w:cs="Arial" w:hint="eastAsia"/>
+        </w:rPr>
+        <w:t>连接失败、数据解析错误等），避免系统因异常情况崩溃；优化任务堆栈大小，根据各任务的实际需求合理分配堆栈，避免堆栈溢出；添加数据校验与去抖处理（如触摸坐标去抖、音频数据校验），提升数据传输与交互的准确性。</w:t>
       </w:r>
     </w:p>
     <w:p>
@@ -24193,19 +23123,11 @@
         </w:rPr>
         <w:t>LVGL</w:t>
       </w:r>
-      <w:proofErr w:type="gramStart"/>
-      <w:r>
-        <w:rPr>
-          <w:rFonts w:ascii="Arial" w:eastAsia="等线" w:hAnsi="Arial" w:cs="Arial" w:hint="eastAsia"/>
-        </w:rPr>
-        <w:t>帧</w:t>
-      </w:r>
-      <w:proofErr w:type="gramEnd"/>
-      <w:r>
-        <w:rPr>
-          <w:rFonts w:ascii="Arial" w:eastAsia="等线" w:hAnsi="Arial" w:cs="Arial" w:hint="eastAsia"/>
-        </w:rPr>
-        <w:t>缓存、字库数据存储至外部</w:t>
+      <w:r>
+        <w:rPr>
+          <w:rFonts w:ascii="Arial" w:eastAsia="等线" w:hAnsi="Arial" w:cs="Arial" w:hint="eastAsia"/>
+        </w:rPr>
+        <w:t>帧缓存、字库数据存储至外部</w:t>
       </w:r>
       <w:r>
         <w:rPr>
@@ -24303,21 +23225,7 @@
         <w:rPr>
           <w:rFonts w:ascii="Arial" w:eastAsia="等线" w:hAnsi="Arial" w:cs="Arial" w:hint="eastAsia"/>
         </w:rPr>
-        <w:t>以下，</w:t>
-      </w:r>
-      <w:proofErr w:type="gramStart"/>
-      <w:r>
-        <w:rPr>
-          <w:rFonts w:ascii="Arial" w:eastAsia="等线" w:hAnsi="Arial" w:cs="Arial" w:hint="eastAsia"/>
-        </w:rPr>
-        <w:t>各任务</w:t>
-      </w:r>
-      <w:proofErr w:type="gramEnd"/>
-      <w:r>
-        <w:rPr>
-          <w:rFonts w:ascii="Arial" w:eastAsia="等线" w:hAnsi="Arial" w:cs="Arial" w:hint="eastAsia"/>
-        </w:rPr>
-        <w:t>响应延迟控制在</w:t>
+        <w:t>以下，各任务响应延迟控制在</w:t>
       </w:r>
       <w:r>
         <w:rPr>
@@ -24343,14 +23251,12 @@
         </w:rPr>
         <w:t>小时），无崩溃、无异常；音视频播放流畅，触摸交互响应及时，</w:t>
       </w:r>
-      <w:proofErr w:type="spellStart"/>
       <w:r>
         <w:rPr>
           <w:rFonts w:ascii="Arial" w:eastAsia="等线" w:hAnsi="Arial" w:cs="Arial"/>
         </w:rPr>
         <w:t>WiFi</w:t>
       </w:r>
-      <w:proofErr w:type="spellEnd"/>
       <w:r>
         <w:rPr>
           <w:rFonts w:ascii="Arial" w:eastAsia="等线" w:hAnsi="Arial" w:cs="Arial" w:hint="eastAsia"/>
@@ -24579,16 +23485,8 @@
         <w:rPr>
           <w:rFonts w:ascii="Arial" w:eastAsia="等线" w:hAnsi="Arial" w:cs="Arial"/>
         </w:rPr>
-        <w:t xml:space="preserve">ESP8266 </w:t>
-      </w:r>
-      <w:proofErr w:type="spellStart"/>
-      <w:r>
-        <w:rPr>
-          <w:rFonts w:ascii="Arial" w:eastAsia="等线" w:hAnsi="Arial" w:cs="Arial"/>
-        </w:rPr>
-        <w:t>WiFi</w:t>
-      </w:r>
-      <w:proofErr w:type="spellEnd"/>
+        <w:t>ESP8266 WiFi</w:t>
+      </w:r>
       <w:r>
         <w:rPr>
           <w:rFonts w:ascii="Arial" w:eastAsia="等线" w:hAnsi="Arial" w:cs="Arial" w:hint="eastAsia"/>
@@ -24747,14 +23645,12 @@
         </w:rPr>
         <w:t>、</w:t>
       </w:r>
-      <w:proofErr w:type="spellStart"/>
       <w:r>
         <w:rPr>
           <w:rFonts w:ascii="Arial" w:eastAsia="等线" w:hAnsi="Arial" w:cs="Arial"/>
         </w:rPr>
         <w:t>FreeRTOS</w:t>
       </w:r>
-      <w:proofErr w:type="spellEnd"/>
       <w:r>
         <w:rPr>
           <w:rFonts w:ascii="Arial" w:eastAsia="等线" w:hAnsi="Arial" w:cs="Arial" w:hint="eastAsia"/>
@@ -24833,14 +23729,12 @@
         </w:rPr>
         <w:t>）、</w:t>
       </w:r>
-      <w:proofErr w:type="spellStart"/>
       <w:r>
         <w:rPr>
           <w:rFonts w:ascii="Arial" w:eastAsia="等线" w:hAnsi="Arial" w:cs="Arial"/>
         </w:rPr>
         <w:t>FatFS</w:t>
       </w:r>
-      <w:proofErr w:type="spellEnd"/>
       <w:r>
         <w:rPr>
           <w:rFonts w:ascii="Arial" w:eastAsia="等线" w:hAnsi="Arial" w:cs="Arial" w:hint="eastAsia"/>
@@ -25264,14 +24158,12 @@
         </w:rPr>
         <w:t>触摸屏、</w:t>
       </w:r>
-      <w:proofErr w:type="spellStart"/>
       <w:r>
         <w:rPr>
           <w:rFonts w:ascii="Arial" w:eastAsia="等线" w:hAnsi="Arial" w:cs="Arial"/>
         </w:rPr>
         <w:t>WiFi</w:t>
       </w:r>
-      <w:proofErr w:type="spellEnd"/>
       <w:r>
         <w:rPr>
           <w:rFonts w:ascii="Arial" w:eastAsia="等线" w:hAnsi="Arial" w:cs="Arial" w:hint="eastAsia"/>
@@ -25414,21 +24306,7 @@
         <w:rPr>
           <w:rFonts w:ascii="Arial" w:eastAsia="等线" w:hAnsi="Arial" w:cs="Arial" w:hint="eastAsia"/>
         </w:rPr>
-        <w:t>实时时钟工作正常，能够准确计时；上电复位与手动复位功能正常，系统复位后能够正常启动，</w:t>
-      </w:r>
-      <w:proofErr w:type="gramStart"/>
-      <w:r>
-        <w:rPr>
-          <w:rFonts w:ascii="Arial" w:eastAsia="等线" w:hAnsi="Arial" w:cs="Arial" w:hint="eastAsia"/>
-        </w:rPr>
-        <w:t>无启动</w:t>
-      </w:r>
-      <w:proofErr w:type="gramEnd"/>
-      <w:r>
-        <w:rPr>
-          <w:rFonts w:ascii="Arial" w:eastAsia="等线" w:hAnsi="Arial" w:cs="Arial" w:hint="eastAsia"/>
-        </w:rPr>
-        <w:t>异常问题，主控模块工作稳定。</w:t>
+        <w:t>实时时钟工作正常，能够准确计时；上电复位与手动复位功能正常，系统复位后能够正常启动，无启动异常问题，主控模块工作稳定。</w:t>
       </w:r>
     </w:p>
     <w:p>
@@ -25543,19 +24421,11 @@
         </w:rPr>
         <w:t>LVGL</w:t>
       </w:r>
-      <w:proofErr w:type="gramStart"/>
-      <w:r>
-        <w:rPr>
-          <w:rFonts w:ascii="Arial" w:eastAsia="等线" w:hAnsi="Arial" w:cs="Arial" w:hint="eastAsia"/>
-        </w:rPr>
-        <w:t>帧</w:t>
-      </w:r>
-      <w:proofErr w:type="gramEnd"/>
-      <w:r>
-        <w:rPr>
-          <w:rFonts w:ascii="Arial" w:eastAsia="等线" w:hAnsi="Arial" w:cs="Arial" w:hint="eastAsia"/>
-        </w:rPr>
-        <w:t>缓存数据，显示模块工作正常。</w:t>
+      <w:r>
+        <w:rPr>
+          <w:rFonts w:ascii="Arial" w:eastAsia="等线" w:hAnsi="Arial" w:cs="Arial" w:hint="eastAsia"/>
+        </w:rPr>
+        <w:t>帧缓存数据，显示模块工作正常。</w:t>
       </w:r>
     </w:p>
     <w:p>
@@ -25761,14 +24631,12 @@
         </w:rPr>
         <w:t>通信模块调试：将</w:t>
       </w:r>
-      <w:proofErr w:type="spellStart"/>
       <w:r>
         <w:rPr>
           <w:rFonts w:ascii="Arial" w:eastAsia="等线" w:hAnsi="Arial" w:cs="Arial"/>
         </w:rPr>
         <w:t>WiFi</w:t>
       </w:r>
-      <w:proofErr w:type="spellEnd"/>
       <w:r>
         <w:rPr>
           <w:rFonts w:ascii="Arial" w:eastAsia="等线" w:hAnsi="Arial" w:cs="Arial" w:hint="eastAsia"/>
@@ -25805,42 +24673,30 @@
         </w:rPr>
         <w:t>接口，下载通信测试程序，测试</w:t>
       </w:r>
-      <w:proofErr w:type="spellStart"/>
       <w:r>
         <w:rPr>
           <w:rFonts w:ascii="Arial" w:eastAsia="等线" w:hAnsi="Arial" w:cs="Arial"/>
         </w:rPr>
         <w:t>WiFi</w:t>
       </w:r>
-      <w:proofErr w:type="spellEnd"/>
       <w:r>
         <w:rPr>
           <w:rFonts w:ascii="Arial" w:eastAsia="等线" w:hAnsi="Arial" w:cs="Arial" w:hint="eastAsia"/>
         </w:rPr>
         <w:t>模块的初始化、热点连接、数据传输功能是否正常。调试结果显示，</w:t>
       </w:r>
-      <w:proofErr w:type="spellStart"/>
       <w:r>
         <w:rPr>
           <w:rFonts w:ascii="Arial" w:eastAsia="等线" w:hAnsi="Arial" w:cs="Arial"/>
         </w:rPr>
         <w:t>WiFi</w:t>
       </w:r>
-      <w:proofErr w:type="spellEnd"/>
-      <w:r>
-        <w:rPr>
-          <w:rFonts w:ascii="Arial" w:eastAsia="等线" w:hAnsi="Arial" w:cs="Arial" w:hint="eastAsia"/>
-        </w:rPr>
-        <w:t>模块能够</w:t>
-      </w:r>
-      <w:proofErr w:type="gramStart"/>
-      <w:r>
-        <w:rPr>
-          <w:rFonts w:ascii="Arial" w:eastAsia="等线" w:hAnsi="Arial" w:cs="Arial" w:hint="eastAsia"/>
-        </w:rPr>
-        <w:t>正常响应</w:t>
-      </w:r>
-      <w:proofErr w:type="gramEnd"/>
+      <w:r>
+        <w:rPr>
+          <w:rFonts w:ascii="Arial" w:eastAsia="等线" w:hAnsi="Arial" w:cs="Arial" w:hint="eastAsia"/>
+        </w:rPr>
+        <w:t>模块能够正常响应</w:t>
+      </w:r>
       <w:r>
         <w:rPr>
           <w:rFonts w:ascii="Arial" w:eastAsia="等线" w:hAnsi="Arial" w:cs="Arial"/>
@@ -25853,14 +24709,12 @@
         </w:rPr>
         <w:t>指令，成功连接目标</w:t>
       </w:r>
-      <w:proofErr w:type="spellStart"/>
       <w:r>
         <w:rPr>
           <w:rFonts w:ascii="Arial" w:eastAsia="等线" w:hAnsi="Arial" w:cs="Arial"/>
         </w:rPr>
         <w:t>WiFi</w:t>
       </w:r>
-      <w:proofErr w:type="spellEnd"/>
       <w:r>
         <w:rPr>
           <w:rFonts w:ascii="Arial" w:eastAsia="等线" w:hAnsi="Arial" w:cs="Arial" w:hint="eastAsia"/>
@@ -25994,14 +24848,12 @@
         </w:rPr>
         <w:t>任务、</w:t>
       </w:r>
-      <w:proofErr w:type="spellStart"/>
       <w:r>
         <w:rPr>
           <w:rFonts w:ascii="Arial" w:eastAsia="等线" w:hAnsi="Arial" w:cs="Arial"/>
         </w:rPr>
         <w:t>WiFi</w:t>
       </w:r>
-      <w:proofErr w:type="spellEnd"/>
       <w:r>
         <w:rPr>
           <w:rFonts w:ascii="Arial" w:eastAsia="等线" w:hAnsi="Arial" w:cs="Arial" w:hint="eastAsia"/>
@@ -26118,16 +24970,8 @@
         <w:rPr>
           <w:rFonts w:ascii="Arial" w:eastAsia="等线" w:hAnsi="Arial" w:cs="Arial" w:hint="eastAsia"/>
         </w:rPr>
-        <w:t>传输稳定，音频播放清晰、流畅，无卡顿、无失真；能够</w:t>
-      </w:r>
-      <w:proofErr w:type="gramStart"/>
-      <w:r>
-        <w:rPr>
-          <w:rFonts w:ascii="Arial" w:eastAsia="等线" w:hAnsi="Arial" w:cs="Arial" w:hint="eastAsia"/>
-        </w:rPr>
-        <w:t>准确响应</w:t>
-      </w:r>
-      <w:proofErr w:type="gramEnd"/>
+        <w:t>传输稳定，音频播放清晰、流畅，无卡顿、无失真；能够准确响应</w:t>
+      </w:r>
       <w:r>
         <w:rPr>
           <w:rFonts w:ascii="Arial" w:eastAsia="等线" w:hAnsi="Arial" w:cs="Arial"/>
@@ -26138,21 +24982,7 @@
         <w:rPr>
           <w:rFonts w:ascii="Arial" w:eastAsia="等线" w:hAnsi="Arial" w:cs="Arial" w:hint="eastAsia"/>
         </w:rPr>
-        <w:t>任务传递的播放、暂停、</w:t>
-      </w:r>
-      <w:proofErr w:type="gramStart"/>
-      <w:r>
-        <w:rPr>
-          <w:rFonts w:ascii="Arial" w:eastAsia="等线" w:hAnsi="Arial" w:cs="Arial" w:hint="eastAsia"/>
-        </w:rPr>
-        <w:t>切歌指令</w:t>
-      </w:r>
-      <w:proofErr w:type="gramEnd"/>
-      <w:r>
-        <w:rPr>
-          <w:rFonts w:ascii="Arial" w:eastAsia="等线" w:hAnsi="Arial" w:cs="Arial" w:hint="eastAsia"/>
-        </w:rPr>
-        <w:t>，播放进度同步刷新正常。</w:t>
+        <w:t>任务传递的播放、暂停、切歌指令，播放进度同步刷新正常。</w:t>
       </w:r>
     </w:p>
     <w:p>
@@ -26166,44 +24996,32 @@
         <w:rPr>
           <w:rFonts w:ascii="Arial" w:eastAsia="等线" w:hAnsi="Arial" w:cs="Arial"/>
         </w:rPr>
-        <w:t xml:space="preserve">4.  </w:t>
-      </w:r>
-      <w:proofErr w:type="spellStart"/>
+        <w:t>4.  WiFi</w:t>
+      </w:r>
+      <w:r>
+        <w:rPr>
+          <w:rFonts w:ascii="Arial" w:eastAsia="等线" w:hAnsi="Arial" w:cs="Arial" w:hint="eastAsia"/>
+        </w:rPr>
+        <w:t>模块任务：能够正常初始化</w:t>
+      </w:r>
       <w:r>
         <w:rPr>
           <w:rFonts w:ascii="Arial" w:eastAsia="等线" w:hAnsi="Arial" w:cs="Arial"/>
         </w:rPr>
         <w:t>WiFi</w:t>
       </w:r>
-      <w:proofErr w:type="spellEnd"/>
-      <w:r>
-        <w:rPr>
-          <w:rFonts w:ascii="Arial" w:eastAsia="等线" w:hAnsi="Arial" w:cs="Arial" w:hint="eastAsia"/>
-        </w:rPr>
-        <w:t>模块任务：能够正常初始化</w:t>
-      </w:r>
-      <w:proofErr w:type="spellStart"/>
+      <w:r>
+        <w:rPr>
+          <w:rFonts w:ascii="Arial" w:eastAsia="等线" w:hAnsi="Arial" w:cs="Arial" w:hint="eastAsia"/>
+        </w:rPr>
+        <w:t>模块，成功连接</w:t>
+      </w:r>
       <w:r>
         <w:rPr>
           <w:rFonts w:ascii="Arial" w:eastAsia="等线" w:hAnsi="Arial" w:cs="Arial"/>
         </w:rPr>
         <w:t>WiFi</w:t>
       </w:r>
-      <w:proofErr w:type="spellEnd"/>
-      <w:r>
-        <w:rPr>
-          <w:rFonts w:ascii="Arial" w:eastAsia="等线" w:hAnsi="Arial" w:cs="Arial" w:hint="eastAsia"/>
-        </w:rPr>
-        <w:t>模块，成功连接</w:t>
-      </w:r>
-      <w:proofErr w:type="spellStart"/>
-      <w:r>
-        <w:rPr>
-          <w:rFonts w:ascii="Arial" w:eastAsia="等线" w:hAnsi="Arial" w:cs="Arial"/>
-        </w:rPr>
-        <w:t>WiFi</w:t>
-      </w:r>
-      <w:proofErr w:type="spellEnd"/>
       <w:r>
         <w:rPr>
           <w:rFonts w:ascii="Arial" w:eastAsia="等线" w:hAnsi="Arial" w:cs="Arial" w:hint="eastAsia"/>
@@ -26275,47 +25093,17 @@
         </w:rPr>
         <w:t>多模块联调验证各模块协同工作状态，调试结果显示：</w:t>
       </w:r>
-      <w:proofErr w:type="spellStart"/>
       <w:r>
         <w:rPr>
           <w:rFonts w:ascii="Arial" w:eastAsia="等线" w:hAnsi="Arial" w:cs="Arial"/>
         </w:rPr>
         <w:t>FreeRTOS</w:t>
       </w:r>
-      <w:proofErr w:type="spellEnd"/>
-      <w:r>
-        <w:rPr>
-          <w:rFonts w:ascii="Arial" w:eastAsia="等线" w:hAnsi="Arial" w:cs="Arial" w:hint="eastAsia"/>
-        </w:rPr>
-        <w:t>任务调度正常，</w:t>
-      </w:r>
-      <w:proofErr w:type="gramStart"/>
-      <w:r>
-        <w:rPr>
-          <w:rFonts w:ascii="Arial" w:eastAsia="等线" w:hAnsi="Arial" w:cs="Arial" w:hint="eastAsia"/>
-        </w:rPr>
-        <w:t>各任务</w:t>
-      </w:r>
-      <w:proofErr w:type="gramEnd"/>
-      <w:r>
-        <w:rPr>
-          <w:rFonts w:ascii="Arial" w:eastAsia="等线" w:hAnsi="Arial" w:cs="Arial" w:hint="eastAsia"/>
-        </w:rPr>
-        <w:t>按预设优先级有序运行，</w:t>
-      </w:r>
-      <w:proofErr w:type="gramStart"/>
-      <w:r>
-        <w:rPr>
-          <w:rFonts w:ascii="Arial" w:eastAsia="等线" w:hAnsi="Arial" w:cs="Arial" w:hint="eastAsia"/>
-        </w:rPr>
-        <w:t>无任务</w:t>
-      </w:r>
-      <w:proofErr w:type="gramEnd"/>
-      <w:r>
-        <w:rPr>
-          <w:rFonts w:ascii="Arial" w:eastAsia="等线" w:hAnsi="Arial" w:cs="Arial" w:hint="eastAsia"/>
-        </w:rPr>
-        <w:t>死锁、优先级反转等问题；信号量、消息队列工作正常，任务间的同步与消息传递准确、及时；</w:t>
+      <w:r>
+        <w:rPr>
+          <w:rFonts w:ascii="Arial" w:eastAsia="等线" w:hAnsi="Arial" w:cs="Arial" w:hint="eastAsia"/>
+        </w:rPr>
+        <w:t>任务调度正常，各任务按预设优先级有序运行，无任务死锁、优先级反转等问题；信号量、消息队列工作正常，任务间的同步与消息传递准确、及时；</w:t>
       </w:r>
       <w:r>
         <w:rPr>
@@ -26329,14 +25117,12 @@
         </w:rPr>
         <w:t>任务与音频播放任务、</w:t>
       </w:r>
-      <w:proofErr w:type="spellStart"/>
       <w:r>
         <w:rPr>
           <w:rFonts w:ascii="Arial" w:eastAsia="等线" w:hAnsi="Arial" w:cs="Arial"/>
         </w:rPr>
         <w:t>WiFi</w:t>
       </w:r>
-      <w:proofErr w:type="spellEnd"/>
       <w:r>
         <w:rPr>
           <w:rFonts w:ascii="Arial" w:eastAsia="等线" w:hAnsi="Arial" w:cs="Arial" w:hint="eastAsia"/>
@@ -26435,47 +25221,25 @@
         <w:rPr>
           <w:rFonts w:ascii="Arial" w:eastAsia="等线" w:hAnsi="Arial" w:cs="Arial" w:hint="eastAsia"/>
         </w:rPr>
-        <w:t>测试目标：验证系统</w:t>
-      </w:r>
-      <w:proofErr w:type="gramStart"/>
-      <w:r>
-        <w:rPr>
-          <w:rFonts w:ascii="Arial" w:eastAsia="等线" w:hAnsi="Arial" w:cs="Arial" w:hint="eastAsia"/>
-        </w:rPr>
-        <w:t>各任务</w:t>
-      </w:r>
-      <w:proofErr w:type="gramEnd"/>
-      <w:r>
-        <w:rPr>
-          <w:rFonts w:ascii="Arial" w:eastAsia="等线" w:hAnsi="Arial" w:cs="Arial" w:hint="eastAsia"/>
-        </w:rPr>
-        <w:t>的响应延迟、数据传输延迟，确保实时性满足设计要求；测试方法：通过</w:t>
-      </w:r>
-      <w:r>
-        <w:rPr>
-          <w:rFonts w:ascii="Arial" w:eastAsia="等线" w:hAnsi="Arial" w:cs="Arial"/>
-        </w:rPr>
-        <w:t>J-Link</w:t>
-      </w:r>
-      <w:r>
-        <w:rPr>
-          <w:rFonts w:ascii="Arial" w:eastAsia="等线" w:hAnsi="Arial" w:cs="Arial" w:hint="eastAsia"/>
-        </w:rPr>
-        <w:t>仿真器监控</w:t>
-      </w:r>
-      <w:proofErr w:type="gramStart"/>
-      <w:r>
-        <w:rPr>
-          <w:rFonts w:ascii="Arial" w:eastAsia="等线" w:hAnsi="Arial" w:cs="Arial" w:hint="eastAsia"/>
-        </w:rPr>
-        <w:t>各任务</w:t>
-      </w:r>
-      <w:proofErr w:type="gramEnd"/>
-      <w:r>
-        <w:rPr>
-          <w:rFonts w:ascii="Arial" w:eastAsia="等线" w:hAnsi="Arial" w:cs="Arial" w:hint="eastAsia"/>
-        </w:rPr>
-        <w:t>的运行状态，记录任务响应时间、数据传输时间；测试标准：任务响应延迟</w:t>
+        <w:t>测试目标：验证系统各任务的响应延迟、数据传输延迟，确保实时性满足设计要求；测试方法：通过</w:t>
+      </w:r>
+      <w:r>
+        <w:rPr>
+          <w:rFonts w:ascii="Arial" w:eastAsia="等线" w:hAnsi="Arial" w:cs="Arial" w:hint="eastAsia"/>
+        </w:rPr>
+        <w:t>ST</w:t>
+      </w:r>
+      <w:r>
+        <w:rPr>
+          <w:rFonts w:ascii="Arial" w:eastAsia="等线" w:hAnsi="Arial" w:cs="Arial"/>
+        </w:rPr>
+        <w:t>-Link</w:t>
+      </w:r>
+      <w:r>
+        <w:rPr>
+          <w:rFonts w:ascii="Arial" w:eastAsia="等线" w:hAnsi="Arial" w:cs="Arial" w:hint="eastAsia"/>
+        </w:rPr>
+        <w:t>仿真器监控各任务的运行状态，记录任务响应时间、数据传输时间；测试标准：任务响应延迟</w:t>
       </w:r>
       <w:r>
         <w:rPr>
@@ -26849,7 +25613,6 @@
                 <w:rFonts w:hint="eastAsia"/>
               </w:rPr>
             </w:pPr>
-            <w:proofErr w:type="spellStart"/>
             <w:r>
               <w:rPr>
                 <w:rFonts w:ascii="Arial" w:eastAsia="等线" w:hAnsi="Arial" w:cs="Arial"/>
@@ -26857,7 +25620,6 @@
               <w:lastRenderedPageBreak/>
               <w:t>WiFi</w:t>
             </w:r>
-            <w:proofErr w:type="spellEnd"/>
             <w:r>
               <w:rPr>
                 <w:rFonts w:ascii="Arial" w:eastAsia="等线" w:hAnsi="Arial" w:cs="Arial" w:hint="eastAsia"/>
@@ -27241,21 +26003,7 @@
         <w:rPr>
           <w:rFonts w:ascii="Arial" w:eastAsia="等线" w:hAnsi="Arial" w:cs="Arial" w:hint="eastAsia"/>
         </w:rPr>
-        <w:t>分析：测试数据显示，系统</w:t>
-      </w:r>
-      <w:proofErr w:type="gramStart"/>
-      <w:r>
-        <w:rPr>
-          <w:rFonts w:ascii="Arial" w:eastAsia="等线" w:hAnsi="Arial" w:cs="Arial" w:hint="eastAsia"/>
-        </w:rPr>
-        <w:t>各任务</w:t>
-      </w:r>
-      <w:proofErr w:type="gramEnd"/>
-      <w:r>
-        <w:rPr>
-          <w:rFonts w:ascii="Arial" w:eastAsia="等线" w:hAnsi="Arial" w:cs="Arial" w:hint="eastAsia"/>
-        </w:rPr>
-        <w:t>响应延迟、数据传输延迟均满足设计标准，</w:t>
+        <w:t>分析：测试数据显示，系统各任务响应延迟、数据传输延迟均满足设计标准，</w:t>
       </w:r>
       <w:r>
         <w:rPr>
@@ -27322,14 +26070,12 @@
         </w:rPr>
         <w:t>小时，期间正常操作各功能（音频播放、界面切换、</w:t>
       </w:r>
-      <w:proofErr w:type="spellStart"/>
       <w:r>
         <w:rPr>
           <w:rFonts w:ascii="Arial" w:eastAsia="等线" w:hAnsi="Arial" w:cs="Arial"/>
         </w:rPr>
         <w:t>WiFi</w:t>
       </w:r>
-      <w:proofErr w:type="spellEnd"/>
       <w:r>
         <w:rPr>
           <w:rFonts w:ascii="Arial" w:eastAsia="等线" w:hAnsi="Arial" w:cs="Arial" w:hint="eastAsia"/>
@@ -27374,14 +26120,12 @@
         </w:rPr>
         <w:t>小时，期间能够正常播放音频、切换界面、维持</w:t>
       </w:r>
-      <w:proofErr w:type="spellStart"/>
       <w:r>
         <w:rPr>
           <w:rFonts w:ascii="Arial" w:eastAsia="等线" w:hAnsi="Arial" w:cs="Arial"/>
         </w:rPr>
         <w:t>WiFi</w:t>
       </w:r>
-      <w:proofErr w:type="spellEnd"/>
       <w:r>
         <w:rPr>
           <w:rFonts w:ascii="Arial" w:eastAsia="等线" w:hAnsi="Arial" w:cs="Arial" w:hint="eastAsia"/>
@@ -27394,19 +26138,11 @@
         </w:rPr>
         <w:t>SD</w:t>
       </w:r>
-      <w:proofErr w:type="gramStart"/>
-      <w:r>
-        <w:rPr>
-          <w:rFonts w:ascii="Arial" w:eastAsia="等线" w:hAnsi="Arial" w:cs="Arial" w:hint="eastAsia"/>
-        </w:rPr>
-        <w:t>卡文件</w:t>
-      </w:r>
-      <w:proofErr w:type="gramEnd"/>
-      <w:r>
-        <w:rPr>
-          <w:rFonts w:ascii="Arial" w:eastAsia="等线" w:hAnsi="Arial" w:cs="Arial" w:hint="eastAsia"/>
-        </w:rPr>
-        <w:t>读写正常，无数据丢失、文件损坏问题；</w:t>
+      <w:r>
+        <w:rPr>
+          <w:rFonts w:ascii="Arial" w:eastAsia="等线" w:hAnsi="Arial" w:cs="Arial" w:hint="eastAsia"/>
+        </w:rPr>
+        <w:t>卡文件读写正常，无数据丢失、文件损坏问题；</w:t>
       </w:r>
       <w:r>
         <w:rPr>
@@ -27418,21 +26154,7 @@
         <w:rPr>
           <w:rFonts w:ascii="Arial" w:eastAsia="等线" w:hAnsi="Arial" w:cs="Arial" w:hint="eastAsia"/>
         </w:rPr>
-        <w:t>时钟计时准确，网络时间同步稳定；触摸交互、音频输出、显示效果均保持正常。测试结果表明，系统稳定性良好，能够</w:t>
-      </w:r>
-      <w:proofErr w:type="gramStart"/>
-      <w:r>
-        <w:rPr>
-          <w:rFonts w:ascii="Arial" w:eastAsia="等线" w:hAnsi="Arial" w:cs="Arial" w:hint="eastAsia"/>
-        </w:rPr>
-        <w:t>满足长</w:t>
-      </w:r>
-      <w:proofErr w:type="gramEnd"/>
-      <w:r>
-        <w:rPr>
-          <w:rFonts w:ascii="Arial" w:eastAsia="等线" w:hAnsi="Arial" w:cs="Arial" w:hint="eastAsia"/>
-        </w:rPr>
-        <w:t>时间连续运行的需求。</w:t>
+        <w:t>时钟计时准确，网络时间同步稳定；触摸交互、音频输出、显示效果均保持正常。测试结果表明，系统稳定性良好，能够满足长时间连续运行的需求。</w:t>
       </w:r>
     </w:p>
     <w:p>
@@ -27509,21 +26231,7 @@
         <w:rPr>
           <w:rFonts w:ascii="Arial" w:eastAsia="等线" w:hAnsi="Arial" w:cs="Arial" w:hint="eastAsia"/>
         </w:rPr>
-        <w:t>格式音频文件，监听音频输出效果，记录播放状态；测试标准：音频播放清晰、无杂音、无失真，播放过程无卡顿，</w:t>
-      </w:r>
-      <w:proofErr w:type="gramStart"/>
-      <w:r>
-        <w:rPr>
-          <w:rFonts w:ascii="Arial" w:eastAsia="等线" w:hAnsi="Arial" w:cs="Arial" w:hint="eastAsia"/>
-        </w:rPr>
-        <w:t>切歌响应</w:t>
-      </w:r>
-      <w:proofErr w:type="gramEnd"/>
-      <w:r>
-        <w:rPr>
-          <w:rFonts w:ascii="Arial" w:eastAsia="等线" w:hAnsi="Arial" w:cs="Arial" w:hint="eastAsia"/>
-        </w:rPr>
-        <w:t>及时。</w:t>
+        <w:t>格式音频文件，监听音频输出效果，记录播放状态；测试标准：音频播放清晰、无杂音、无失真，播放过程无卡顿，切歌响应及时。</w:t>
       </w:r>
     </w:p>
     <w:p>
@@ -27634,14 +26342,12 @@
         </w:rPr>
         <w:t>界面的绘制效果、刷新流畅度、中文显示效果；测试结果：界面绘制清晰、布局合理，刷新流畅、无闪烁；中文显示正常，无乱码、错位现象；实时时钟、音频播放进度、</w:t>
       </w:r>
-      <w:proofErr w:type="spellStart"/>
       <w:r>
         <w:rPr>
           <w:rFonts w:ascii="Arial" w:eastAsia="等线" w:hAnsi="Arial" w:cs="Arial"/>
         </w:rPr>
         <w:t>WiFi</w:t>
       </w:r>
-      <w:proofErr w:type="spellEnd"/>
       <w:r>
         <w:rPr>
           <w:rFonts w:ascii="Arial" w:eastAsia="等线" w:hAnsi="Arial" w:cs="Arial" w:hint="eastAsia"/>
@@ -27668,28 +26374,24 @@
         </w:rPr>
         <w:t>联网测试：测试</w:t>
       </w:r>
-      <w:proofErr w:type="spellStart"/>
       <w:r>
         <w:rPr>
           <w:rFonts w:ascii="Arial" w:eastAsia="等线" w:hAnsi="Arial" w:cs="Arial"/>
         </w:rPr>
         <w:t>WiFi</w:t>
       </w:r>
-      <w:proofErr w:type="spellEnd"/>
       <w:r>
         <w:rPr>
           <w:rFonts w:ascii="Arial" w:eastAsia="等线" w:hAnsi="Arial" w:cs="Arial" w:hint="eastAsia"/>
         </w:rPr>
         <w:t>模块的连接稳定性、网络时间同步准确性；测试结果：</w:t>
       </w:r>
-      <w:proofErr w:type="spellStart"/>
       <w:r>
         <w:rPr>
           <w:rFonts w:ascii="Arial" w:eastAsia="等线" w:hAnsi="Arial" w:cs="Arial"/>
         </w:rPr>
         <w:t>WiFi</w:t>
       </w:r>
-      <w:proofErr w:type="spellEnd"/>
       <w:r>
         <w:rPr>
           <w:rFonts w:ascii="Arial" w:eastAsia="等线" w:hAnsi="Arial" w:cs="Arial" w:hint="eastAsia"/>
@@ -27866,14 +26568,12 @@
         </w:rPr>
         <w:t>为核心控制器，围绕多模块嵌入式音视频系统的设计与实现展开研究，结合</w:t>
       </w:r>
-      <w:proofErr w:type="spellStart"/>
       <w:r>
         <w:rPr>
           <w:rFonts w:ascii="Arial" w:eastAsia="等线" w:hAnsi="Arial" w:cs="Arial"/>
         </w:rPr>
         <w:t>FreeRTOS</w:t>
       </w:r>
-      <w:proofErr w:type="spellEnd"/>
       <w:r>
         <w:rPr>
           <w:rFonts w:ascii="Arial" w:eastAsia="等线" w:hAnsi="Arial" w:cs="Arial" w:hint="eastAsia"/>
@@ -27892,14 +26592,12 @@
         </w:rPr>
         <w:t>图形界面库、</w:t>
       </w:r>
-      <w:proofErr w:type="spellStart"/>
       <w:r>
         <w:rPr>
           <w:rFonts w:ascii="Arial" w:eastAsia="等线" w:hAnsi="Arial" w:cs="Arial"/>
         </w:rPr>
         <w:t>FatFS</w:t>
       </w:r>
-      <w:proofErr w:type="spellEnd"/>
       <w:r>
         <w:rPr>
           <w:rFonts w:ascii="Arial" w:eastAsia="等线" w:hAnsi="Arial" w:cs="Arial" w:hint="eastAsia"/>
@@ -28032,16 +26730,8 @@
         <w:rPr>
           <w:rFonts w:ascii="Arial" w:eastAsia="等线" w:hAnsi="Arial" w:cs="Arial"/>
         </w:rPr>
-        <w:t xml:space="preserve"> </w:t>
-      </w:r>
-      <w:proofErr w:type="spellStart"/>
-      <w:r>
-        <w:rPr>
-          <w:rFonts w:ascii="Arial" w:eastAsia="等线" w:hAnsi="Arial" w:cs="Arial"/>
-        </w:rPr>
-        <w:t>WiFi</w:t>
-      </w:r>
-      <w:proofErr w:type="spellEnd"/>
+        <w:t xml:space="preserve"> WiFi</w:t>
+      </w:r>
       <w:r>
         <w:rPr>
           <w:rFonts w:ascii="Arial" w:eastAsia="等线" w:hAnsi="Arial" w:cs="Arial" w:hint="eastAsia"/>
@@ -28068,14 +26758,12 @@
         </w:rPr>
         <w:t>完成了软件系统的设计与开发，基于</w:t>
       </w:r>
-      <w:proofErr w:type="spellStart"/>
       <w:r>
         <w:rPr>
           <w:rFonts w:ascii="Arial" w:eastAsia="等线" w:hAnsi="Arial" w:cs="Arial"/>
         </w:rPr>
         <w:t>FreeRTOS</w:t>
       </w:r>
-      <w:proofErr w:type="spellEnd"/>
       <w:r>
         <w:rPr>
           <w:rFonts w:ascii="Arial" w:eastAsia="等线" w:hAnsi="Arial" w:cs="Arial" w:hint="eastAsia"/>
@@ -28106,14 +26794,12 @@
         </w:rPr>
         <w:t>任务、</w:t>
       </w:r>
-      <w:proofErr w:type="spellStart"/>
       <w:r>
         <w:rPr>
           <w:rFonts w:ascii="Arial" w:eastAsia="等线" w:hAnsi="Arial" w:cs="Arial"/>
         </w:rPr>
         <w:t>WiFi</w:t>
       </w:r>
-      <w:proofErr w:type="spellEnd"/>
       <w:r>
         <w:rPr>
           <w:rFonts w:ascii="Arial" w:eastAsia="等线" w:hAnsi="Arial" w:cs="Arial" w:hint="eastAsia"/>
@@ -28132,28 +26818,24 @@
         </w:rPr>
         <w:t>、</w:t>
       </w:r>
-      <w:proofErr w:type="spellStart"/>
       <w:r>
         <w:rPr>
           <w:rFonts w:ascii="Arial" w:eastAsia="等线" w:hAnsi="Arial" w:cs="Arial"/>
         </w:rPr>
         <w:t>FatFS</w:t>
       </w:r>
-      <w:proofErr w:type="spellEnd"/>
       <w:r>
         <w:rPr>
           <w:rFonts w:ascii="Arial" w:eastAsia="等线" w:hAnsi="Arial" w:cs="Arial" w:hint="eastAsia"/>
         </w:rPr>
         <w:t>等中间件，开发了显示交互、音频播放、</w:t>
       </w:r>
-      <w:proofErr w:type="spellStart"/>
       <w:r>
         <w:rPr>
           <w:rFonts w:ascii="Arial" w:eastAsia="等线" w:hAnsi="Arial" w:cs="Arial"/>
         </w:rPr>
         <w:t>WiFi</w:t>
       </w:r>
-      <w:proofErr w:type="spellEnd"/>
       <w:r>
         <w:rPr>
           <w:rFonts w:ascii="Arial" w:eastAsia="等线" w:hAnsi="Arial" w:cs="Arial" w:hint="eastAsia"/>
@@ -28228,14 +26910,12 @@
         </w:rPr>
         <w:t>的步骤，排查并解决了界面闪烁、音频卡顿、</w:t>
       </w:r>
-      <w:proofErr w:type="spellStart"/>
       <w:r>
         <w:rPr>
           <w:rFonts w:ascii="Arial" w:eastAsia="等线" w:hAnsi="Arial" w:cs="Arial"/>
         </w:rPr>
         <w:t>WiFi</w:t>
       </w:r>
-      <w:proofErr w:type="spellEnd"/>
       <w:r>
         <w:rPr>
           <w:rFonts w:ascii="Arial" w:eastAsia="等线" w:hAnsi="Arial" w:cs="Arial" w:hint="eastAsia"/>
@@ -28312,14 +26992,12 @@
         </w:rPr>
         <w:t>微控制器的外设驱动开发、</w:t>
       </w:r>
-      <w:proofErr w:type="spellStart"/>
       <w:r>
         <w:rPr>
           <w:rFonts w:ascii="Arial" w:eastAsia="等线" w:hAnsi="Arial" w:cs="Arial"/>
         </w:rPr>
         <w:t>FreeRTOS</w:t>
       </w:r>
-      <w:proofErr w:type="spellEnd"/>
       <w:r>
         <w:rPr>
           <w:rFonts w:ascii="Arial" w:eastAsia="等线" w:hAnsi="Arial" w:cs="Arial" w:hint="eastAsia"/>
@@ -28480,21 +27158,7 @@
         <w:rPr>
           <w:rFonts w:ascii="Arial" w:eastAsia="等线" w:hAnsi="Arial" w:cs="Arial" w:hint="eastAsia"/>
         </w:rPr>
-        <w:t>界面设计较为简洁，缺乏个性化设置功能（如界面主题切换、音量调节精细化），人机交互</w:t>
-      </w:r>
-      <w:proofErr w:type="gramStart"/>
-      <w:r>
-        <w:rPr>
-          <w:rFonts w:ascii="Arial" w:eastAsia="等线" w:hAnsi="Arial" w:cs="Arial" w:hint="eastAsia"/>
-        </w:rPr>
-        <w:t>体验仍</w:t>
-      </w:r>
-      <w:proofErr w:type="gramEnd"/>
-      <w:r>
-        <w:rPr>
-          <w:rFonts w:ascii="Arial" w:eastAsia="等线" w:hAnsi="Arial" w:cs="Arial" w:hint="eastAsia"/>
-        </w:rPr>
-        <w:t>有提升空间；</w:t>
+        <w:t>界面设计较为简洁，缺乏个性化设置功能（如界面主题切换、音量调节精细化），人机交互体验仍有提升空间；</w:t>
       </w:r>
     </w:p>
     <w:p>
@@ -28591,14 +27255,12 @@
         </w:rPr>
         <w:t>解码库（如</w:t>
       </w:r>
-      <w:proofErr w:type="spellStart"/>
       <w:r>
         <w:rPr>
           <w:rFonts w:ascii="Arial" w:eastAsia="等线" w:hAnsi="Arial" w:cs="Arial"/>
         </w:rPr>
         <w:t>libmad</w:t>
       </w:r>
-      <w:proofErr w:type="spellEnd"/>
       <w:r>
         <w:rPr>
           <w:rFonts w:ascii="Arial" w:eastAsia="等线" w:hAnsi="Arial" w:cs="Arial" w:hint="eastAsia"/>
@@ -28649,47 +27311,29 @@
         </w:rPr>
         <w:t>，实现天气查询、新闻推送、远程控制等功能；优化</w:t>
       </w:r>
-      <w:proofErr w:type="spellStart"/>
       <w:r>
         <w:rPr>
           <w:rFonts w:ascii="Arial" w:eastAsia="等线" w:hAnsi="Arial" w:cs="Arial"/>
         </w:rPr>
         <w:t>WiFi</w:t>
       </w:r>
-      <w:proofErr w:type="spellEnd"/>
       <w:r>
         <w:rPr>
           <w:rFonts w:ascii="Arial" w:eastAsia="等线" w:hAnsi="Arial" w:cs="Arial" w:hint="eastAsia"/>
         </w:rPr>
         <w:t>连接逻辑，增加</w:t>
       </w:r>
-      <w:proofErr w:type="spellStart"/>
       <w:r>
         <w:rPr>
           <w:rFonts w:ascii="Arial" w:eastAsia="等线" w:hAnsi="Arial" w:cs="Arial"/>
         </w:rPr>
         <w:t>WiFi</w:t>
       </w:r>
-      <w:proofErr w:type="spellEnd"/>
-      <w:r>
-        <w:rPr>
-          <w:rFonts w:ascii="Arial" w:eastAsia="等线" w:hAnsi="Arial" w:cs="Arial" w:hint="eastAsia"/>
-        </w:rPr>
-        <w:t>密码加密存储、</w:t>
-      </w:r>
-      <w:proofErr w:type="gramStart"/>
-      <w:r>
-        <w:rPr>
-          <w:rFonts w:ascii="Arial" w:eastAsia="等线" w:hAnsi="Arial" w:cs="Arial" w:hint="eastAsia"/>
-        </w:rPr>
-        <w:t>多热点</w:t>
-      </w:r>
-      <w:proofErr w:type="gramEnd"/>
-      <w:r>
-        <w:rPr>
-          <w:rFonts w:ascii="Arial" w:eastAsia="等线" w:hAnsi="Arial" w:cs="Arial" w:hint="eastAsia"/>
-        </w:rPr>
-        <w:t>切换等功能，提升联网功能的实用性与安全性。</w:t>
+      <w:r>
+        <w:rPr>
+          <w:rFonts w:ascii="Arial" w:eastAsia="等线" w:hAnsi="Arial" w:cs="Arial" w:hint="eastAsia"/>
+        </w:rPr>
+        <w:t>密码加密存储、多热点切换等功能，提升联网功能的实用性与安全性。</w:t>
       </w:r>
     </w:p>
     <w:p>
@@ -28763,34 +27407,12 @@
         </w:rPr>
         <w:t>拓展系统功能，增加视频播放功能，移植视频解码库，实现简单视频文件的播放；</w:t>
       </w:r>
-      <w:proofErr w:type="gramStart"/>
       <w:r>
         <w:rPr>
           <w:rFonts w:ascii="Arial" w:eastAsia="等线" w:hAnsi="Arial" w:cs="Arial" w:hint="eastAsia"/>
         </w:rPr>
         <w:lastRenderedPageBreak/>
-        <w:t>增加蓝牙通信</w:t>
-      </w:r>
-      <w:proofErr w:type="gramEnd"/>
-      <w:r>
-        <w:rPr>
-          <w:rFonts w:ascii="Arial" w:eastAsia="等线" w:hAnsi="Arial" w:cs="Arial" w:hint="eastAsia"/>
-        </w:rPr>
-        <w:t>模块，实现与手机等设备</w:t>
-      </w:r>
-      <w:proofErr w:type="gramStart"/>
-      <w:r>
-        <w:rPr>
-          <w:rFonts w:ascii="Arial" w:eastAsia="等线" w:hAnsi="Arial" w:cs="Arial" w:hint="eastAsia"/>
-        </w:rPr>
-        <w:t>的蓝牙连接</w:t>
-      </w:r>
-      <w:proofErr w:type="gramEnd"/>
-      <w:r>
-        <w:rPr>
-          <w:rFonts w:ascii="Arial" w:eastAsia="等线" w:hAnsi="Arial" w:cs="Arial" w:hint="eastAsia"/>
-        </w:rPr>
-        <w:t>，拓展数据传输与控制方式。</w:t>
+        <w:t>增加蓝牙通信模块，实现与手机等设备的蓝牙连接，拓展数据传输与控制方式。</w:t>
       </w:r>
     </w:p>
     <w:p>
@@ -28865,70 +27487,43 @@
         </w:rPr>
         <w:t>标准库</w:t>
       </w:r>
-      <w:r>
-        <w:rPr>
-          <w:rFonts w:ascii="Arial" w:eastAsia="等线" w:hAnsi="Arial" w:cs="Arial" w:hint="eastAsia"/>
-        </w:rPr>
-        <w:fldChar w:fldCharType="begin"/>
-      </w:r>
-      <w:r>
-        <w:rPr>
-          <w:rFonts w:ascii="Arial" w:eastAsia="等线" w:hAnsi="Arial" w:cs="Arial" w:hint="eastAsia"/>
-        </w:rPr>
-        <w:instrText>HYPERLINK "https://www.st.com.cn/zh/embedded-software/stm32-standard-peripheral-libraries.html"</w:instrText>
-      </w:r>
-      <w:r>
-        <w:rPr>
-          <w:rFonts w:hint="eastAsia"/>
-        </w:rPr>
-      </w:r>
-      <w:r>
-        <w:rPr>
-          <w:rFonts w:ascii="Arial" w:eastAsia="等线" w:hAnsi="Arial" w:cs="Arial" w:hint="eastAsia"/>
-        </w:rPr>
-        <w:fldChar w:fldCharType="separate"/>
-      </w:r>
-      <w:r>
-        <w:rPr>
-          <w:rStyle w:val="a8"/>
-          <w:rFonts w:ascii="Arial" w:eastAsia="等线" w:hAnsi="Arial" w:cs="Arial"/>
-        </w:rPr>
-        <w:t>STM32</w:t>
-      </w:r>
-      <w:r>
-        <w:rPr>
-          <w:rStyle w:val="a8"/>
-          <w:rFonts w:ascii="Arial" w:eastAsia="等线" w:hAnsi="Arial" w:cs="Arial"/>
-        </w:rPr>
-        <w:t>标准外设软件库</w:t>
-      </w:r>
-      <w:r>
-        <w:rPr>
-          <w:rStyle w:val="a8"/>
-          <w:rFonts w:ascii="Arial" w:eastAsia="等线" w:hAnsi="Arial" w:cs="Arial"/>
-        </w:rPr>
-        <w:t xml:space="preserve"> - </w:t>
-      </w:r>
-      <w:r>
-        <w:rPr>
-          <w:rStyle w:val="a8"/>
-          <w:rFonts w:ascii="Arial" w:eastAsia="等线" w:hAnsi="Arial" w:cs="Arial"/>
-        </w:rPr>
-        <w:t>意法半导体</w:t>
-      </w:r>
-      <w:r>
-        <w:rPr>
-          <w:rStyle w:val="a8"/>
-          <w:rFonts w:ascii="Arial" w:eastAsia="等线" w:hAnsi="Arial" w:cs="Arial"/>
-        </w:rPr>
-        <w:t>STMicroelectronics</w:t>
-      </w:r>
-      <w:r>
-        <w:rPr>
-          <w:rFonts w:ascii="Arial" w:eastAsia="等线" w:hAnsi="Arial" w:cs="Arial" w:hint="eastAsia"/>
-        </w:rPr>
-        <w:fldChar w:fldCharType="end"/>
-      </w:r>
+      <w:hyperlink r:id="rId33" w:history="1">
+        <w:r>
+          <w:rPr>
+            <w:rStyle w:val="a8"/>
+            <w:rFonts w:ascii="Arial" w:eastAsia="等线" w:hAnsi="Arial" w:cs="Arial"/>
+          </w:rPr>
+          <w:t>STM32</w:t>
+        </w:r>
+        <w:r>
+          <w:rPr>
+            <w:rStyle w:val="a8"/>
+            <w:rFonts w:ascii="Arial" w:eastAsia="等线" w:hAnsi="Arial" w:cs="Arial"/>
+          </w:rPr>
+          <w:t>标准外设软件库</w:t>
+        </w:r>
+        <w:r>
+          <w:rPr>
+            <w:rStyle w:val="a8"/>
+            <w:rFonts w:ascii="Arial" w:eastAsia="等线" w:hAnsi="Arial" w:cs="Arial"/>
+          </w:rPr>
+          <w:t xml:space="preserve"> - </w:t>
+        </w:r>
+        <w:r>
+          <w:rPr>
+            <w:rStyle w:val="a8"/>
+            <w:rFonts w:ascii="Arial" w:eastAsia="等线" w:hAnsi="Arial" w:cs="Arial"/>
+          </w:rPr>
+          <w:t>意法半导体</w:t>
+        </w:r>
+        <w:r>
+          <w:rPr>
+            <w:rStyle w:val="a8"/>
+            <w:rFonts w:ascii="Arial" w:eastAsia="等线" w:hAnsi="Arial" w:cs="Arial"/>
+          </w:rPr>
+          <w:t>STMicroelectronics</w:t>
+        </w:r>
+      </w:hyperlink>
     </w:p>
     <w:p>
       <w:pPr>
@@ -28961,7 +27556,7 @@
         </w:rPr>
         <w:t xml:space="preserve"> </w:t>
       </w:r>
-      <w:hyperlink r:id="rId33" w:history="1">
+      <w:hyperlink r:id="rId34" w:history="1">
         <w:r>
           <w:rPr>
             <w:rStyle w:val="a8"/>
@@ -28984,14 +27579,12 @@
           <w:rFonts w:ascii="Arial" w:eastAsia="等线" w:hAnsi="Arial" w:cs="Arial"/>
         </w:rPr>
       </w:pPr>
-      <w:proofErr w:type="spellStart"/>
       <w:r>
         <w:rPr>
           <w:rFonts w:ascii="Arial" w:eastAsia="等线" w:hAnsi="Arial" w:cs="Arial" w:hint="eastAsia"/>
         </w:rPr>
         <w:t>FreeRTOS</w:t>
       </w:r>
-      <w:proofErr w:type="spellEnd"/>
       <w:r>
         <w:rPr>
           <w:rFonts w:ascii="Arial" w:eastAsia="等线" w:hAnsi="Arial" w:cs="Arial" w:hint="eastAsia"/>
@@ -29004,7 +27597,7 @@
         </w:rPr>
         <w:t xml:space="preserve"> </w:t>
       </w:r>
-      <w:hyperlink r:id="rId34" w:history="1">
+      <w:hyperlink r:id="rId35" w:history="1">
         <w:r>
           <w:rPr>
             <w:rStyle w:val="a8"/>
@@ -29045,7 +27638,7 @@
         </w:rPr>
         <w:t xml:space="preserve"> </w:t>
       </w:r>
-      <w:hyperlink r:id="rId35" w:history="1">
+      <w:hyperlink r:id="rId36" w:history="1">
         <w:r>
           <w:rPr>
             <w:rStyle w:val="a8"/>
@@ -29065,7 +27658,7 @@
         <w:spacing w:before="120" w:after="120" w:line="288" w:lineRule="auto"/>
         <w:ind w:firstLineChars="0"/>
         <w:rPr>
-          <w:rFonts w:ascii="Arial" w:eastAsia="等线" w:hAnsi="Arial" w:cs="Arial"/>
+          <w:rFonts w:ascii="Arial" w:eastAsia="等线" w:hAnsi="Arial" w:cs="Arial" w:hint="eastAsia"/>
         </w:rPr>
       </w:pPr>
       <w:r>
@@ -29104,21 +27697,7 @@
         </w:rPr>
         <w:t>驱动</w:t>
       </w:r>
-    </w:p>
-    <w:p>
-      <w:pPr>
-        <w:pStyle w:val="a7"/>
-        <w:numPr>
-          <w:ilvl w:val="0"/>
-          <w:numId w:val="57"/>
-        </w:numPr>
-        <w:spacing w:before="120" w:after="120" w:line="288" w:lineRule="auto"/>
-        <w:ind w:firstLineChars="0"/>
-        <w:rPr>
-          <w:rFonts w:ascii="Arial" w:eastAsia="等线" w:hAnsi="Arial" w:cs="Arial"/>
-        </w:rPr>
-      </w:pPr>
-      <w:hyperlink r:id="rId36" w:history="1">
+      <w:hyperlink r:id="rId37" w:history="1">
         <w:r>
           <w:rPr>
             <w:rStyle w:val="a8"/>
@@ -29138,7 +27717,7 @@
         <w:spacing w:before="120" w:after="120" w:line="288" w:lineRule="auto"/>
         <w:ind w:firstLineChars="0"/>
         <w:rPr>
-          <w:rFonts w:ascii="Arial" w:eastAsia="等线" w:hAnsi="Arial" w:cs="Arial" w:hint="eastAsia"/>
+          <w:rFonts w:ascii="Arial" w:eastAsia="等线" w:hAnsi="Arial" w:cs="Arial"/>
         </w:rPr>
       </w:pPr>
       <w:r>
@@ -29163,23 +27742,15 @@
         <w:rPr>
           <w:rFonts w:ascii="Arial" w:eastAsia="等线" w:hAnsi="Arial" w:cs="Arial" w:hint="eastAsia"/>
         </w:rPr>
-        <w:t>,</w:t>
-      </w:r>
-      <w:proofErr w:type="spellStart"/>
-      <w:r>
-        <w:rPr>
-          <w:rFonts w:ascii="Arial" w:eastAsia="等线" w:hAnsi="Arial" w:cs="Arial" w:hint="eastAsia"/>
-        </w:rPr>
-        <w:t>FreeRTOS,LVGL</w:t>
-      </w:r>
-      <w:proofErr w:type="spellEnd"/>
+        <w:t>,FreeRTOS,LVGL</w:t>
+      </w:r>
       <w:r>
         <w:rPr>
           <w:rFonts w:ascii="Arial" w:eastAsia="等线" w:hAnsi="Arial" w:cs="Arial" w:hint="eastAsia"/>
         </w:rPr>
         <w:t>教学视频</w:t>
       </w:r>
-      <w:hyperlink r:id="rId37" w:history="1">
+      <w:hyperlink r:id="rId38" w:history="1">
         <w:r>
           <w:rPr>
             <w:rStyle w:val="a8"/>
@@ -29194,7 +27765,7 @@
         </w:rPr>
         <w:t xml:space="preserve"> </w:t>
       </w:r>
-      <w:hyperlink r:id="rId38" w:history="1">
+      <w:hyperlink r:id="rId39" w:history="1">
         <w:r>
           <w:rPr>
             <w:rStyle w:val="a8"/>
@@ -29217,14 +27788,12 @@
           <w:rFonts w:ascii="Arial" w:eastAsia="等线" w:hAnsi="Arial" w:cs="Arial"/>
         </w:rPr>
       </w:pPr>
-      <w:proofErr w:type="gramStart"/>
       <w:r>
         <w:rPr>
           <w:rFonts w:ascii="Arial" w:eastAsia="等线" w:hAnsi="Arial" w:cs="Arial" w:hint="eastAsia"/>
         </w:rPr>
         <w:t>江协科技</w:t>
       </w:r>
-      <w:proofErr w:type="gramEnd"/>
       <w:r>
         <w:rPr>
           <w:rFonts w:ascii="Arial" w:eastAsia="等线" w:hAnsi="Arial" w:cs="Arial" w:hint="eastAsia"/>
@@ -29237,7 +27806,7 @@
         </w:rPr>
         <w:t>标准库教程</w:t>
       </w:r>
-      <w:hyperlink r:id="rId39" w:history="1">
+      <w:hyperlink r:id="rId40" w:history="1">
         <w:r>
           <w:rPr>
             <w:rStyle w:val="a8"/>
@@ -29260,14 +27829,12 @@
           <w:rFonts w:ascii="Arial" w:eastAsia="等线" w:hAnsi="Arial" w:cs="Arial"/>
         </w:rPr>
       </w:pPr>
-      <w:proofErr w:type="gramStart"/>
       <w:r>
         <w:rPr>
           <w:rFonts w:ascii="Arial" w:eastAsia="等线" w:hAnsi="Arial" w:cs="Arial" w:hint="eastAsia"/>
         </w:rPr>
         <w:t>淘宝店铺</w:t>
       </w:r>
-      <w:proofErr w:type="gramEnd"/>
       <w:r>
         <w:rPr>
           <w:rFonts w:ascii="Arial" w:eastAsia="等线" w:hAnsi="Arial" w:cs="Arial" w:hint="eastAsia"/>
@@ -29278,21 +27845,7 @@
         <w:rPr>
           <w:rFonts w:ascii="Arial" w:eastAsia="等线" w:hAnsi="Arial" w:cs="Arial" w:hint="eastAsia"/>
         </w:rPr>
-        <w:t>开发</w:t>
-      </w:r>
-      <w:proofErr w:type="gramStart"/>
-      <w:r>
-        <w:rPr>
-          <w:rFonts w:ascii="Arial" w:eastAsia="等线" w:hAnsi="Arial" w:cs="Arial" w:hint="eastAsia"/>
-        </w:rPr>
-        <w:t>版配套</w:t>
-      </w:r>
-      <w:proofErr w:type="gramEnd"/>
-      <w:r>
-        <w:rPr>
-          <w:rFonts w:ascii="Arial" w:eastAsia="等线" w:hAnsi="Arial" w:cs="Arial" w:hint="eastAsia"/>
-        </w:rPr>
-        <w:t>资料</w:t>
+        <w:t>开发版配套资料</w:t>
       </w:r>
     </w:p>
     <w:p>
